--- a/Otchot — копия.docx
+++ b/Otchot — копия.docx
@@ -4,22 +4,2590 @@
   <w:body>
     <w:p>
       <w:pPr>
-        <w:rPr>
-          <w:rFonts w:ascii="Courier New" w:eastAsia="Times New Roman" w:hAnsi="Courier New" w:cs="Courier New"/>
+        <w:jc w:val="center"/>
+        <w:rPr>
+          <w:rFonts w:ascii="Times New Roman" w:hAnsi="Times New Roman" w:cs="Times New Roman"/>
           <w:b/>
           <w:color w:val="1F1F1F"/>
-          <w:sz w:val="16"/>
-          <w:szCs w:val="16"/>
-          <w:lang w:val="en-US" w:eastAsia="ru-RU"/>
-        </w:rPr>
-      </w:pPr>
-      <w:r>
-        <w:rPr>
-          <w:rFonts w:ascii="Courier New" w:hAnsi="Courier New" w:cs="Courier New"/>
+          <w:sz w:val="28"/>
+          <w:szCs w:val="28"/>
+        </w:rPr>
+      </w:pPr>
+      <w:r>
+        <w:rPr>
+          <w:rFonts w:ascii="Times New Roman" w:hAnsi="Times New Roman" w:cs="Times New Roman"/>
           <w:b/>
           <w:color w:val="1F1F1F"/>
-          <w:sz w:val="16"/>
-          <w:szCs w:val="16"/>
+          <w:sz w:val="28"/>
+          <w:szCs w:val="28"/>
+        </w:rPr>
+        <w:t xml:space="preserve">Содержание </w:t>
+      </w:r>
+      <w:r>
+        <w:rPr>
+          <w:rFonts w:ascii="Times New Roman" w:hAnsi="Times New Roman" w:cs="Times New Roman"/>
+          <w:b/>
+          <w:color w:val="1F1F1F"/>
+          <w:sz w:val="28"/>
+          <w:szCs w:val="28"/>
+        </w:rPr>
+        <w:fldChar w:fldCharType="begin"/>
+      </w:r>
+      <w:r>
+        <w:rPr>
+          <w:rFonts w:ascii="Times New Roman" w:hAnsi="Times New Roman" w:cs="Times New Roman"/>
+          <w:b/>
+          <w:color w:val="1F1F1F"/>
+          <w:sz w:val="28"/>
+          <w:szCs w:val="28"/>
+        </w:rPr>
+        <w:instrText xml:space="preserve"> TOC \h \z \t "111111111111111;1;222222222222222222;1" </w:instrText>
+      </w:r>
+      <w:r>
+        <w:rPr>
+          <w:rFonts w:ascii="Times New Roman" w:hAnsi="Times New Roman" w:cs="Times New Roman"/>
+          <w:b/>
+          <w:color w:val="1F1F1F"/>
+          <w:sz w:val="28"/>
+          <w:szCs w:val="28"/>
+        </w:rPr>
+        <w:fldChar w:fldCharType="separate"/>
+      </w:r>
+    </w:p>
+    <w:p>
+      <w:pPr>
+        <w:pStyle w:val="11"/>
+        <w:tabs>
+          <w:tab w:val="right" w:leader="dot" w:pos="9345"/>
+        </w:tabs>
+        <w:rPr>
+          <w:rFonts w:ascii="Times New Roman" w:eastAsiaTheme="minorEastAsia" w:hAnsi="Times New Roman" w:cs="Times New Roman"/>
+          <w:noProof/>
+          <w:sz w:val="28"/>
+          <w:szCs w:val="28"/>
+          <w:lang w:eastAsia="ru-RU"/>
+        </w:rPr>
+      </w:pPr>
+      <w:hyperlink w:anchor="_Toc231301755" w:history="1">
+        <w:r>
+          <w:rPr>
+            <w:rStyle w:val="a4"/>
+            <w:rFonts w:ascii="Times New Roman" w:hAnsi="Times New Roman" w:cs="Times New Roman"/>
+            <w:noProof/>
+            <w:sz w:val="28"/>
+            <w:szCs w:val="28"/>
+          </w:rPr>
+          <w:t>ВВЕДЕНИЕ</w:t>
+        </w:r>
+        <w:r>
+          <w:rPr>
+            <w:rFonts w:ascii="Times New Roman" w:hAnsi="Times New Roman" w:cs="Times New Roman"/>
+            <w:noProof/>
+            <w:webHidden/>
+            <w:sz w:val="28"/>
+            <w:szCs w:val="28"/>
+          </w:rPr>
+          <w:tab/>
+        </w:r>
+        <w:r>
+          <w:rPr>
+            <w:rFonts w:ascii="Times New Roman" w:hAnsi="Times New Roman" w:cs="Times New Roman"/>
+            <w:noProof/>
+            <w:webHidden/>
+            <w:sz w:val="28"/>
+            <w:szCs w:val="28"/>
+          </w:rPr>
+          <w:fldChar w:fldCharType="begin"/>
+        </w:r>
+        <w:r>
+          <w:rPr>
+            <w:rFonts w:ascii="Times New Roman" w:hAnsi="Times New Roman" w:cs="Times New Roman"/>
+            <w:noProof/>
+            <w:webHidden/>
+            <w:sz w:val="28"/>
+            <w:szCs w:val="28"/>
+          </w:rPr>
+          <w:instrText xml:space="preserve"> PAGEREF _Toc231301755 \h </w:instrText>
+        </w:r>
+        <w:r>
+          <w:rPr>
+            <w:rFonts w:ascii="Times New Roman" w:hAnsi="Times New Roman" w:cs="Times New Roman"/>
+            <w:noProof/>
+            <w:webHidden/>
+            <w:sz w:val="28"/>
+            <w:szCs w:val="28"/>
+          </w:rPr>
+        </w:r>
+        <w:r>
+          <w:rPr>
+            <w:rFonts w:ascii="Times New Roman" w:hAnsi="Times New Roman" w:cs="Times New Roman"/>
+            <w:noProof/>
+            <w:webHidden/>
+            <w:sz w:val="28"/>
+            <w:szCs w:val="28"/>
+          </w:rPr>
+          <w:fldChar w:fldCharType="separate"/>
+        </w:r>
+        <w:r>
+          <w:rPr>
+            <w:rFonts w:ascii="Times New Roman" w:hAnsi="Times New Roman" w:cs="Times New Roman"/>
+            <w:noProof/>
+            <w:webHidden/>
+            <w:sz w:val="28"/>
+            <w:szCs w:val="28"/>
+          </w:rPr>
+          <w:t>2</w:t>
+        </w:r>
+        <w:r>
+          <w:rPr>
+            <w:rFonts w:ascii="Times New Roman" w:hAnsi="Times New Roman" w:cs="Times New Roman"/>
+            <w:noProof/>
+            <w:webHidden/>
+            <w:sz w:val="28"/>
+            <w:szCs w:val="28"/>
+          </w:rPr>
+          <w:fldChar w:fldCharType="end"/>
+        </w:r>
+      </w:hyperlink>
+    </w:p>
+    <w:p>
+      <w:pPr>
+        <w:pStyle w:val="11"/>
+        <w:tabs>
+          <w:tab w:val="right" w:leader="dot" w:pos="9345"/>
+        </w:tabs>
+        <w:rPr>
+          <w:rFonts w:ascii="Times New Roman" w:eastAsiaTheme="minorEastAsia" w:hAnsi="Times New Roman" w:cs="Times New Roman"/>
+          <w:noProof/>
+          <w:sz w:val="28"/>
+          <w:szCs w:val="28"/>
+          <w:lang w:eastAsia="ru-RU"/>
+        </w:rPr>
+      </w:pPr>
+      <w:hyperlink w:anchor="_Toc231301756" w:history="1">
+        <w:r>
+          <w:rPr>
+            <w:rStyle w:val="a4"/>
+            <w:rFonts w:ascii="Times New Roman" w:hAnsi="Times New Roman" w:cs="Times New Roman"/>
+            <w:noProof/>
+            <w:sz w:val="28"/>
+            <w:szCs w:val="28"/>
+          </w:rPr>
+          <w:t>1 ТЕХНИКА БЕЗОПАСНОСТИ</w:t>
+        </w:r>
+        <w:r>
+          <w:rPr>
+            <w:rFonts w:ascii="Times New Roman" w:hAnsi="Times New Roman" w:cs="Times New Roman"/>
+            <w:noProof/>
+            <w:webHidden/>
+            <w:sz w:val="28"/>
+            <w:szCs w:val="28"/>
+          </w:rPr>
+          <w:tab/>
+        </w:r>
+        <w:r>
+          <w:rPr>
+            <w:rFonts w:ascii="Times New Roman" w:hAnsi="Times New Roman" w:cs="Times New Roman"/>
+            <w:noProof/>
+            <w:webHidden/>
+            <w:sz w:val="28"/>
+            <w:szCs w:val="28"/>
+          </w:rPr>
+          <w:fldChar w:fldCharType="begin"/>
+        </w:r>
+        <w:r>
+          <w:rPr>
+            <w:rFonts w:ascii="Times New Roman" w:hAnsi="Times New Roman" w:cs="Times New Roman"/>
+            <w:noProof/>
+            <w:webHidden/>
+            <w:sz w:val="28"/>
+            <w:szCs w:val="28"/>
+          </w:rPr>
+          <w:instrText xml:space="preserve"> PAGEREF _Toc231301756 \h </w:instrText>
+        </w:r>
+        <w:r>
+          <w:rPr>
+            <w:rFonts w:ascii="Times New Roman" w:hAnsi="Times New Roman" w:cs="Times New Roman"/>
+            <w:noProof/>
+            <w:webHidden/>
+            <w:sz w:val="28"/>
+            <w:szCs w:val="28"/>
+          </w:rPr>
+        </w:r>
+        <w:r>
+          <w:rPr>
+            <w:rFonts w:ascii="Times New Roman" w:hAnsi="Times New Roman" w:cs="Times New Roman"/>
+            <w:noProof/>
+            <w:webHidden/>
+            <w:sz w:val="28"/>
+            <w:szCs w:val="28"/>
+          </w:rPr>
+          <w:fldChar w:fldCharType="separate"/>
+        </w:r>
+        <w:r>
+          <w:rPr>
+            <w:rFonts w:ascii="Times New Roman" w:hAnsi="Times New Roman" w:cs="Times New Roman"/>
+            <w:noProof/>
+            <w:webHidden/>
+            <w:sz w:val="28"/>
+            <w:szCs w:val="28"/>
+          </w:rPr>
+          <w:t>4</w:t>
+        </w:r>
+        <w:r>
+          <w:rPr>
+            <w:rFonts w:ascii="Times New Roman" w:hAnsi="Times New Roman" w:cs="Times New Roman"/>
+            <w:noProof/>
+            <w:webHidden/>
+            <w:sz w:val="28"/>
+            <w:szCs w:val="28"/>
+          </w:rPr>
+          <w:fldChar w:fldCharType="end"/>
+        </w:r>
+      </w:hyperlink>
+    </w:p>
+    <w:p>
+      <w:pPr>
+        <w:pStyle w:val="11"/>
+        <w:tabs>
+          <w:tab w:val="right" w:leader="dot" w:pos="9345"/>
+        </w:tabs>
+        <w:rPr>
+          <w:rFonts w:ascii="Times New Roman" w:eastAsiaTheme="minorEastAsia" w:hAnsi="Times New Roman" w:cs="Times New Roman"/>
+          <w:noProof/>
+          <w:sz w:val="28"/>
+          <w:szCs w:val="28"/>
+          <w:lang w:eastAsia="ru-RU"/>
+        </w:rPr>
+      </w:pPr>
+      <w:hyperlink w:anchor="_Toc231301757" w:history="1">
+        <w:r>
+          <w:rPr>
+            <w:rStyle w:val="a4"/>
+            <w:rFonts w:ascii="Times New Roman" w:hAnsi="Times New Roman" w:cs="Times New Roman"/>
+            <w:noProof/>
+            <w:sz w:val="28"/>
+            <w:szCs w:val="28"/>
+          </w:rPr>
+          <w:t>1.1. Инструкция по охране труда</w:t>
+        </w:r>
+        <w:r>
+          <w:rPr>
+            <w:rFonts w:ascii="Times New Roman" w:hAnsi="Times New Roman" w:cs="Times New Roman"/>
+            <w:noProof/>
+            <w:webHidden/>
+            <w:sz w:val="28"/>
+            <w:szCs w:val="28"/>
+          </w:rPr>
+          <w:tab/>
+        </w:r>
+        <w:r>
+          <w:rPr>
+            <w:rFonts w:ascii="Times New Roman" w:hAnsi="Times New Roman" w:cs="Times New Roman"/>
+            <w:noProof/>
+            <w:webHidden/>
+            <w:sz w:val="28"/>
+            <w:szCs w:val="28"/>
+          </w:rPr>
+          <w:fldChar w:fldCharType="begin"/>
+        </w:r>
+        <w:r>
+          <w:rPr>
+            <w:rFonts w:ascii="Times New Roman" w:hAnsi="Times New Roman" w:cs="Times New Roman"/>
+            <w:noProof/>
+            <w:webHidden/>
+            <w:sz w:val="28"/>
+            <w:szCs w:val="28"/>
+          </w:rPr>
+          <w:instrText xml:space="preserve"> PAGEREF _Toc231301757 \h </w:instrText>
+        </w:r>
+        <w:r>
+          <w:rPr>
+            <w:rFonts w:ascii="Times New Roman" w:hAnsi="Times New Roman" w:cs="Times New Roman"/>
+            <w:noProof/>
+            <w:webHidden/>
+            <w:sz w:val="28"/>
+            <w:szCs w:val="28"/>
+          </w:rPr>
+        </w:r>
+        <w:r>
+          <w:rPr>
+            <w:rFonts w:ascii="Times New Roman" w:hAnsi="Times New Roman" w:cs="Times New Roman"/>
+            <w:noProof/>
+            <w:webHidden/>
+            <w:sz w:val="28"/>
+            <w:szCs w:val="28"/>
+          </w:rPr>
+          <w:fldChar w:fldCharType="separate"/>
+        </w:r>
+        <w:r>
+          <w:rPr>
+            <w:rFonts w:ascii="Times New Roman" w:hAnsi="Times New Roman" w:cs="Times New Roman"/>
+            <w:noProof/>
+            <w:webHidden/>
+            <w:sz w:val="28"/>
+            <w:szCs w:val="28"/>
+          </w:rPr>
+          <w:t>4</w:t>
+        </w:r>
+        <w:r>
+          <w:rPr>
+            <w:rFonts w:ascii="Times New Roman" w:hAnsi="Times New Roman" w:cs="Times New Roman"/>
+            <w:noProof/>
+            <w:webHidden/>
+            <w:sz w:val="28"/>
+            <w:szCs w:val="28"/>
+          </w:rPr>
+          <w:fldChar w:fldCharType="end"/>
+        </w:r>
+      </w:hyperlink>
+    </w:p>
+    <w:p>
+      <w:pPr>
+        <w:pStyle w:val="11"/>
+        <w:tabs>
+          <w:tab w:val="right" w:leader="dot" w:pos="9345"/>
+        </w:tabs>
+        <w:rPr>
+          <w:rFonts w:ascii="Times New Roman" w:eastAsiaTheme="minorEastAsia" w:hAnsi="Times New Roman" w:cs="Times New Roman"/>
+          <w:noProof/>
+          <w:sz w:val="28"/>
+          <w:szCs w:val="28"/>
+          <w:lang w:eastAsia="ru-RU"/>
+        </w:rPr>
+      </w:pPr>
+      <w:hyperlink w:anchor="_Toc231301758" w:history="1">
+        <w:r>
+          <w:rPr>
+            <w:rStyle w:val="a4"/>
+            <w:rFonts w:ascii="Times New Roman" w:hAnsi="Times New Roman" w:cs="Times New Roman"/>
+            <w:noProof/>
+            <w:sz w:val="28"/>
+            <w:szCs w:val="28"/>
+          </w:rPr>
+          <w:t>1.2. Инструкции по технике безопасности и пожароопасности</w:t>
+        </w:r>
+        <w:r>
+          <w:rPr>
+            <w:rFonts w:ascii="Times New Roman" w:hAnsi="Times New Roman" w:cs="Times New Roman"/>
+            <w:noProof/>
+            <w:webHidden/>
+            <w:sz w:val="28"/>
+            <w:szCs w:val="28"/>
+          </w:rPr>
+          <w:tab/>
+        </w:r>
+        <w:r>
+          <w:rPr>
+            <w:rFonts w:ascii="Times New Roman" w:hAnsi="Times New Roman" w:cs="Times New Roman"/>
+            <w:noProof/>
+            <w:webHidden/>
+            <w:sz w:val="28"/>
+            <w:szCs w:val="28"/>
+          </w:rPr>
+          <w:fldChar w:fldCharType="begin"/>
+        </w:r>
+        <w:r>
+          <w:rPr>
+            <w:rFonts w:ascii="Times New Roman" w:hAnsi="Times New Roman" w:cs="Times New Roman"/>
+            <w:noProof/>
+            <w:webHidden/>
+            <w:sz w:val="28"/>
+            <w:szCs w:val="28"/>
+          </w:rPr>
+          <w:instrText xml:space="preserve"> PAGEREF _Toc231301758 \h </w:instrText>
+        </w:r>
+        <w:r>
+          <w:rPr>
+            <w:rFonts w:ascii="Times New Roman" w:hAnsi="Times New Roman" w:cs="Times New Roman"/>
+            <w:noProof/>
+            <w:webHidden/>
+            <w:sz w:val="28"/>
+            <w:szCs w:val="28"/>
+          </w:rPr>
+        </w:r>
+        <w:r>
+          <w:rPr>
+            <w:rFonts w:ascii="Times New Roman" w:hAnsi="Times New Roman" w:cs="Times New Roman"/>
+            <w:noProof/>
+            <w:webHidden/>
+            <w:sz w:val="28"/>
+            <w:szCs w:val="28"/>
+          </w:rPr>
+          <w:fldChar w:fldCharType="separate"/>
+        </w:r>
+        <w:r>
+          <w:rPr>
+            <w:rFonts w:ascii="Times New Roman" w:hAnsi="Times New Roman" w:cs="Times New Roman"/>
+            <w:noProof/>
+            <w:webHidden/>
+            <w:sz w:val="28"/>
+            <w:szCs w:val="28"/>
+          </w:rPr>
+          <w:t>4</w:t>
+        </w:r>
+        <w:r>
+          <w:rPr>
+            <w:rFonts w:ascii="Times New Roman" w:hAnsi="Times New Roman" w:cs="Times New Roman"/>
+            <w:noProof/>
+            <w:webHidden/>
+            <w:sz w:val="28"/>
+            <w:szCs w:val="28"/>
+          </w:rPr>
+          <w:fldChar w:fldCharType="end"/>
+        </w:r>
+      </w:hyperlink>
+    </w:p>
+    <w:p>
+      <w:pPr>
+        <w:pStyle w:val="11"/>
+        <w:tabs>
+          <w:tab w:val="right" w:leader="dot" w:pos="9345"/>
+        </w:tabs>
+        <w:rPr>
+          <w:rFonts w:ascii="Times New Roman" w:eastAsiaTheme="minorEastAsia" w:hAnsi="Times New Roman" w:cs="Times New Roman"/>
+          <w:noProof/>
+          <w:sz w:val="28"/>
+          <w:szCs w:val="28"/>
+          <w:lang w:eastAsia="ru-RU"/>
+        </w:rPr>
+      </w:pPr>
+      <w:hyperlink w:anchor="_Toc231301759" w:history="1">
+        <w:r>
+          <w:rPr>
+            <w:rStyle w:val="a4"/>
+            <w:rFonts w:ascii="Times New Roman" w:hAnsi="Times New Roman" w:cs="Times New Roman"/>
+            <w:noProof/>
+            <w:sz w:val="28"/>
+            <w:szCs w:val="28"/>
+          </w:rPr>
+          <w:t>1.3. Меры по обеспечение безопасности при работе с компьютерной техникой</w:t>
+        </w:r>
+        <w:r>
+          <w:rPr>
+            <w:rFonts w:ascii="Times New Roman" w:hAnsi="Times New Roman" w:cs="Times New Roman"/>
+            <w:noProof/>
+            <w:webHidden/>
+            <w:sz w:val="28"/>
+            <w:szCs w:val="28"/>
+          </w:rPr>
+          <w:tab/>
+        </w:r>
+        <w:r>
+          <w:rPr>
+            <w:rFonts w:ascii="Times New Roman" w:hAnsi="Times New Roman" w:cs="Times New Roman"/>
+            <w:noProof/>
+            <w:webHidden/>
+            <w:sz w:val="28"/>
+            <w:szCs w:val="28"/>
+          </w:rPr>
+          <w:fldChar w:fldCharType="begin"/>
+        </w:r>
+        <w:r>
+          <w:rPr>
+            <w:rFonts w:ascii="Times New Roman" w:hAnsi="Times New Roman" w:cs="Times New Roman"/>
+            <w:noProof/>
+            <w:webHidden/>
+            <w:sz w:val="28"/>
+            <w:szCs w:val="28"/>
+          </w:rPr>
+          <w:instrText xml:space="preserve"> PAGEREF _Toc231301759 \h </w:instrText>
+        </w:r>
+        <w:r>
+          <w:rPr>
+            <w:rFonts w:ascii="Times New Roman" w:hAnsi="Times New Roman" w:cs="Times New Roman"/>
+            <w:noProof/>
+            <w:webHidden/>
+            <w:sz w:val="28"/>
+            <w:szCs w:val="28"/>
+          </w:rPr>
+        </w:r>
+        <w:r>
+          <w:rPr>
+            <w:rFonts w:ascii="Times New Roman" w:hAnsi="Times New Roman" w:cs="Times New Roman"/>
+            <w:noProof/>
+            <w:webHidden/>
+            <w:sz w:val="28"/>
+            <w:szCs w:val="28"/>
+          </w:rPr>
+          <w:fldChar w:fldCharType="separate"/>
+        </w:r>
+        <w:r>
+          <w:rPr>
+            <w:rFonts w:ascii="Times New Roman" w:hAnsi="Times New Roman" w:cs="Times New Roman"/>
+            <w:noProof/>
+            <w:webHidden/>
+            <w:sz w:val="28"/>
+            <w:szCs w:val="28"/>
+          </w:rPr>
+          <w:t>5</w:t>
+        </w:r>
+        <w:r>
+          <w:rPr>
+            <w:rFonts w:ascii="Times New Roman" w:hAnsi="Times New Roman" w:cs="Times New Roman"/>
+            <w:noProof/>
+            <w:webHidden/>
+            <w:sz w:val="28"/>
+            <w:szCs w:val="28"/>
+          </w:rPr>
+          <w:fldChar w:fldCharType="end"/>
+        </w:r>
+      </w:hyperlink>
+    </w:p>
+    <w:p>
+      <w:pPr>
+        <w:pStyle w:val="11"/>
+        <w:tabs>
+          <w:tab w:val="right" w:leader="dot" w:pos="9345"/>
+        </w:tabs>
+        <w:rPr>
+          <w:rFonts w:ascii="Times New Roman" w:eastAsiaTheme="minorEastAsia" w:hAnsi="Times New Roman" w:cs="Times New Roman"/>
+          <w:noProof/>
+          <w:sz w:val="28"/>
+          <w:szCs w:val="28"/>
+          <w:lang w:eastAsia="ru-RU"/>
+        </w:rPr>
+      </w:pPr>
+      <w:hyperlink w:anchor="_Toc231301760" w:history="1">
+        <w:r>
+          <w:rPr>
+            <w:rStyle w:val="a4"/>
+            <w:rFonts w:ascii="Times New Roman" w:hAnsi="Times New Roman" w:cs="Times New Roman"/>
+            <w:noProof/>
+            <w:sz w:val="28"/>
+            <w:szCs w:val="28"/>
+          </w:rPr>
+          <w:t>2 АНАЛИЗ ПРЕДМЕТНОЙ ОБЛАСТИ</w:t>
+        </w:r>
+        <w:r>
+          <w:rPr>
+            <w:rFonts w:ascii="Times New Roman" w:hAnsi="Times New Roman" w:cs="Times New Roman"/>
+            <w:noProof/>
+            <w:webHidden/>
+            <w:sz w:val="28"/>
+            <w:szCs w:val="28"/>
+          </w:rPr>
+          <w:tab/>
+        </w:r>
+        <w:r>
+          <w:rPr>
+            <w:rFonts w:ascii="Times New Roman" w:hAnsi="Times New Roman" w:cs="Times New Roman"/>
+            <w:noProof/>
+            <w:webHidden/>
+            <w:sz w:val="28"/>
+            <w:szCs w:val="28"/>
+          </w:rPr>
+          <w:fldChar w:fldCharType="begin"/>
+        </w:r>
+        <w:r>
+          <w:rPr>
+            <w:rFonts w:ascii="Times New Roman" w:hAnsi="Times New Roman" w:cs="Times New Roman"/>
+            <w:noProof/>
+            <w:webHidden/>
+            <w:sz w:val="28"/>
+            <w:szCs w:val="28"/>
+          </w:rPr>
+          <w:instrText xml:space="preserve"> PAGEREF _Toc231301760 \h </w:instrText>
+        </w:r>
+        <w:r>
+          <w:rPr>
+            <w:rFonts w:ascii="Times New Roman" w:hAnsi="Times New Roman" w:cs="Times New Roman"/>
+            <w:noProof/>
+            <w:webHidden/>
+            <w:sz w:val="28"/>
+            <w:szCs w:val="28"/>
+          </w:rPr>
+        </w:r>
+        <w:r>
+          <w:rPr>
+            <w:rFonts w:ascii="Times New Roman" w:hAnsi="Times New Roman" w:cs="Times New Roman"/>
+            <w:noProof/>
+            <w:webHidden/>
+            <w:sz w:val="28"/>
+            <w:szCs w:val="28"/>
+          </w:rPr>
+          <w:fldChar w:fldCharType="separate"/>
+        </w:r>
+        <w:r>
+          <w:rPr>
+            <w:rFonts w:ascii="Times New Roman" w:hAnsi="Times New Roman" w:cs="Times New Roman"/>
+            <w:noProof/>
+            <w:webHidden/>
+            <w:sz w:val="28"/>
+            <w:szCs w:val="28"/>
+          </w:rPr>
+          <w:t>6</w:t>
+        </w:r>
+        <w:r>
+          <w:rPr>
+            <w:rFonts w:ascii="Times New Roman" w:hAnsi="Times New Roman" w:cs="Times New Roman"/>
+            <w:noProof/>
+            <w:webHidden/>
+            <w:sz w:val="28"/>
+            <w:szCs w:val="28"/>
+          </w:rPr>
+          <w:fldChar w:fldCharType="end"/>
+        </w:r>
+      </w:hyperlink>
+    </w:p>
+    <w:p>
+      <w:pPr>
+        <w:pStyle w:val="11"/>
+        <w:tabs>
+          <w:tab w:val="right" w:leader="dot" w:pos="9345"/>
+        </w:tabs>
+        <w:rPr>
+          <w:rFonts w:ascii="Times New Roman" w:eastAsiaTheme="minorEastAsia" w:hAnsi="Times New Roman" w:cs="Times New Roman"/>
+          <w:noProof/>
+          <w:sz w:val="28"/>
+          <w:szCs w:val="28"/>
+          <w:lang w:eastAsia="ru-RU"/>
+        </w:rPr>
+      </w:pPr>
+      <w:hyperlink w:anchor="_Toc231301761" w:history="1">
+        <w:r>
+          <w:rPr>
+            <w:rStyle w:val="a4"/>
+            <w:rFonts w:ascii="Times New Roman" w:hAnsi="Times New Roman" w:cs="Times New Roman"/>
+            <w:noProof/>
+            <w:sz w:val="28"/>
+            <w:szCs w:val="28"/>
+          </w:rPr>
+          <w:t>2.1. Краткая технико-экономическая характеристика объекта практики</w:t>
+        </w:r>
+        <w:r>
+          <w:rPr>
+            <w:rFonts w:ascii="Times New Roman" w:hAnsi="Times New Roman" w:cs="Times New Roman"/>
+            <w:noProof/>
+            <w:webHidden/>
+            <w:sz w:val="28"/>
+            <w:szCs w:val="28"/>
+          </w:rPr>
+          <w:tab/>
+        </w:r>
+        <w:r>
+          <w:rPr>
+            <w:rFonts w:ascii="Times New Roman" w:hAnsi="Times New Roman" w:cs="Times New Roman"/>
+            <w:noProof/>
+            <w:webHidden/>
+            <w:sz w:val="28"/>
+            <w:szCs w:val="28"/>
+          </w:rPr>
+          <w:fldChar w:fldCharType="begin"/>
+        </w:r>
+        <w:r>
+          <w:rPr>
+            <w:rFonts w:ascii="Times New Roman" w:hAnsi="Times New Roman" w:cs="Times New Roman"/>
+            <w:noProof/>
+            <w:webHidden/>
+            <w:sz w:val="28"/>
+            <w:szCs w:val="28"/>
+          </w:rPr>
+          <w:instrText xml:space="preserve"> PAGEREF _Toc231301761 \h </w:instrText>
+        </w:r>
+        <w:r>
+          <w:rPr>
+            <w:rFonts w:ascii="Times New Roman" w:hAnsi="Times New Roman" w:cs="Times New Roman"/>
+            <w:noProof/>
+            <w:webHidden/>
+            <w:sz w:val="28"/>
+            <w:szCs w:val="28"/>
+          </w:rPr>
+        </w:r>
+        <w:r>
+          <w:rPr>
+            <w:rFonts w:ascii="Times New Roman" w:hAnsi="Times New Roman" w:cs="Times New Roman"/>
+            <w:noProof/>
+            <w:webHidden/>
+            <w:sz w:val="28"/>
+            <w:szCs w:val="28"/>
+          </w:rPr>
+          <w:fldChar w:fldCharType="separate"/>
+        </w:r>
+        <w:r>
+          <w:rPr>
+            <w:rFonts w:ascii="Times New Roman" w:hAnsi="Times New Roman" w:cs="Times New Roman"/>
+            <w:noProof/>
+            <w:webHidden/>
+            <w:sz w:val="28"/>
+            <w:szCs w:val="28"/>
+          </w:rPr>
+          <w:t>6</w:t>
+        </w:r>
+        <w:r>
+          <w:rPr>
+            <w:rFonts w:ascii="Times New Roman" w:hAnsi="Times New Roman" w:cs="Times New Roman"/>
+            <w:noProof/>
+            <w:webHidden/>
+            <w:sz w:val="28"/>
+            <w:szCs w:val="28"/>
+          </w:rPr>
+          <w:fldChar w:fldCharType="end"/>
+        </w:r>
+      </w:hyperlink>
+    </w:p>
+    <w:p>
+      <w:pPr>
+        <w:pStyle w:val="11"/>
+        <w:tabs>
+          <w:tab w:val="right" w:leader="dot" w:pos="9345"/>
+        </w:tabs>
+        <w:rPr>
+          <w:rFonts w:ascii="Times New Roman" w:eastAsiaTheme="minorEastAsia" w:hAnsi="Times New Roman" w:cs="Times New Roman"/>
+          <w:noProof/>
+          <w:sz w:val="28"/>
+          <w:szCs w:val="28"/>
+          <w:lang w:eastAsia="ru-RU"/>
+        </w:rPr>
+      </w:pPr>
+      <w:hyperlink w:anchor="_Toc231301762" w:history="1">
+        <w:r>
+          <w:rPr>
+            <w:rStyle w:val="a4"/>
+            <w:rFonts w:ascii="Times New Roman" w:hAnsi="Times New Roman" w:cs="Times New Roman"/>
+            <w:noProof/>
+            <w:sz w:val="28"/>
+            <w:szCs w:val="28"/>
+          </w:rPr>
+          <w:t>2.2. Состав технических средств подразделения</w:t>
+        </w:r>
+        <w:r>
+          <w:rPr>
+            <w:rFonts w:ascii="Times New Roman" w:hAnsi="Times New Roman" w:cs="Times New Roman"/>
+            <w:noProof/>
+            <w:webHidden/>
+            <w:sz w:val="28"/>
+            <w:szCs w:val="28"/>
+          </w:rPr>
+          <w:tab/>
+        </w:r>
+        <w:r>
+          <w:rPr>
+            <w:rFonts w:ascii="Times New Roman" w:hAnsi="Times New Roman" w:cs="Times New Roman"/>
+            <w:noProof/>
+            <w:webHidden/>
+            <w:sz w:val="28"/>
+            <w:szCs w:val="28"/>
+          </w:rPr>
+          <w:fldChar w:fldCharType="begin"/>
+        </w:r>
+        <w:r>
+          <w:rPr>
+            <w:rFonts w:ascii="Times New Roman" w:hAnsi="Times New Roman" w:cs="Times New Roman"/>
+            <w:noProof/>
+            <w:webHidden/>
+            <w:sz w:val="28"/>
+            <w:szCs w:val="28"/>
+          </w:rPr>
+          <w:instrText xml:space="preserve"> PAGEREF _Toc231301762 \h </w:instrText>
+        </w:r>
+        <w:r>
+          <w:rPr>
+            <w:rFonts w:ascii="Times New Roman" w:hAnsi="Times New Roman" w:cs="Times New Roman"/>
+            <w:noProof/>
+            <w:webHidden/>
+            <w:sz w:val="28"/>
+            <w:szCs w:val="28"/>
+          </w:rPr>
+        </w:r>
+        <w:r>
+          <w:rPr>
+            <w:rFonts w:ascii="Times New Roman" w:hAnsi="Times New Roman" w:cs="Times New Roman"/>
+            <w:noProof/>
+            <w:webHidden/>
+            <w:sz w:val="28"/>
+            <w:szCs w:val="28"/>
+          </w:rPr>
+          <w:fldChar w:fldCharType="separate"/>
+        </w:r>
+        <w:r>
+          <w:rPr>
+            <w:rFonts w:ascii="Times New Roman" w:hAnsi="Times New Roman" w:cs="Times New Roman"/>
+            <w:noProof/>
+            <w:webHidden/>
+            <w:sz w:val="28"/>
+            <w:szCs w:val="28"/>
+          </w:rPr>
+          <w:t>6</w:t>
+        </w:r>
+        <w:r>
+          <w:rPr>
+            <w:rFonts w:ascii="Times New Roman" w:hAnsi="Times New Roman" w:cs="Times New Roman"/>
+            <w:noProof/>
+            <w:webHidden/>
+            <w:sz w:val="28"/>
+            <w:szCs w:val="28"/>
+          </w:rPr>
+          <w:fldChar w:fldCharType="end"/>
+        </w:r>
+      </w:hyperlink>
+    </w:p>
+    <w:p>
+      <w:pPr>
+        <w:pStyle w:val="11"/>
+        <w:tabs>
+          <w:tab w:val="right" w:leader="dot" w:pos="9345"/>
+        </w:tabs>
+        <w:rPr>
+          <w:rFonts w:ascii="Times New Roman" w:eastAsiaTheme="minorEastAsia" w:hAnsi="Times New Roman" w:cs="Times New Roman"/>
+          <w:noProof/>
+          <w:sz w:val="28"/>
+          <w:szCs w:val="28"/>
+          <w:lang w:eastAsia="ru-RU"/>
+        </w:rPr>
+      </w:pPr>
+      <w:hyperlink w:anchor="_Toc231301763" w:history="1">
+        <w:r>
+          <w:rPr>
+            <w:rStyle w:val="a4"/>
+            <w:rFonts w:ascii="Times New Roman" w:hAnsi="Times New Roman" w:cs="Times New Roman"/>
+            <w:noProof/>
+            <w:sz w:val="28"/>
+            <w:szCs w:val="28"/>
+          </w:rPr>
+          <w:t>2.3. Состав программного обеспечения и тематика решаемых задач</w:t>
+        </w:r>
+        <w:r>
+          <w:rPr>
+            <w:rFonts w:ascii="Times New Roman" w:hAnsi="Times New Roman" w:cs="Times New Roman"/>
+            <w:noProof/>
+            <w:webHidden/>
+            <w:sz w:val="28"/>
+            <w:szCs w:val="28"/>
+          </w:rPr>
+          <w:tab/>
+        </w:r>
+        <w:r>
+          <w:rPr>
+            <w:rFonts w:ascii="Times New Roman" w:hAnsi="Times New Roman" w:cs="Times New Roman"/>
+            <w:noProof/>
+            <w:webHidden/>
+            <w:sz w:val="28"/>
+            <w:szCs w:val="28"/>
+          </w:rPr>
+          <w:fldChar w:fldCharType="begin"/>
+        </w:r>
+        <w:r>
+          <w:rPr>
+            <w:rFonts w:ascii="Times New Roman" w:hAnsi="Times New Roman" w:cs="Times New Roman"/>
+            <w:noProof/>
+            <w:webHidden/>
+            <w:sz w:val="28"/>
+            <w:szCs w:val="28"/>
+          </w:rPr>
+          <w:instrText xml:space="preserve"> PAGEREF _Toc231301763 \h </w:instrText>
+        </w:r>
+        <w:r>
+          <w:rPr>
+            <w:rFonts w:ascii="Times New Roman" w:hAnsi="Times New Roman" w:cs="Times New Roman"/>
+            <w:noProof/>
+            <w:webHidden/>
+            <w:sz w:val="28"/>
+            <w:szCs w:val="28"/>
+          </w:rPr>
+        </w:r>
+        <w:r>
+          <w:rPr>
+            <w:rFonts w:ascii="Times New Roman" w:hAnsi="Times New Roman" w:cs="Times New Roman"/>
+            <w:noProof/>
+            <w:webHidden/>
+            <w:sz w:val="28"/>
+            <w:szCs w:val="28"/>
+          </w:rPr>
+          <w:fldChar w:fldCharType="separate"/>
+        </w:r>
+        <w:r>
+          <w:rPr>
+            <w:rFonts w:ascii="Times New Roman" w:hAnsi="Times New Roman" w:cs="Times New Roman"/>
+            <w:noProof/>
+            <w:webHidden/>
+            <w:sz w:val="28"/>
+            <w:szCs w:val="28"/>
+          </w:rPr>
+          <w:t>7</w:t>
+        </w:r>
+        <w:r>
+          <w:rPr>
+            <w:rFonts w:ascii="Times New Roman" w:hAnsi="Times New Roman" w:cs="Times New Roman"/>
+            <w:noProof/>
+            <w:webHidden/>
+            <w:sz w:val="28"/>
+            <w:szCs w:val="28"/>
+          </w:rPr>
+          <w:fldChar w:fldCharType="end"/>
+        </w:r>
+      </w:hyperlink>
+    </w:p>
+    <w:p>
+      <w:pPr>
+        <w:pStyle w:val="11"/>
+        <w:tabs>
+          <w:tab w:val="right" w:leader="dot" w:pos="9345"/>
+        </w:tabs>
+        <w:rPr>
+          <w:rFonts w:ascii="Times New Roman" w:eastAsiaTheme="minorEastAsia" w:hAnsi="Times New Roman" w:cs="Times New Roman"/>
+          <w:noProof/>
+          <w:sz w:val="28"/>
+          <w:szCs w:val="28"/>
+          <w:lang w:eastAsia="ru-RU"/>
+        </w:rPr>
+      </w:pPr>
+      <w:hyperlink w:anchor="_Toc231301764" w:history="1">
+        <w:r>
+          <w:rPr>
+            <w:rStyle w:val="a4"/>
+            <w:rFonts w:ascii="Times New Roman" w:hAnsi="Times New Roman" w:cs="Times New Roman"/>
+            <w:noProof/>
+            <w:sz w:val="28"/>
+            <w:szCs w:val="28"/>
+          </w:rPr>
+          <w:t>2.4. Анализ требований к разрабатываемому программному модулю</w:t>
+        </w:r>
+        <w:r>
+          <w:rPr>
+            <w:rFonts w:ascii="Times New Roman" w:hAnsi="Times New Roman" w:cs="Times New Roman"/>
+            <w:noProof/>
+            <w:webHidden/>
+            <w:sz w:val="28"/>
+            <w:szCs w:val="28"/>
+          </w:rPr>
+          <w:tab/>
+        </w:r>
+        <w:r>
+          <w:rPr>
+            <w:rFonts w:ascii="Times New Roman" w:hAnsi="Times New Roman" w:cs="Times New Roman"/>
+            <w:noProof/>
+            <w:webHidden/>
+            <w:sz w:val="28"/>
+            <w:szCs w:val="28"/>
+          </w:rPr>
+          <w:fldChar w:fldCharType="begin"/>
+        </w:r>
+        <w:r>
+          <w:rPr>
+            <w:rFonts w:ascii="Times New Roman" w:hAnsi="Times New Roman" w:cs="Times New Roman"/>
+            <w:noProof/>
+            <w:webHidden/>
+            <w:sz w:val="28"/>
+            <w:szCs w:val="28"/>
+          </w:rPr>
+          <w:instrText xml:space="preserve"> PAGEREF _Toc231301764 \h </w:instrText>
+        </w:r>
+        <w:r>
+          <w:rPr>
+            <w:rFonts w:ascii="Times New Roman" w:hAnsi="Times New Roman" w:cs="Times New Roman"/>
+            <w:noProof/>
+            <w:webHidden/>
+            <w:sz w:val="28"/>
+            <w:szCs w:val="28"/>
+          </w:rPr>
+        </w:r>
+        <w:r>
+          <w:rPr>
+            <w:rFonts w:ascii="Times New Roman" w:hAnsi="Times New Roman" w:cs="Times New Roman"/>
+            <w:noProof/>
+            <w:webHidden/>
+            <w:sz w:val="28"/>
+            <w:szCs w:val="28"/>
+          </w:rPr>
+          <w:fldChar w:fldCharType="separate"/>
+        </w:r>
+        <w:r>
+          <w:rPr>
+            <w:rFonts w:ascii="Times New Roman" w:hAnsi="Times New Roman" w:cs="Times New Roman"/>
+            <w:noProof/>
+            <w:webHidden/>
+            <w:sz w:val="28"/>
+            <w:szCs w:val="28"/>
+          </w:rPr>
+          <w:t>7</w:t>
+        </w:r>
+        <w:r>
+          <w:rPr>
+            <w:rFonts w:ascii="Times New Roman" w:hAnsi="Times New Roman" w:cs="Times New Roman"/>
+            <w:noProof/>
+            <w:webHidden/>
+            <w:sz w:val="28"/>
+            <w:szCs w:val="28"/>
+          </w:rPr>
+          <w:fldChar w:fldCharType="end"/>
+        </w:r>
+      </w:hyperlink>
+    </w:p>
+    <w:p>
+      <w:pPr>
+        <w:pStyle w:val="11"/>
+        <w:tabs>
+          <w:tab w:val="right" w:leader="dot" w:pos="9345"/>
+        </w:tabs>
+        <w:rPr>
+          <w:rFonts w:ascii="Times New Roman" w:eastAsiaTheme="minorEastAsia" w:hAnsi="Times New Roman" w:cs="Times New Roman"/>
+          <w:noProof/>
+          <w:sz w:val="28"/>
+          <w:szCs w:val="28"/>
+          <w:lang w:eastAsia="ru-RU"/>
+        </w:rPr>
+      </w:pPr>
+      <w:hyperlink w:anchor="_Toc231301765" w:history="1">
+        <w:r>
+          <w:rPr>
+            <w:rStyle w:val="a4"/>
+            <w:rFonts w:ascii="Times New Roman" w:hAnsi="Times New Roman" w:cs="Times New Roman"/>
+            <w:noProof/>
+            <w:sz w:val="28"/>
+            <w:szCs w:val="28"/>
+          </w:rPr>
+          <w:t>3 РАЗРАБОТКА СПЕЦИФИКАЦИЙ</w:t>
+        </w:r>
+        <w:r>
+          <w:rPr>
+            <w:rFonts w:ascii="Times New Roman" w:hAnsi="Times New Roman" w:cs="Times New Roman"/>
+            <w:noProof/>
+            <w:webHidden/>
+            <w:sz w:val="28"/>
+            <w:szCs w:val="28"/>
+          </w:rPr>
+          <w:tab/>
+        </w:r>
+        <w:r>
+          <w:rPr>
+            <w:rFonts w:ascii="Times New Roman" w:hAnsi="Times New Roman" w:cs="Times New Roman"/>
+            <w:noProof/>
+            <w:webHidden/>
+            <w:sz w:val="28"/>
+            <w:szCs w:val="28"/>
+          </w:rPr>
+          <w:fldChar w:fldCharType="begin"/>
+        </w:r>
+        <w:r>
+          <w:rPr>
+            <w:rFonts w:ascii="Times New Roman" w:hAnsi="Times New Roman" w:cs="Times New Roman"/>
+            <w:noProof/>
+            <w:webHidden/>
+            <w:sz w:val="28"/>
+            <w:szCs w:val="28"/>
+          </w:rPr>
+          <w:instrText xml:space="preserve"> PAGEREF _Toc231301765 \h </w:instrText>
+        </w:r>
+        <w:r>
+          <w:rPr>
+            <w:rFonts w:ascii="Times New Roman" w:hAnsi="Times New Roman" w:cs="Times New Roman"/>
+            <w:noProof/>
+            <w:webHidden/>
+            <w:sz w:val="28"/>
+            <w:szCs w:val="28"/>
+          </w:rPr>
+        </w:r>
+        <w:r>
+          <w:rPr>
+            <w:rFonts w:ascii="Times New Roman" w:hAnsi="Times New Roman" w:cs="Times New Roman"/>
+            <w:noProof/>
+            <w:webHidden/>
+            <w:sz w:val="28"/>
+            <w:szCs w:val="28"/>
+          </w:rPr>
+          <w:fldChar w:fldCharType="separate"/>
+        </w:r>
+        <w:r>
+          <w:rPr>
+            <w:rFonts w:ascii="Times New Roman" w:hAnsi="Times New Roman" w:cs="Times New Roman"/>
+            <w:noProof/>
+            <w:webHidden/>
+            <w:sz w:val="28"/>
+            <w:szCs w:val="28"/>
+          </w:rPr>
+          <w:t>8</w:t>
+        </w:r>
+        <w:r>
+          <w:rPr>
+            <w:rFonts w:ascii="Times New Roman" w:hAnsi="Times New Roman" w:cs="Times New Roman"/>
+            <w:noProof/>
+            <w:webHidden/>
+            <w:sz w:val="28"/>
+            <w:szCs w:val="28"/>
+          </w:rPr>
+          <w:fldChar w:fldCharType="end"/>
+        </w:r>
+      </w:hyperlink>
+    </w:p>
+    <w:p>
+      <w:pPr>
+        <w:pStyle w:val="11"/>
+        <w:tabs>
+          <w:tab w:val="right" w:leader="dot" w:pos="9345"/>
+        </w:tabs>
+        <w:rPr>
+          <w:rFonts w:ascii="Times New Roman" w:eastAsiaTheme="minorEastAsia" w:hAnsi="Times New Roman" w:cs="Times New Roman"/>
+          <w:noProof/>
+          <w:sz w:val="28"/>
+          <w:szCs w:val="28"/>
+          <w:lang w:eastAsia="ru-RU"/>
+        </w:rPr>
+      </w:pPr>
+      <w:hyperlink w:anchor="_Toc231301766" w:history="1">
+        <w:r>
+          <w:rPr>
+            <w:rStyle w:val="a4"/>
+            <w:rFonts w:ascii="Times New Roman" w:hAnsi="Times New Roman" w:cs="Times New Roman"/>
+            <w:noProof/>
+            <w:sz w:val="28"/>
+            <w:szCs w:val="28"/>
+          </w:rPr>
+          <w:t>3.1. Описание функциональной спецификации модуля</w:t>
+        </w:r>
+        <w:r>
+          <w:rPr>
+            <w:rFonts w:ascii="Times New Roman" w:hAnsi="Times New Roman" w:cs="Times New Roman"/>
+            <w:noProof/>
+            <w:webHidden/>
+            <w:sz w:val="28"/>
+            <w:szCs w:val="28"/>
+          </w:rPr>
+          <w:tab/>
+        </w:r>
+        <w:r>
+          <w:rPr>
+            <w:rFonts w:ascii="Times New Roman" w:hAnsi="Times New Roman" w:cs="Times New Roman"/>
+            <w:noProof/>
+            <w:webHidden/>
+            <w:sz w:val="28"/>
+            <w:szCs w:val="28"/>
+          </w:rPr>
+          <w:fldChar w:fldCharType="begin"/>
+        </w:r>
+        <w:r>
+          <w:rPr>
+            <w:rFonts w:ascii="Times New Roman" w:hAnsi="Times New Roman" w:cs="Times New Roman"/>
+            <w:noProof/>
+            <w:webHidden/>
+            <w:sz w:val="28"/>
+            <w:szCs w:val="28"/>
+          </w:rPr>
+          <w:instrText xml:space="preserve"> PAGEREF _Toc231301766 \h </w:instrText>
+        </w:r>
+        <w:r>
+          <w:rPr>
+            <w:rFonts w:ascii="Times New Roman" w:hAnsi="Times New Roman" w:cs="Times New Roman"/>
+            <w:noProof/>
+            <w:webHidden/>
+            <w:sz w:val="28"/>
+            <w:szCs w:val="28"/>
+          </w:rPr>
+        </w:r>
+        <w:r>
+          <w:rPr>
+            <w:rFonts w:ascii="Times New Roman" w:hAnsi="Times New Roman" w:cs="Times New Roman"/>
+            <w:noProof/>
+            <w:webHidden/>
+            <w:sz w:val="28"/>
+            <w:szCs w:val="28"/>
+          </w:rPr>
+          <w:fldChar w:fldCharType="separate"/>
+        </w:r>
+        <w:r>
+          <w:rPr>
+            <w:rFonts w:ascii="Times New Roman" w:hAnsi="Times New Roman" w:cs="Times New Roman"/>
+            <w:noProof/>
+            <w:webHidden/>
+            <w:sz w:val="28"/>
+            <w:szCs w:val="28"/>
+          </w:rPr>
+          <w:t>8</w:t>
+        </w:r>
+        <w:r>
+          <w:rPr>
+            <w:rFonts w:ascii="Times New Roman" w:hAnsi="Times New Roman" w:cs="Times New Roman"/>
+            <w:noProof/>
+            <w:webHidden/>
+            <w:sz w:val="28"/>
+            <w:szCs w:val="28"/>
+          </w:rPr>
+          <w:fldChar w:fldCharType="end"/>
+        </w:r>
+      </w:hyperlink>
+    </w:p>
+    <w:p>
+      <w:pPr>
+        <w:pStyle w:val="11"/>
+        <w:tabs>
+          <w:tab w:val="right" w:leader="dot" w:pos="9345"/>
+        </w:tabs>
+        <w:rPr>
+          <w:rFonts w:ascii="Times New Roman" w:eastAsiaTheme="minorEastAsia" w:hAnsi="Times New Roman" w:cs="Times New Roman"/>
+          <w:noProof/>
+          <w:sz w:val="28"/>
+          <w:szCs w:val="28"/>
+          <w:lang w:eastAsia="ru-RU"/>
+        </w:rPr>
+      </w:pPr>
+      <w:hyperlink w:anchor="_Toc231301767" w:history="1">
+        <w:r>
+          <w:rPr>
+            <w:rStyle w:val="a4"/>
+            <w:rFonts w:ascii="Times New Roman" w:hAnsi="Times New Roman" w:cs="Times New Roman"/>
+            <w:noProof/>
+            <w:sz w:val="28"/>
+            <w:szCs w:val="28"/>
+          </w:rPr>
+          <w:t>3.2. Описание синтаксической спецификации входа модуля</w:t>
+        </w:r>
+        <w:r>
+          <w:rPr>
+            <w:rFonts w:ascii="Times New Roman" w:hAnsi="Times New Roman" w:cs="Times New Roman"/>
+            <w:noProof/>
+            <w:webHidden/>
+            <w:sz w:val="28"/>
+            <w:szCs w:val="28"/>
+          </w:rPr>
+          <w:tab/>
+        </w:r>
+        <w:r>
+          <w:rPr>
+            <w:rFonts w:ascii="Times New Roman" w:hAnsi="Times New Roman" w:cs="Times New Roman"/>
+            <w:noProof/>
+            <w:webHidden/>
+            <w:sz w:val="28"/>
+            <w:szCs w:val="28"/>
+          </w:rPr>
+          <w:fldChar w:fldCharType="begin"/>
+        </w:r>
+        <w:r>
+          <w:rPr>
+            <w:rFonts w:ascii="Times New Roman" w:hAnsi="Times New Roman" w:cs="Times New Roman"/>
+            <w:noProof/>
+            <w:webHidden/>
+            <w:sz w:val="28"/>
+            <w:szCs w:val="28"/>
+          </w:rPr>
+          <w:instrText xml:space="preserve"> PAGEREF _Toc231301767 \h </w:instrText>
+        </w:r>
+        <w:r>
+          <w:rPr>
+            <w:rFonts w:ascii="Times New Roman" w:hAnsi="Times New Roman" w:cs="Times New Roman"/>
+            <w:noProof/>
+            <w:webHidden/>
+            <w:sz w:val="28"/>
+            <w:szCs w:val="28"/>
+          </w:rPr>
+        </w:r>
+        <w:r>
+          <w:rPr>
+            <w:rFonts w:ascii="Times New Roman" w:hAnsi="Times New Roman" w:cs="Times New Roman"/>
+            <w:noProof/>
+            <w:webHidden/>
+            <w:sz w:val="28"/>
+            <w:szCs w:val="28"/>
+          </w:rPr>
+          <w:fldChar w:fldCharType="separate"/>
+        </w:r>
+        <w:r>
+          <w:rPr>
+            <w:rFonts w:ascii="Times New Roman" w:hAnsi="Times New Roman" w:cs="Times New Roman"/>
+            <w:noProof/>
+            <w:webHidden/>
+            <w:sz w:val="28"/>
+            <w:szCs w:val="28"/>
+          </w:rPr>
+          <w:t>9</w:t>
+        </w:r>
+        <w:r>
+          <w:rPr>
+            <w:rFonts w:ascii="Times New Roman" w:hAnsi="Times New Roman" w:cs="Times New Roman"/>
+            <w:noProof/>
+            <w:webHidden/>
+            <w:sz w:val="28"/>
+            <w:szCs w:val="28"/>
+          </w:rPr>
+          <w:fldChar w:fldCharType="end"/>
+        </w:r>
+      </w:hyperlink>
+    </w:p>
+    <w:p>
+      <w:pPr>
+        <w:pStyle w:val="11"/>
+        <w:tabs>
+          <w:tab w:val="right" w:leader="dot" w:pos="9345"/>
+        </w:tabs>
+        <w:rPr>
+          <w:rFonts w:ascii="Times New Roman" w:eastAsiaTheme="minorEastAsia" w:hAnsi="Times New Roman" w:cs="Times New Roman"/>
+          <w:noProof/>
+          <w:sz w:val="28"/>
+          <w:szCs w:val="28"/>
+          <w:lang w:eastAsia="ru-RU"/>
+        </w:rPr>
+      </w:pPr>
+      <w:hyperlink w:anchor="_Toc231301768" w:history="1">
+        <w:r>
+          <w:rPr>
+            <w:rStyle w:val="a4"/>
+            <w:rFonts w:ascii="Times New Roman" w:hAnsi="Times New Roman" w:cs="Times New Roman"/>
+            <w:noProof/>
+            <w:sz w:val="28"/>
+            <w:szCs w:val="28"/>
+          </w:rPr>
+          <w:t>3.3. Описание структуры данных модуля</w:t>
+        </w:r>
+        <w:r>
+          <w:rPr>
+            <w:rFonts w:ascii="Times New Roman" w:hAnsi="Times New Roman" w:cs="Times New Roman"/>
+            <w:noProof/>
+            <w:webHidden/>
+            <w:sz w:val="28"/>
+            <w:szCs w:val="28"/>
+          </w:rPr>
+          <w:tab/>
+        </w:r>
+        <w:r>
+          <w:rPr>
+            <w:rFonts w:ascii="Times New Roman" w:hAnsi="Times New Roman" w:cs="Times New Roman"/>
+            <w:noProof/>
+            <w:webHidden/>
+            <w:sz w:val="28"/>
+            <w:szCs w:val="28"/>
+          </w:rPr>
+          <w:fldChar w:fldCharType="begin"/>
+        </w:r>
+        <w:r>
+          <w:rPr>
+            <w:rFonts w:ascii="Times New Roman" w:hAnsi="Times New Roman" w:cs="Times New Roman"/>
+            <w:noProof/>
+            <w:webHidden/>
+            <w:sz w:val="28"/>
+            <w:szCs w:val="28"/>
+          </w:rPr>
+          <w:instrText xml:space="preserve"> PAGEREF _Toc231301768 \h </w:instrText>
+        </w:r>
+        <w:r>
+          <w:rPr>
+            <w:rFonts w:ascii="Times New Roman" w:hAnsi="Times New Roman" w:cs="Times New Roman"/>
+            <w:noProof/>
+            <w:webHidden/>
+            <w:sz w:val="28"/>
+            <w:szCs w:val="28"/>
+          </w:rPr>
+        </w:r>
+        <w:r>
+          <w:rPr>
+            <w:rFonts w:ascii="Times New Roman" w:hAnsi="Times New Roman" w:cs="Times New Roman"/>
+            <w:noProof/>
+            <w:webHidden/>
+            <w:sz w:val="28"/>
+            <w:szCs w:val="28"/>
+          </w:rPr>
+          <w:fldChar w:fldCharType="separate"/>
+        </w:r>
+        <w:r>
+          <w:rPr>
+            <w:rFonts w:ascii="Times New Roman" w:hAnsi="Times New Roman" w:cs="Times New Roman"/>
+            <w:noProof/>
+            <w:webHidden/>
+            <w:sz w:val="28"/>
+            <w:szCs w:val="28"/>
+          </w:rPr>
+          <w:t>10</w:t>
+        </w:r>
+        <w:r>
+          <w:rPr>
+            <w:rFonts w:ascii="Times New Roman" w:hAnsi="Times New Roman" w:cs="Times New Roman"/>
+            <w:noProof/>
+            <w:webHidden/>
+            <w:sz w:val="28"/>
+            <w:szCs w:val="28"/>
+          </w:rPr>
+          <w:fldChar w:fldCharType="end"/>
+        </w:r>
+      </w:hyperlink>
+    </w:p>
+    <w:p>
+      <w:pPr>
+        <w:pStyle w:val="11"/>
+        <w:tabs>
+          <w:tab w:val="right" w:leader="dot" w:pos="9345"/>
+        </w:tabs>
+        <w:rPr>
+          <w:rFonts w:ascii="Times New Roman" w:eastAsiaTheme="minorEastAsia" w:hAnsi="Times New Roman" w:cs="Times New Roman"/>
+          <w:noProof/>
+          <w:sz w:val="28"/>
+          <w:szCs w:val="28"/>
+          <w:lang w:eastAsia="ru-RU"/>
+        </w:rPr>
+      </w:pPr>
+      <w:hyperlink w:anchor="_Toc231301769" w:history="1">
+        <w:r>
+          <w:rPr>
+            <w:rStyle w:val="a4"/>
+            <w:rFonts w:ascii="Times New Roman" w:hAnsi="Times New Roman" w:cs="Times New Roman"/>
+            <w:noProof/>
+            <w:sz w:val="28"/>
+            <w:szCs w:val="28"/>
+          </w:rPr>
+          <w:t>4 РАЗРАБОТКА КОДА ПРОГРАММНОГО МОДУЛЯ</w:t>
+        </w:r>
+        <w:r>
+          <w:rPr>
+            <w:rFonts w:ascii="Times New Roman" w:hAnsi="Times New Roman" w:cs="Times New Roman"/>
+            <w:noProof/>
+            <w:webHidden/>
+            <w:sz w:val="28"/>
+            <w:szCs w:val="28"/>
+          </w:rPr>
+          <w:tab/>
+        </w:r>
+        <w:r>
+          <w:rPr>
+            <w:rFonts w:ascii="Times New Roman" w:hAnsi="Times New Roman" w:cs="Times New Roman"/>
+            <w:noProof/>
+            <w:webHidden/>
+            <w:sz w:val="28"/>
+            <w:szCs w:val="28"/>
+          </w:rPr>
+          <w:fldChar w:fldCharType="begin"/>
+        </w:r>
+        <w:r>
+          <w:rPr>
+            <w:rFonts w:ascii="Times New Roman" w:hAnsi="Times New Roman" w:cs="Times New Roman"/>
+            <w:noProof/>
+            <w:webHidden/>
+            <w:sz w:val="28"/>
+            <w:szCs w:val="28"/>
+          </w:rPr>
+          <w:instrText xml:space="preserve"> PAGEREF _Toc231301769 \h </w:instrText>
+        </w:r>
+        <w:r>
+          <w:rPr>
+            <w:rFonts w:ascii="Times New Roman" w:hAnsi="Times New Roman" w:cs="Times New Roman"/>
+            <w:noProof/>
+            <w:webHidden/>
+            <w:sz w:val="28"/>
+            <w:szCs w:val="28"/>
+          </w:rPr>
+        </w:r>
+        <w:r>
+          <w:rPr>
+            <w:rFonts w:ascii="Times New Roman" w:hAnsi="Times New Roman" w:cs="Times New Roman"/>
+            <w:noProof/>
+            <w:webHidden/>
+            <w:sz w:val="28"/>
+            <w:szCs w:val="28"/>
+          </w:rPr>
+          <w:fldChar w:fldCharType="separate"/>
+        </w:r>
+        <w:r>
+          <w:rPr>
+            <w:rFonts w:ascii="Times New Roman" w:hAnsi="Times New Roman" w:cs="Times New Roman"/>
+            <w:noProof/>
+            <w:webHidden/>
+            <w:sz w:val="28"/>
+            <w:szCs w:val="28"/>
+          </w:rPr>
+          <w:t>12</w:t>
+        </w:r>
+        <w:r>
+          <w:rPr>
+            <w:rFonts w:ascii="Times New Roman" w:hAnsi="Times New Roman" w:cs="Times New Roman"/>
+            <w:noProof/>
+            <w:webHidden/>
+            <w:sz w:val="28"/>
+            <w:szCs w:val="28"/>
+          </w:rPr>
+          <w:fldChar w:fldCharType="end"/>
+        </w:r>
+      </w:hyperlink>
+    </w:p>
+    <w:p>
+      <w:pPr>
+        <w:pStyle w:val="11"/>
+        <w:tabs>
+          <w:tab w:val="right" w:leader="dot" w:pos="9345"/>
+        </w:tabs>
+        <w:rPr>
+          <w:rFonts w:ascii="Times New Roman" w:eastAsiaTheme="minorEastAsia" w:hAnsi="Times New Roman" w:cs="Times New Roman"/>
+          <w:noProof/>
+          <w:sz w:val="28"/>
+          <w:szCs w:val="28"/>
+          <w:lang w:eastAsia="ru-RU"/>
+        </w:rPr>
+      </w:pPr>
+      <w:hyperlink w:anchor="_Toc231301770" w:history="1">
+        <w:r>
+          <w:rPr>
+            <w:rStyle w:val="a4"/>
+            <w:rFonts w:ascii="Times New Roman" w:hAnsi="Times New Roman" w:cs="Times New Roman"/>
+            <w:noProof/>
+            <w:sz w:val="28"/>
+            <w:szCs w:val="28"/>
+          </w:rPr>
+          <w:t>4.1. Выбор языка программирования</w:t>
+        </w:r>
+        <w:r>
+          <w:rPr>
+            <w:rFonts w:ascii="Times New Roman" w:hAnsi="Times New Roman" w:cs="Times New Roman"/>
+            <w:noProof/>
+            <w:webHidden/>
+            <w:sz w:val="28"/>
+            <w:szCs w:val="28"/>
+          </w:rPr>
+          <w:tab/>
+        </w:r>
+        <w:r>
+          <w:rPr>
+            <w:rFonts w:ascii="Times New Roman" w:hAnsi="Times New Roman" w:cs="Times New Roman"/>
+            <w:noProof/>
+            <w:webHidden/>
+            <w:sz w:val="28"/>
+            <w:szCs w:val="28"/>
+          </w:rPr>
+          <w:fldChar w:fldCharType="begin"/>
+        </w:r>
+        <w:r>
+          <w:rPr>
+            <w:rFonts w:ascii="Times New Roman" w:hAnsi="Times New Roman" w:cs="Times New Roman"/>
+            <w:noProof/>
+            <w:webHidden/>
+            <w:sz w:val="28"/>
+            <w:szCs w:val="28"/>
+          </w:rPr>
+          <w:instrText xml:space="preserve"> PAGEREF _Toc231301770 \h </w:instrText>
+        </w:r>
+        <w:r>
+          <w:rPr>
+            <w:rFonts w:ascii="Times New Roman" w:hAnsi="Times New Roman" w:cs="Times New Roman"/>
+            <w:noProof/>
+            <w:webHidden/>
+            <w:sz w:val="28"/>
+            <w:szCs w:val="28"/>
+          </w:rPr>
+        </w:r>
+        <w:r>
+          <w:rPr>
+            <w:rFonts w:ascii="Times New Roman" w:hAnsi="Times New Roman" w:cs="Times New Roman"/>
+            <w:noProof/>
+            <w:webHidden/>
+            <w:sz w:val="28"/>
+            <w:szCs w:val="28"/>
+          </w:rPr>
+          <w:fldChar w:fldCharType="separate"/>
+        </w:r>
+        <w:r>
+          <w:rPr>
+            <w:rFonts w:ascii="Times New Roman" w:hAnsi="Times New Roman" w:cs="Times New Roman"/>
+            <w:noProof/>
+            <w:webHidden/>
+            <w:sz w:val="28"/>
+            <w:szCs w:val="28"/>
+          </w:rPr>
+          <w:t>12</w:t>
+        </w:r>
+        <w:r>
+          <w:rPr>
+            <w:rFonts w:ascii="Times New Roman" w:hAnsi="Times New Roman" w:cs="Times New Roman"/>
+            <w:noProof/>
+            <w:webHidden/>
+            <w:sz w:val="28"/>
+            <w:szCs w:val="28"/>
+          </w:rPr>
+          <w:fldChar w:fldCharType="end"/>
+        </w:r>
+      </w:hyperlink>
+    </w:p>
+    <w:p>
+      <w:pPr>
+        <w:pStyle w:val="11"/>
+        <w:tabs>
+          <w:tab w:val="right" w:leader="dot" w:pos="9345"/>
+        </w:tabs>
+        <w:rPr>
+          <w:rFonts w:ascii="Times New Roman" w:eastAsiaTheme="minorEastAsia" w:hAnsi="Times New Roman" w:cs="Times New Roman"/>
+          <w:noProof/>
+          <w:sz w:val="28"/>
+          <w:szCs w:val="28"/>
+          <w:lang w:eastAsia="ru-RU"/>
+        </w:rPr>
+      </w:pPr>
+      <w:hyperlink w:anchor="_Toc231301771" w:history="1">
+        <w:r>
+          <w:rPr>
+            <w:rStyle w:val="a4"/>
+            <w:rFonts w:ascii="Times New Roman" w:hAnsi="Times New Roman" w:cs="Times New Roman"/>
+            <w:noProof/>
+            <w:sz w:val="28"/>
+            <w:szCs w:val="28"/>
+          </w:rPr>
+          <w:t>4.2. Программирование модуля</w:t>
+        </w:r>
+        <w:r>
+          <w:rPr>
+            <w:rFonts w:ascii="Times New Roman" w:hAnsi="Times New Roman" w:cs="Times New Roman"/>
+            <w:noProof/>
+            <w:webHidden/>
+            <w:sz w:val="28"/>
+            <w:szCs w:val="28"/>
+          </w:rPr>
+          <w:tab/>
+        </w:r>
+        <w:r>
+          <w:rPr>
+            <w:rFonts w:ascii="Times New Roman" w:hAnsi="Times New Roman" w:cs="Times New Roman"/>
+            <w:noProof/>
+            <w:webHidden/>
+            <w:sz w:val="28"/>
+            <w:szCs w:val="28"/>
+          </w:rPr>
+          <w:fldChar w:fldCharType="begin"/>
+        </w:r>
+        <w:r>
+          <w:rPr>
+            <w:rFonts w:ascii="Times New Roman" w:hAnsi="Times New Roman" w:cs="Times New Roman"/>
+            <w:noProof/>
+            <w:webHidden/>
+            <w:sz w:val="28"/>
+            <w:szCs w:val="28"/>
+          </w:rPr>
+          <w:instrText xml:space="preserve"> PAGEREF _Toc231301771 \h </w:instrText>
+        </w:r>
+        <w:r>
+          <w:rPr>
+            <w:rFonts w:ascii="Times New Roman" w:hAnsi="Times New Roman" w:cs="Times New Roman"/>
+            <w:noProof/>
+            <w:webHidden/>
+            <w:sz w:val="28"/>
+            <w:szCs w:val="28"/>
+          </w:rPr>
+        </w:r>
+        <w:r>
+          <w:rPr>
+            <w:rFonts w:ascii="Times New Roman" w:hAnsi="Times New Roman" w:cs="Times New Roman"/>
+            <w:noProof/>
+            <w:webHidden/>
+            <w:sz w:val="28"/>
+            <w:szCs w:val="28"/>
+          </w:rPr>
+          <w:fldChar w:fldCharType="separate"/>
+        </w:r>
+        <w:r>
+          <w:rPr>
+            <w:rFonts w:ascii="Times New Roman" w:hAnsi="Times New Roman" w:cs="Times New Roman"/>
+            <w:noProof/>
+            <w:webHidden/>
+            <w:sz w:val="28"/>
+            <w:szCs w:val="28"/>
+          </w:rPr>
+          <w:t>12</w:t>
+        </w:r>
+        <w:r>
+          <w:rPr>
+            <w:rFonts w:ascii="Times New Roman" w:hAnsi="Times New Roman" w:cs="Times New Roman"/>
+            <w:noProof/>
+            <w:webHidden/>
+            <w:sz w:val="28"/>
+            <w:szCs w:val="28"/>
+          </w:rPr>
+          <w:fldChar w:fldCharType="end"/>
+        </w:r>
+      </w:hyperlink>
+    </w:p>
+    <w:p>
+      <w:pPr>
+        <w:pStyle w:val="11"/>
+        <w:tabs>
+          <w:tab w:val="right" w:leader="dot" w:pos="9345"/>
+        </w:tabs>
+        <w:rPr>
+          <w:rFonts w:ascii="Times New Roman" w:eastAsiaTheme="minorEastAsia" w:hAnsi="Times New Roman" w:cs="Times New Roman"/>
+          <w:noProof/>
+          <w:sz w:val="28"/>
+          <w:szCs w:val="28"/>
+          <w:lang w:eastAsia="ru-RU"/>
+        </w:rPr>
+      </w:pPr>
+      <w:hyperlink w:anchor="_Toc231301772" w:history="1">
+        <w:r>
+          <w:rPr>
+            <w:rStyle w:val="a4"/>
+            <w:rFonts w:ascii="Times New Roman" w:hAnsi="Times New Roman" w:cs="Times New Roman"/>
+            <w:noProof/>
+            <w:sz w:val="28"/>
+            <w:szCs w:val="28"/>
+          </w:rPr>
+          <w:t>4.3. Компиляция модуля</w:t>
+        </w:r>
+        <w:r>
+          <w:rPr>
+            <w:rFonts w:ascii="Times New Roman" w:hAnsi="Times New Roman" w:cs="Times New Roman"/>
+            <w:noProof/>
+            <w:webHidden/>
+            <w:sz w:val="28"/>
+            <w:szCs w:val="28"/>
+          </w:rPr>
+          <w:tab/>
+        </w:r>
+        <w:r>
+          <w:rPr>
+            <w:rFonts w:ascii="Times New Roman" w:hAnsi="Times New Roman" w:cs="Times New Roman"/>
+            <w:noProof/>
+            <w:webHidden/>
+            <w:sz w:val="28"/>
+            <w:szCs w:val="28"/>
+          </w:rPr>
+          <w:fldChar w:fldCharType="begin"/>
+        </w:r>
+        <w:r>
+          <w:rPr>
+            <w:rFonts w:ascii="Times New Roman" w:hAnsi="Times New Roman" w:cs="Times New Roman"/>
+            <w:noProof/>
+            <w:webHidden/>
+            <w:sz w:val="28"/>
+            <w:szCs w:val="28"/>
+          </w:rPr>
+          <w:instrText xml:space="preserve"> PAGEREF _Toc231301772 \h </w:instrText>
+        </w:r>
+        <w:r>
+          <w:rPr>
+            <w:rFonts w:ascii="Times New Roman" w:hAnsi="Times New Roman" w:cs="Times New Roman"/>
+            <w:noProof/>
+            <w:webHidden/>
+            <w:sz w:val="28"/>
+            <w:szCs w:val="28"/>
+          </w:rPr>
+        </w:r>
+        <w:r>
+          <w:rPr>
+            <w:rFonts w:ascii="Times New Roman" w:hAnsi="Times New Roman" w:cs="Times New Roman"/>
+            <w:noProof/>
+            <w:webHidden/>
+            <w:sz w:val="28"/>
+            <w:szCs w:val="28"/>
+          </w:rPr>
+          <w:fldChar w:fldCharType="separate"/>
+        </w:r>
+        <w:r>
+          <w:rPr>
+            <w:rFonts w:ascii="Times New Roman" w:hAnsi="Times New Roman" w:cs="Times New Roman"/>
+            <w:noProof/>
+            <w:webHidden/>
+            <w:sz w:val="28"/>
+            <w:szCs w:val="28"/>
+          </w:rPr>
+          <w:t>13</w:t>
+        </w:r>
+        <w:r>
+          <w:rPr>
+            <w:rFonts w:ascii="Times New Roman" w:hAnsi="Times New Roman" w:cs="Times New Roman"/>
+            <w:noProof/>
+            <w:webHidden/>
+            <w:sz w:val="28"/>
+            <w:szCs w:val="28"/>
+          </w:rPr>
+          <w:fldChar w:fldCharType="end"/>
+        </w:r>
+      </w:hyperlink>
+    </w:p>
+    <w:p>
+      <w:pPr>
+        <w:pStyle w:val="11"/>
+        <w:tabs>
+          <w:tab w:val="right" w:leader="dot" w:pos="9345"/>
+        </w:tabs>
+        <w:rPr>
+          <w:rFonts w:ascii="Times New Roman" w:eastAsiaTheme="minorEastAsia" w:hAnsi="Times New Roman" w:cs="Times New Roman"/>
+          <w:noProof/>
+          <w:sz w:val="28"/>
+          <w:szCs w:val="28"/>
+          <w:lang w:eastAsia="ru-RU"/>
+        </w:rPr>
+      </w:pPr>
+      <w:hyperlink w:anchor="_Toc231301773" w:history="1">
+        <w:r>
+          <w:rPr>
+            <w:rStyle w:val="a4"/>
+            <w:rFonts w:ascii="Times New Roman" w:hAnsi="Times New Roman" w:cs="Times New Roman"/>
+            <w:noProof/>
+            <w:sz w:val="28"/>
+            <w:szCs w:val="28"/>
+          </w:rPr>
+          <w:t>4.4. Отладка модуля</w:t>
+        </w:r>
+        <w:r>
+          <w:rPr>
+            <w:rFonts w:ascii="Times New Roman" w:hAnsi="Times New Roman" w:cs="Times New Roman"/>
+            <w:noProof/>
+            <w:webHidden/>
+            <w:sz w:val="28"/>
+            <w:szCs w:val="28"/>
+          </w:rPr>
+          <w:tab/>
+        </w:r>
+        <w:r>
+          <w:rPr>
+            <w:rFonts w:ascii="Times New Roman" w:hAnsi="Times New Roman" w:cs="Times New Roman"/>
+            <w:noProof/>
+            <w:webHidden/>
+            <w:sz w:val="28"/>
+            <w:szCs w:val="28"/>
+          </w:rPr>
+          <w:fldChar w:fldCharType="begin"/>
+        </w:r>
+        <w:r>
+          <w:rPr>
+            <w:rFonts w:ascii="Times New Roman" w:hAnsi="Times New Roman" w:cs="Times New Roman"/>
+            <w:noProof/>
+            <w:webHidden/>
+            <w:sz w:val="28"/>
+            <w:szCs w:val="28"/>
+          </w:rPr>
+          <w:instrText xml:space="preserve"> PAGEREF _Toc231301773 \h </w:instrText>
+        </w:r>
+        <w:r>
+          <w:rPr>
+            <w:rFonts w:ascii="Times New Roman" w:hAnsi="Times New Roman" w:cs="Times New Roman"/>
+            <w:noProof/>
+            <w:webHidden/>
+            <w:sz w:val="28"/>
+            <w:szCs w:val="28"/>
+          </w:rPr>
+        </w:r>
+        <w:r>
+          <w:rPr>
+            <w:rFonts w:ascii="Times New Roman" w:hAnsi="Times New Roman" w:cs="Times New Roman"/>
+            <w:noProof/>
+            <w:webHidden/>
+            <w:sz w:val="28"/>
+            <w:szCs w:val="28"/>
+          </w:rPr>
+          <w:fldChar w:fldCharType="separate"/>
+        </w:r>
+        <w:r>
+          <w:rPr>
+            <w:rFonts w:ascii="Times New Roman" w:hAnsi="Times New Roman" w:cs="Times New Roman"/>
+            <w:noProof/>
+            <w:webHidden/>
+            <w:sz w:val="28"/>
+            <w:szCs w:val="28"/>
+          </w:rPr>
+          <w:t>14</w:t>
+        </w:r>
+        <w:r>
+          <w:rPr>
+            <w:rFonts w:ascii="Times New Roman" w:hAnsi="Times New Roman" w:cs="Times New Roman"/>
+            <w:noProof/>
+            <w:webHidden/>
+            <w:sz w:val="28"/>
+            <w:szCs w:val="28"/>
+          </w:rPr>
+          <w:fldChar w:fldCharType="end"/>
+        </w:r>
+      </w:hyperlink>
+    </w:p>
+    <w:p>
+      <w:pPr>
+        <w:pStyle w:val="11"/>
+        <w:tabs>
+          <w:tab w:val="right" w:leader="dot" w:pos="9345"/>
+        </w:tabs>
+        <w:rPr>
+          <w:rFonts w:ascii="Times New Roman" w:eastAsiaTheme="minorEastAsia" w:hAnsi="Times New Roman" w:cs="Times New Roman"/>
+          <w:noProof/>
+          <w:sz w:val="28"/>
+          <w:szCs w:val="28"/>
+          <w:lang w:eastAsia="ru-RU"/>
+        </w:rPr>
+      </w:pPr>
+      <w:hyperlink w:anchor="_Toc231301774" w:history="1">
+        <w:r>
+          <w:rPr>
+            <w:rStyle w:val="a4"/>
+            <w:rFonts w:ascii="Times New Roman" w:hAnsi="Times New Roman" w:cs="Times New Roman"/>
+            <w:noProof/>
+            <w:sz w:val="28"/>
+            <w:szCs w:val="28"/>
+          </w:rPr>
+          <w:t>5 ТЕСТИРОВАНИЕ ПРОГРАММНОГО МОДУЛЯ</w:t>
+        </w:r>
+        <w:r>
+          <w:rPr>
+            <w:rFonts w:ascii="Times New Roman" w:hAnsi="Times New Roman" w:cs="Times New Roman"/>
+            <w:noProof/>
+            <w:webHidden/>
+            <w:sz w:val="28"/>
+            <w:szCs w:val="28"/>
+          </w:rPr>
+          <w:tab/>
+        </w:r>
+        <w:r>
+          <w:rPr>
+            <w:rFonts w:ascii="Times New Roman" w:hAnsi="Times New Roman" w:cs="Times New Roman"/>
+            <w:noProof/>
+            <w:webHidden/>
+            <w:sz w:val="28"/>
+            <w:szCs w:val="28"/>
+          </w:rPr>
+          <w:fldChar w:fldCharType="begin"/>
+        </w:r>
+        <w:r>
+          <w:rPr>
+            <w:rFonts w:ascii="Times New Roman" w:hAnsi="Times New Roman" w:cs="Times New Roman"/>
+            <w:noProof/>
+            <w:webHidden/>
+            <w:sz w:val="28"/>
+            <w:szCs w:val="28"/>
+          </w:rPr>
+          <w:instrText xml:space="preserve"> PAGEREF _Toc231301774 \h </w:instrText>
+        </w:r>
+        <w:r>
+          <w:rPr>
+            <w:rFonts w:ascii="Times New Roman" w:hAnsi="Times New Roman" w:cs="Times New Roman"/>
+            <w:noProof/>
+            <w:webHidden/>
+            <w:sz w:val="28"/>
+            <w:szCs w:val="28"/>
+          </w:rPr>
+        </w:r>
+        <w:r>
+          <w:rPr>
+            <w:rFonts w:ascii="Times New Roman" w:hAnsi="Times New Roman" w:cs="Times New Roman"/>
+            <w:noProof/>
+            <w:webHidden/>
+            <w:sz w:val="28"/>
+            <w:szCs w:val="28"/>
+          </w:rPr>
+          <w:fldChar w:fldCharType="separate"/>
+        </w:r>
+        <w:r>
+          <w:rPr>
+            <w:rFonts w:ascii="Times New Roman" w:hAnsi="Times New Roman" w:cs="Times New Roman"/>
+            <w:noProof/>
+            <w:webHidden/>
+            <w:sz w:val="28"/>
+            <w:szCs w:val="28"/>
+          </w:rPr>
+          <w:t>15</w:t>
+        </w:r>
+        <w:r>
+          <w:rPr>
+            <w:rFonts w:ascii="Times New Roman" w:hAnsi="Times New Roman" w:cs="Times New Roman"/>
+            <w:noProof/>
+            <w:webHidden/>
+            <w:sz w:val="28"/>
+            <w:szCs w:val="28"/>
+          </w:rPr>
+          <w:fldChar w:fldCharType="end"/>
+        </w:r>
+      </w:hyperlink>
+    </w:p>
+    <w:p>
+      <w:pPr>
+        <w:pStyle w:val="11"/>
+        <w:tabs>
+          <w:tab w:val="right" w:leader="dot" w:pos="9345"/>
+        </w:tabs>
+        <w:rPr>
+          <w:rFonts w:ascii="Times New Roman" w:eastAsiaTheme="minorEastAsia" w:hAnsi="Times New Roman" w:cs="Times New Roman"/>
+          <w:noProof/>
+          <w:sz w:val="28"/>
+          <w:szCs w:val="28"/>
+          <w:lang w:eastAsia="ru-RU"/>
+        </w:rPr>
+      </w:pPr>
+      <w:hyperlink w:anchor="_Toc231301775" w:history="1">
+        <w:r>
+          <w:rPr>
+            <w:rStyle w:val="a4"/>
+            <w:rFonts w:ascii="Times New Roman" w:hAnsi="Times New Roman" w:cs="Times New Roman"/>
+            <w:noProof/>
+            <w:sz w:val="28"/>
+            <w:szCs w:val="28"/>
+          </w:rPr>
+          <w:t>5.1. Разработка тестовых сценариев</w:t>
+        </w:r>
+        <w:r>
+          <w:rPr>
+            <w:rFonts w:ascii="Times New Roman" w:hAnsi="Times New Roman" w:cs="Times New Roman"/>
+            <w:noProof/>
+            <w:webHidden/>
+            <w:sz w:val="28"/>
+            <w:szCs w:val="28"/>
+          </w:rPr>
+          <w:tab/>
+        </w:r>
+        <w:r>
+          <w:rPr>
+            <w:rFonts w:ascii="Times New Roman" w:hAnsi="Times New Roman" w:cs="Times New Roman"/>
+            <w:noProof/>
+            <w:webHidden/>
+            <w:sz w:val="28"/>
+            <w:szCs w:val="28"/>
+          </w:rPr>
+          <w:fldChar w:fldCharType="begin"/>
+        </w:r>
+        <w:r>
+          <w:rPr>
+            <w:rFonts w:ascii="Times New Roman" w:hAnsi="Times New Roman" w:cs="Times New Roman"/>
+            <w:noProof/>
+            <w:webHidden/>
+            <w:sz w:val="28"/>
+            <w:szCs w:val="28"/>
+          </w:rPr>
+          <w:instrText xml:space="preserve"> PAGEREF _Toc231301775 \h </w:instrText>
+        </w:r>
+        <w:r>
+          <w:rPr>
+            <w:rFonts w:ascii="Times New Roman" w:hAnsi="Times New Roman" w:cs="Times New Roman"/>
+            <w:noProof/>
+            <w:webHidden/>
+            <w:sz w:val="28"/>
+            <w:szCs w:val="28"/>
+          </w:rPr>
+        </w:r>
+        <w:r>
+          <w:rPr>
+            <w:rFonts w:ascii="Times New Roman" w:hAnsi="Times New Roman" w:cs="Times New Roman"/>
+            <w:noProof/>
+            <w:webHidden/>
+            <w:sz w:val="28"/>
+            <w:szCs w:val="28"/>
+          </w:rPr>
+          <w:fldChar w:fldCharType="separate"/>
+        </w:r>
+        <w:r>
+          <w:rPr>
+            <w:rFonts w:ascii="Times New Roman" w:hAnsi="Times New Roman" w:cs="Times New Roman"/>
+            <w:noProof/>
+            <w:webHidden/>
+            <w:sz w:val="28"/>
+            <w:szCs w:val="28"/>
+          </w:rPr>
+          <w:t>15</w:t>
+        </w:r>
+        <w:r>
+          <w:rPr>
+            <w:rFonts w:ascii="Times New Roman" w:hAnsi="Times New Roman" w:cs="Times New Roman"/>
+            <w:noProof/>
+            <w:webHidden/>
+            <w:sz w:val="28"/>
+            <w:szCs w:val="28"/>
+          </w:rPr>
+          <w:fldChar w:fldCharType="end"/>
+        </w:r>
+      </w:hyperlink>
+    </w:p>
+    <w:p>
+      <w:pPr>
+        <w:pStyle w:val="11"/>
+        <w:tabs>
+          <w:tab w:val="right" w:leader="dot" w:pos="9345"/>
+        </w:tabs>
+        <w:rPr>
+          <w:rFonts w:ascii="Times New Roman" w:eastAsiaTheme="minorEastAsia" w:hAnsi="Times New Roman" w:cs="Times New Roman"/>
+          <w:noProof/>
+          <w:sz w:val="28"/>
+          <w:szCs w:val="28"/>
+          <w:lang w:eastAsia="ru-RU"/>
+        </w:rPr>
+      </w:pPr>
+      <w:hyperlink w:anchor="_Toc231301776" w:history="1">
+        <w:r>
+          <w:rPr>
+            <w:rStyle w:val="a4"/>
+            <w:rFonts w:ascii="Times New Roman" w:hAnsi="Times New Roman" w:cs="Times New Roman"/>
+            <w:noProof/>
+            <w:sz w:val="28"/>
+            <w:szCs w:val="28"/>
+          </w:rPr>
+          <w:t>5.2. Модульное тестирование</w:t>
+        </w:r>
+        <w:r>
+          <w:rPr>
+            <w:rFonts w:ascii="Times New Roman" w:hAnsi="Times New Roman" w:cs="Times New Roman"/>
+            <w:noProof/>
+            <w:webHidden/>
+            <w:sz w:val="28"/>
+            <w:szCs w:val="28"/>
+          </w:rPr>
+          <w:tab/>
+        </w:r>
+        <w:r>
+          <w:rPr>
+            <w:rFonts w:ascii="Times New Roman" w:hAnsi="Times New Roman" w:cs="Times New Roman"/>
+            <w:noProof/>
+            <w:webHidden/>
+            <w:sz w:val="28"/>
+            <w:szCs w:val="28"/>
+          </w:rPr>
+          <w:fldChar w:fldCharType="begin"/>
+        </w:r>
+        <w:r>
+          <w:rPr>
+            <w:rFonts w:ascii="Times New Roman" w:hAnsi="Times New Roman" w:cs="Times New Roman"/>
+            <w:noProof/>
+            <w:webHidden/>
+            <w:sz w:val="28"/>
+            <w:szCs w:val="28"/>
+          </w:rPr>
+          <w:instrText xml:space="preserve"> PAGEREF _Toc231301776 \h </w:instrText>
+        </w:r>
+        <w:r>
+          <w:rPr>
+            <w:rFonts w:ascii="Times New Roman" w:hAnsi="Times New Roman" w:cs="Times New Roman"/>
+            <w:noProof/>
+            <w:webHidden/>
+            <w:sz w:val="28"/>
+            <w:szCs w:val="28"/>
+          </w:rPr>
+        </w:r>
+        <w:r>
+          <w:rPr>
+            <w:rFonts w:ascii="Times New Roman" w:hAnsi="Times New Roman" w:cs="Times New Roman"/>
+            <w:noProof/>
+            <w:webHidden/>
+            <w:sz w:val="28"/>
+            <w:szCs w:val="28"/>
+          </w:rPr>
+          <w:fldChar w:fldCharType="separate"/>
+        </w:r>
+        <w:r>
+          <w:rPr>
+            <w:rFonts w:ascii="Times New Roman" w:hAnsi="Times New Roman" w:cs="Times New Roman"/>
+            <w:noProof/>
+            <w:webHidden/>
+            <w:sz w:val="28"/>
+            <w:szCs w:val="28"/>
+          </w:rPr>
+          <w:t>15</w:t>
+        </w:r>
+        <w:r>
+          <w:rPr>
+            <w:rFonts w:ascii="Times New Roman" w:hAnsi="Times New Roman" w:cs="Times New Roman"/>
+            <w:noProof/>
+            <w:webHidden/>
+            <w:sz w:val="28"/>
+            <w:szCs w:val="28"/>
+          </w:rPr>
+          <w:fldChar w:fldCharType="end"/>
+        </w:r>
+      </w:hyperlink>
+    </w:p>
+    <w:p>
+      <w:pPr>
+        <w:pStyle w:val="11"/>
+        <w:tabs>
+          <w:tab w:val="right" w:leader="dot" w:pos="9345"/>
+        </w:tabs>
+        <w:rPr>
+          <w:rFonts w:ascii="Times New Roman" w:eastAsiaTheme="minorEastAsia" w:hAnsi="Times New Roman" w:cs="Times New Roman"/>
+          <w:noProof/>
+          <w:sz w:val="28"/>
+          <w:szCs w:val="28"/>
+          <w:lang w:eastAsia="ru-RU"/>
+        </w:rPr>
+      </w:pPr>
+      <w:hyperlink w:anchor="_Toc231301777" w:history="1">
+        <w:r>
+          <w:rPr>
+            <w:rStyle w:val="a4"/>
+            <w:rFonts w:ascii="Times New Roman" w:hAnsi="Times New Roman" w:cs="Times New Roman"/>
+            <w:noProof/>
+            <w:sz w:val="28"/>
+            <w:szCs w:val="28"/>
+          </w:rPr>
+          <w:t>5.3. Тестирование производительности</w:t>
+        </w:r>
+        <w:r>
+          <w:rPr>
+            <w:rFonts w:ascii="Times New Roman" w:hAnsi="Times New Roman" w:cs="Times New Roman"/>
+            <w:noProof/>
+            <w:webHidden/>
+            <w:sz w:val="28"/>
+            <w:szCs w:val="28"/>
+          </w:rPr>
+          <w:tab/>
+        </w:r>
+        <w:r>
+          <w:rPr>
+            <w:rFonts w:ascii="Times New Roman" w:hAnsi="Times New Roman" w:cs="Times New Roman"/>
+            <w:noProof/>
+            <w:webHidden/>
+            <w:sz w:val="28"/>
+            <w:szCs w:val="28"/>
+          </w:rPr>
+          <w:fldChar w:fldCharType="begin"/>
+        </w:r>
+        <w:r>
+          <w:rPr>
+            <w:rFonts w:ascii="Times New Roman" w:hAnsi="Times New Roman" w:cs="Times New Roman"/>
+            <w:noProof/>
+            <w:webHidden/>
+            <w:sz w:val="28"/>
+            <w:szCs w:val="28"/>
+          </w:rPr>
+          <w:instrText xml:space="preserve"> PAGEREF _Toc231301777 \h </w:instrText>
+        </w:r>
+        <w:r>
+          <w:rPr>
+            <w:rFonts w:ascii="Times New Roman" w:hAnsi="Times New Roman" w:cs="Times New Roman"/>
+            <w:noProof/>
+            <w:webHidden/>
+            <w:sz w:val="28"/>
+            <w:szCs w:val="28"/>
+          </w:rPr>
+        </w:r>
+        <w:r>
+          <w:rPr>
+            <w:rFonts w:ascii="Times New Roman" w:hAnsi="Times New Roman" w:cs="Times New Roman"/>
+            <w:noProof/>
+            <w:webHidden/>
+            <w:sz w:val="28"/>
+            <w:szCs w:val="28"/>
+          </w:rPr>
+          <w:fldChar w:fldCharType="separate"/>
+        </w:r>
+        <w:r>
+          <w:rPr>
+            <w:rFonts w:ascii="Times New Roman" w:hAnsi="Times New Roman" w:cs="Times New Roman"/>
+            <w:noProof/>
+            <w:webHidden/>
+            <w:sz w:val="28"/>
+            <w:szCs w:val="28"/>
+          </w:rPr>
+          <w:t>15</w:t>
+        </w:r>
+        <w:r>
+          <w:rPr>
+            <w:rFonts w:ascii="Times New Roman" w:hAnsi="Times New Roman" w:cs="Times New Roman"/>
+            <w:noProof/>
+            <w:webHidden/>
+            <w:sz w:val="28"/>
+            <w:szCs w:val="28"/>
+          </w:rPr>
+          <w:fldChar w:fldCharType="end"/>
+        </w:r>
+      </w:hyperlink>
+    </w:p>
+    <w:p>
+      <w:pPr>
+        <w:pStyle w:val="11"/>
+        <w:tabs>
+          <w:tab w:val="right" w:leader="dot" w:pos="9345"/>
+        </w:tabs>
+        <w:rPr>
+          <w:rFonts w:ascii="Times New Roman" w:eastAsiaTheme="minorEastAsia" w:hAnsi="Times New Roman" w:cs="Times New Roman"/>
+          <w:noProof/>
+          <w:sz w:val="28"/>
+          <w:szCs w:val="28"/>
+          <w:lang w:eastAsia="ru-RU"/>
+        </w:rPr>
+      </w:pPr>
+      <w:hyperlink w:anchor="_Toc231301778" w:history="1">
+        <w:r>
+          <w:rPr>
+            <w:rStyle w:val="a4"/>
+            <w:rFonts w:ascii="Times New Roman" w:hAnsi="Times New Roman" w:cs="Times New Roman"/>
+            <w:noProof/>
+            <w:sz w:val="28"/>
+            <w:szCs w:val="28"/>
+          </w:rPr>
+          <w:t>5.4. Загрузка программного модуля в репозиторий</w:t>
+        </w:r>
+        <w:r>
+          <w:rPr>
+            <w:rFonts w:ascii="Times New Roman" w:hAnsi="Times New Roman" w:cs="Times New Roman"/>
+            <w:noProof/>
+            <w:webHidden/>
+            <w:sz w:val="28"/>
+            <w:szCs w:val="28"/>
+          </w:rPr>
+          <w:tab/>
+        </w:r>
+        <w:r>
+          <w:rPr>
+            <w:rFonts w:ascii="Times New Roman" w:hAnsi="Times New Roman" w:cs="Times New Roman"/>
+            <w:noProof/>
+            <w:webHidden/>
+            <w:sz w:val="28"/>
+            <w:szCs w:val="28"/>
+          </w:rPr>
+          <w:fldChar w:fldCharType="begin"/>
+        </w:r>
+        <w:r>
+          <w:rPr>
+            <w:rFonts w:ascii="Times New Roman" w:hAnsi="Times New Roman" w:cs="Times New Roman"/>
+            <w:noProof/>
+            <w:webHidden/>
+            <w:sz w:val="28"/>
+            <w:szCs w:val="28"/>
+          </w:rPr>
+          <w:instrText xml:space="preserve"> PAGEREF _Toc231301778 \h </w:instrText>
+        </w:r>
+        <w:r>
+          <w:rPr>
+            <w:rFonts w:ascii="Times New Roman" w:hAnsi="Times New Roman" w:cs="Times New Roman"/>
+            <w:noProof/>
+            <w:webHidden/>
+            <w:sz w:val="28"/>
+            <w:szCs w:val="28"/>
+          </w:rPr>
+        </w:r>
+        <w:r>
+          <w:rPr>
+            <w:rFonts w:ascii="Times New Roman" w:hAnsi="Times New Roman" w:cs="Times New Roman"/>
+            <w:noProof/>
+            <w:webHidden/>
+            <w:sz w:val="28"/>
+            <w:szCs w:val="28"/>
+          </w:rPr>
+          <w:fldChar w:fldCharType="separate"/>
+        </w:r>
+        <w:r>
+          <w:rPr>
+            <w:rFonts w:ascii="Times New Roman" w:hAnsi="Times New Roman" w:cs="Times New Roman"/>
+            <w:noProof/>
+            <w:webHidden/>
+            <w:sz w:val="28"/>
+            <w:szCs w:val="28"/>
+          </w:rPr>
+          <w:t>16</w:t>
+        </w:r>
+        <w:r>
+          <w:rPr>
+            <w:rFonts w:ascii="Times New Roman" w:hAnsi="Times New Roman" w:cs="Times New Roman"/>
+            <w:noProof/>
+            <w:webHidden/>
+            <w:sz w:val="28"/>
+            <w:szCs w:val="28"/>
+          </w:rPr>
+          <w:fldChar w:fldCharType="end"/>
+        </w:r>
+      </w:hyperlink>
+    </w:p>
+    <w:p>
+      <w:pPr>
+        <w:pStyle w:val="11"/>
+        <w:tabs>
+          <w:tab w:val="right" w:leader="dot" w:pos="9345"/>
+        </w:tabs>
+        <w:rPr>
+          <w:rFonts w:ascii="Times New Roman" w:eastAsiaTheme="minorEastAsia" w:hAnsi="Times New Roman" w:cs="Times New Roman"/>
+          <w:noProof/>
+          <w:sz w:val="28"/>
+          <w:szCs w:val="28"/>
+          <w:lang w:eastAsia="ru-RU"/>
+        </w:rPr>
+      </w:pPr>
+      <w:hyperlink w:anchor="_Toc231301779" w:history="1">
+        <w:r>
+          <w:rPr>
+            <w:rStyle w:val="a4"/>
+            <w:rFonts w:ascii="Times New Roman" w:hAnsi="Times New Roman" w:cs="Times New Roman"/>
+            <w:noProof/>
+            <w:sz w:val="28"/>
+            <w:szCs w:val="28"/>
+          </w:rPr>
+          <w:t>ЗАКЛЮЧЕНИЕ</w:t>
+        </w:r>
+        <w:r>
+          <w:rPr>
+            <w:rFonts w:ascii="Times New Roman" w:hAnsi="Times New Roman" w:cs="Times New Roman"/>
+            <w:noProof/>
+            <w:webHidden/>
+            <w:sz w:val="28"/>
+            <w:szCs w:val="28"/>
+          </w:rPr>
+          <w:tab/>
+        </w:r>
+        <w:r>
+          <w:rPr>
+            <w:rFonts w:ascii="Times New Roman" w:hAnsi="Times New Roman" w:cs="Times New Roman"/>
+            <w:noProof/>
+            <w:webHidden/>
+            <w:sz w:val="28"/>
+            <w:szCs w:val="28"/>
+          </w:rPr>
+          <w:fldChar w:fldCharType="begin"/>
+        </w:r>
+        <w:r>
+          <w:rPr>
+            <w:rFonts w:ascii="Times New Roman" w:hAnsi="Times New Roman" w:cs="Times New Roman"/>
+            <w:noProof/>
+            <w:webHidden/>
+            <w:sz w:val="28"/>
+            <w:szCs w:val="28"/>
+          </w:rPr>
+          <w:instrText xml:space="preserve"> PAGEREF _Toc231301779 \h </w:instrText>
+        </w:r>
+        <w:r>
+          <w:rPr>
+            <w:rFonts w:ascii="Times New Roman" w:hAnsi="Times New Roman" w:cs="Times New Roman"/>
+            <w:noProof/>
+            <w:webHidden/>
+            <w:sz w:val="28"/>
+            <w:szCs w:val="28"/>
+          </w:rPr>
+        </w:r>
+        <w:r>
+          <w:rPr>
+            <w:rFonts w:ascii="Times New Roman" w:hAnsi="Times New Roman" w:cs="Times New Roman"/>
+            <w:noProof/>
+            <w:webHidden/>
+            <w:sz w:val="28"/>
+            <w:szCs w:val="28"/>
+          </w:rPr>
+          <w:fldChar w:fldCharType="separate"/>
+        </w:r>
+        <w:r>
+          <w:rPr>
+            <w:rFonts w:ascii="Times New Roman" w:hAnsi="Times New Roman" w:cs="Times New Roman"/>
+            <w:noProof/>
+            <w:webHidden/>
+            <w:sz w:val="28"/>
+            <w:szCs w:val="28"/>
+          </w:rPr>
+          <w:t>17</w:t>
+        </w:r>
+        <w:r>
+          <w:rPr>
+            <w:rFonts w:ascii="Times New Roman" w:hAnsi="Times New Roman" w:cs="Times New Roman"/>
+            <w:noProof/>
+            <w:webHidden/>
+            <w:sz w:val="28"/>
+            <w:szCs w:val="28"/>
+          </w:rPr>
+          <w:fldChar w:fldCharType="end"/>
+        </w:r>
+      </w:hyperlink>
+    </w:p>
+    <w:p>
+      <w:pPr>
+        <w:pStyle w:val="11"/>
+        <w:tabs>
+          <w:tab w:val="right" w:leader="dot" w:pos="9345"/>
+        </w:tabs>
+        <w:rPr>
+          <w:rFonts w:ascii="Times New Roman" w:eastAsiaTheme="minorEastAsia" w:hAnsi="Times New Roman" w:cs="Times New Roman"/>
+          <w:noProof/>
+          <w:sz w:val="28"/>
+          <w:szCs w:val="28"/>
+          <w:lang w:eastAsia="ru-RU"/>
+        </w:rPr>
+      </w:pPr>
+      <w:hyperlink w:anchor="_Toc231301780" w:history="1">
+        <w:r>
+          <w:rPr>
+            <w:rStyle w:val="a4"/>
+            <w:rFonts w:ascii="Times New Roman" w:hAnsi="Times New Roman" w:cs="Times New Roman"/>
+            <w:noProof/>
+            <w:sz w:val="28"/>
+            <w:szCs w:val="28"/>
+          </w:rPr>
+          <w:t>СПИСОК ИСПОЛЬЗОВАННЫХ ИСТОЧНИКОВ</w:t>
+        </w:r>
+        <w:r>
+          <w:rPr>
+            <w:rFonts w:ascii="Times New Roman" w:hAnsi="Times New Roman" w:cs="Times New Roman"/>
+            <w:noProof/>
+            <w:webHidden/>
+            <w:sz w:val="28"/>
+            <w:szCs w:val="28"/>
+          </w:rPr>
+          <w:tab/>
+        </w:r>
+        <w:r>
+          <w:rPr>
+            <w:rFonts w:ascii="Times New Roman" w:hAnsi="Times New Roman" w:cs="Times New Roman"/>
+            <w:noProof/>
+            <w:webHidden/>
+            <w:sz w:val="28"/>
+            <w:szCs w:val="28"/>
+          </w:rPr>
+          <w:fldChar w:fldCharType="begin"/>
+        </w:r>
+        <w:r>
+          <w:rPr>
+            <w:rFonts w:ascii="Times New Roman" w:hAnsi="Times New Roman" w:cs="Times New Roman"/>
+            <w:noProof/>
+            <w:webHidden/>
+            <w:sz w:val="28"/>
+            <w:szCs w:val="28"/>
+          </w:rPr>
+          <w:instrText xml:space="preserve"> PAGEREF _Toc231301780 \h </w:instrText>
+        </w:r>
+        <w:r>
+          <w:rPr>
+            <w:rFonts w:ascii="Times New Roman" w:hAnsi="Times New Roman" w:cs="Times New Roman"/>
+            <w:noProof/>
+            <w:webHidden/>
+            <w:sz w:val="28"/>
+            <w:szCs w:val="28"/>
+          </w:rPr>
+        </w:r>
+        <w:r>
+          <w:rPr>
+            <w:rFonts w:ascii="Times New Roman" w:hAnsi="Times New Roman" w:cs="Times New Roman"/>
+            <w:noProof/>
+            <w:webHidden/>
+            <w:sz w:val="28"/>
+            <w:szCs w:val="28"/>
+          </w:rPr>
+          <w:fldChar w:fldCharType="separate"/>
+        </w:r>
+        <w:r>
+          <w:rPr>
+            <w:rFonts w:ascii="Times New Roman" w:hAnsi="Times New Roman" w:cs="Times New Roman"/>
+            <w:noProof/>
+            <w:webHidden/>
+            <w:sz w:val="28"/>
+            <w:szCs w:val="28"/>
+          </w:rPr>
+          <w:t>18</w:t>
+        </w:r>
+        <w:r>
+          <w:rPr>
+            <w:rFonts w:ascii="Times New Roman" w:hAnsi="Times New Roman" w:cs="Times New Roman"/>
+            <w:noProof/>
+            <w:webHidden/>
+            <w:sz w:val="28"/>
+            <w:szCs w:val="28"/>
+          </w:rPr>
+          <w:fldChar w:fldCharType="end"/>
+        </w:r>
+      </w:hyperlink>
+    </w:p>
+    <w:p>
+      <w:pPr>
+        <w:rPr>
+          <w:rFonts w:ascii="Times New Roman" w:hAnsi="Times New Roman" w:cs="Times New Roman"/>
+          <w:b/>
+          <w:color w:val="1F1F1F"/>
+          <w:sz w:val="28"/>
+          <w:szCs w:val="28"/>
+        </w:rPr>
+      </w:pPr>
+      <w:r>
+        <w:rPr>
+          <w:rFonts w:ascii="Times New Roman" w:hAnsi="Times New Roman" w:cs="Times New Roman"/>
+          <w:b/>
+          <w:color w:val="1F1F1F"/>
+          <w:sz w:val="28"/>
+          <w:szCs w:val="28"/>
+        </w:rPr>
+        <w:fldChar w:fldCharType="end"/>
+      </w:r>
+    </w:p>
+    <w:p>
+      <w:pPr>
+        <w:rPr>
+          <w:rFonts w:ascii="Times New Roman" w:hAnsi="Times New Roman" w:cs="Times New Roman"/>
+          <w:b/>
+          <w:color w:val="1F1F1F"/>
+          <w:sz w:val="28"/>
+          <w:szCs w:val="28"/>
+        </w:rPr>
+      </w:pPr>
+      <w:r>
+        <w:rPr>
+          <w:rFonts w:ascii="Times New Roman" w:hAnsi="Times New Roman" w:cs="Times New Roman"/>
+          <w:b/>
+          <w:color w:val="1F1F1F"/>
+          <w:sz w:val="28"/>
+          <w:szCs w:val="28"/>
         </w:rPr>
         <w:br w:type="page"/>
       </w:r>
@@ -28,26 +2596,16 @@
     </w:p>
     <w:p>
       <w:pPr>
-        <w:pStyle w:val="a9"/>
-        <w:spacing w:before="0" w:beforeAutospacing="0" w:after="0" w:afterAutospacing="0" w:line="360" w:lineRule="auto"/>
-        <w:jc w:val="center"/>
-        <w:rPr>
-          <w:b/>
-          <w:color w:val="1F1F1F"/>
-          <w:sz w:val="28"/>
-          <w:szCs w:val="28"/>
-        </w:rPr>
-      </w:pPr>
-      <w:r>
-        <w:rPr>
-          <w:b/>
-          <w:color w:val="1F1F1F"/>
-          <w:sz w:val="28"/>
-          <w:szCs w:val="28"/>
-        </w:rPr>
+        <w:pStyle w:val="111111111111111"/>
+      </w:pPr>
+      <w:bookmarkStart w:id="1" w:name="_Toc231300675"/>
+      <w:bookmarkStart w:id="2" w:name="_Toc231301755"/>
+      <w:r>
         <w:lastRenderedPageBreak/>
         <w:t>ВВЕДЕНИЕ</w:t>
       </w:r>
+      <w:bookmarkEnd w:id="1"/>
+      <w:bookmarkEnd w:id="2"/>
     </w:p>
     <w:p>
       <w:pPr>
@@ -333,6 +2891,7 @@
       </w:pPr>
       <w:r>
         <w:rPr>
+          <w:noProof/>
           <w:color w:val="1F1F1F"/>
           <w:sz w:val="28"/>
           <w:szCs w:val="28"/>
@@ -340,8 +2899,8 @@
         <w:lastRenderedPageBreak/>
         <w:drawing>
           <wp:inline distT="0" distB="0" distL="0" distR="0" wp14:anchorId="610534D3" wp14:editId="4FA9A37B">
-            <wp:extent cx="5790475" cy="3846830"/>
-            <wp:effectExtent l="0" t="0" r="1270" b="1270"/>
+            <wp:extent cx="6208175" cy="4124325"/>
+            <wp:effectExtent l="0" t="0" r="2540" b="0"/>
             <wp:docPr id="1" name="Рисунок 1"/>
             <wp:cNvGraphicFramePr>
               <a:graphicFrameLocks xmlns:a="http://schemas.openxmlformats.org/drawingml/2006/main" noChangeAspect="1"/>
@@ -362,7 +2921,7 @@
                   <pic:spPr>
                     <a:xfrm>
                       <a:off x="0" y="0"/>
-                      <a:ext cx="5973634" cy="3968510"/>
+                      <a:ext cx="6411687" cy="4259525"/>
                     </a:xfrm>
                     <a:prstGeom prst="rect">
                       <a:avLst/>
@@ -416,50 +2975,29 @@
     </w:p>
     <w:p>
       <w:pPr>
-        <w:pStyle w:val="a9"/>
-        <w:numPr>
-          <w:ilvl w:val="0"/>
-          <w:numId w:val="2"/>
-        </w:numPr>
-        <w:spacing w:before="0" w:beforeAutospacing="0" w:after="0" w:afterAutospacing="0" w:line="360" w:lineRule="auto"/>
-        <w:ind w:left="0" w:firstLine="709"/>
-        <w:rPr>
-          <w:b/>
-          <w:color w:val="1F1F1F"/>
-          <w:sz w:val="28"/>
-          <w:szCs w:val="28"/>
-        </w:rPr>
-      </w:pPr>
-      <w:r>
-        <w:rPr>
-          <w:b/>
-          <w:color w:val="1F1F1F"/>
-          <w:sz w:val="28"/>
-          <w:szCs w:val="28"/>
-        </w:rPr>
+        <w:pStyle w:val="111111111111111"/>
+      </w:pPr>
+      <w:bookmarkStart w:id="3" w:name="_Toc231300676"/>
+      <w:bookmarkStart w:id="4" w:name="_Toc231301756"/>
+      <w:r>
         <w:lastRenderedPageBreak/>
+        <w:t xml:space="preserve">1 </w:t>
+      </w:r>
+      <w:r>
         <w:t>ТЕХНИКА БЕЗОПАСНОСТИ</w:t>
       </w:r>
-    </w:p>
-    <w:p>
-      <w:pPr>
-        <w:pStyle w:val="a9"/>
-        <w:spacing w:before="0" w:beforeAutospacing="0" w:after="0" w:afterAutospacing="0" w:line="360" w:lineRule="auto"/>
-        <w:ind w:firstLine="709"/>
-        <w:rPr>
-          <w:color w:val="1F1F1F"/>
-          <w:sz w:val="28"/>
-          <w:szCs w:val="28"/>
-        </w:rPr>
-      </w:pPr>
-      <w:r>
-        <w:rPr>
-          <w:color w:val="1F1F1F"/>
-          <w:sz w:val="28"/>
-          <w:szCs w:val="28"/>
-        </w:rPr>
+      <w:bookmarkEnd w:id="3"/>
+      <w:bookmarkEnd w:id="4"/>
+    </w:p>
+    <w:p>
+      <w:pPr>
+        <w:pStyle w:val="222222222222222222"/>
+      </w:pPr>
+      <w:bookmarkStart w:id="5" w:name="_Toc231301757"/>
+      <w:r>
         <w:t>1.1. Инструкция по охране труда</w:t>
       </w:r>
+      <w:bookmarkEnd w:id="5"/>
     </w:p>
     <w:p>
       <w:pPr>
@@ -801,6 +3339,21 @@
     </w:p>
     <w:p>
       <w:pPr>
+        <w:pStyle w:val="222222222222222222"/>
+      </w:pPr>
+      <w:bookmarkStart w:id="6" w:name="_Toc231301758"/>
+      <w:r>
+        <w:t xml:space="preserve">1.2. Инструкции по технике безопасности и </w:t>
+      </w:r>
+      <w:proofErr w:type="spellStart"/>
+      <w:r>
+        <w:t>пожароопасности</w:t>
+      </w:r>
+      <w:bookmarkEnd w:id="6"/>
+      <w:proofErr w:type="spellEnd"/>
+    </w:p>
+    <w:p>
+      <w:pPr>
         <w:pStyle w:val="a9"/>
         <w:spacing w:before="0" w:beforeAutospacing="0" w:after="0" w:afterAutospacing="0" w:line="360" w:lineRule="auto"/>
         <w:ind w:firstLine="709"/>
@@ -816,7 +3369,15 @@
           <w:sz w:val="28"/>
           <w:szCs w:val="28"/>
         </w:rPr>
-        <w:t xml:space="preserve">1.2. Инструкции по технике безопасности и </w:t>
+        <w:t xml:space="preserve">В ООО </w:t>
+      </w:r>
+      <w:r>
+        <w:rPr>
+          <w:color w:val="1F1F1F"/>
+          <w:sz w:val="28"/>
+          <w:szCs w:val="28"/>
+        </w:rPr>
+        <w:t>«</w:t>
       </w:r>
       <w:proofErr w:type="spellStart"/>
       <w:r>
@@ -825,39 +3386,33 @@
           <w:sz w:val="28"/>
           <w:szCs w:val="28"/>
         </w:rPr>
-        <w:t>пожароопасности</w:t>
+        <w:t>Оптима</w:t>
+      </w:r>
+      <w:r>
+        <w:rPr>
+          <w:color w:val="1F1F1F"/>
+          <w:sz w:val="28"/>
+          <w:szCs w:val="28"/>
+        </w:rPr>
+        <w:t>сет</w:t>
+      </w:r>
+      <w:r>
+        <w:rPr>
+          <w:color w:val="1F1F1F"/>
+          <w:sz w:val="28"/>
+          <w:szCs w:val="28"/>
+        </w:rPr>
+        <w:t>ь</w:t>
       </w:r>
       <w:proofErr w:type="spellEnd"/>
-    </w:p>
-    <w:p>
-      <w:pPr>
-        <w:pStyle w:val="a9"/>
-        <w:spacing w:before="0" w:beforeAutospacing="0" w:after="0" w:afterAutospacing="0" w:line="360" w:lineRule="auto"/>
-        <w:ind w:firstLine="709"/>
-        <w:rPr>
-          <w:color w:val="1F1F1F"/>
-          <w:sz w:val="28"/>
-          <w:szCs w:val="28"/>
-        </w:rPr>
-      </w:pPr>
-      <w:r>
-        <w:rPr>
-          <w:color w:val="1F1F1F"/>
-          <w:sz w:val="28"/>
-          <w:szCs w:val="28"/>
-        </w:rPr>
-        <w:t xml:space="preserve">В ООО </w:t>
-      </w:r>
-      <w:proofErr w:type="spellStart"/>
-      <w:r>
-        <w:rPr>
-          <w:color w:val="1F1F1F"/>
-          <w:sz w:val="28"/>
-          <w:szCs w:val="28"/>
-        </w:rPr>
-        <w:t>Отимосети</w:t>
-      </w:r>
-      <w:proofErr w:type="spellEnd"/>
+      <w:r>
+        <w:rPr>
+          <w:color w:val="1F1F1F"/>
+          <w:sz w:val="28"/>
+          <w:szCs w:val="28"/>
+        </w:rPr>
+        <w:t>»</w:t>
+      </w:r>
       <w:r>
         <w:rPr>
           <w:color w:val="1F1F1F"/>
@@ -1054,23 +3609,13 @@
     </w:p>
     <w:p>
       <w:pPr>
-        <w:pStyle w:val="a9"/>
-        <w:spacing w:before="0" w:beforeAutospacing="0" w:after="0" w:afterAutospacing="0" w:line="360" w:lineRule="auto"/>
-        <w:ind w:firstLine="709"/>
-        <w:rPr>
-          <w:color w:val="1F1F1F"/>
-          <w:sz w:val="28"/>
-          <w:szCs w:val="28"/>
-        </w:rPr>
-      </w:pPr>
-      <w:r>
-        <w:rPr>
-          <w:color w:val="1F1F1F"/>
-          <w:sz w:val="28"/>
-          <w:szCs w:val="28"/>
-        </w:rPr>
+        <w:pStyle w:val="222222222222222222"/>
+      </w:pPr>
+      <w:bookmarkStart w:id="7" w:name="_Toc231301759"/>
+      <w:r>
         <w:t>1.3. Меры по обеспечение безопасности при работе с компьютерной техникой</w:t>
       </w:r>
+      <w:bookmarkEnd w:id="7"/>
     </w:p>
     <w:p>
       <w:pPr>
@@ -1285,50 +3830,29 @@
     </w:p>
     <w:p>
       <w:pPr>
-        <w:pStyle w:val="a9"/>
-        <w:numPr>
-          <w:ilvl w:val="0"/>
-          <w:numId w:val="10"/>
-        </w:numPr>
-        <w:spacing w:before="0" w:beforeAutospacing="0" w:after="0" w:afterAutospacing="0" w:line="360" w:lineRule="auto"/>
-        <w:ind w:left="0" w:firstLine="709"/>
-        <w:rPr>
-          <w:b/>
-          <w:color w:val="1F1F1F"/>
-          <w:sz w:val="28"/>
-          <w:szCs w:val="28"/>
-        </w:rPr>
-      </w:pPr>
-      <w:r>
-        <w:rPr>
-          <w:b/>
-          <w:color w:val="1F1F1F"/>
-          <w:sz w:val="28"/>
-          <w:szCs w:val="28"/>
-        </w:rPr>
+        <w:pStyle w:val="111111111111111"/>
+      </w:pPr>
+      <w:bookmarkStart w:id="8" w:name="_Toc231300677"/>
+      <w:bookmarkStart w:id="9" w:name="_Toc231301760"/>
+      <w:r>
         <w:lastRenderedPageBreak/>
+        <w:t xml:space="preserve">2 </w:t>
+      </w:r>
+      <w:r>
         <w:t>АНАЛИЗ ПРЕДМЕТНОЙ ОБЛАСТИ</w:t>
       </w:r>
-    </w:p>
-    <w:p>
-      <w:pPr>
-        <w:pStyle w:val="a9"/>
-        <w:spacing w:before="0" w:beforeAutospacing="0" w:after="0" w:afterAutospacing="0" w:line="360" w:lineRule="auto"/>
-        <w:ind w:firstLine="709"/>
-        <w:rPr>
-          <w:color w:val="1F1F1F"/>
-          <w:sz w:val="28"/>
-          <w:szCs w:val="28"/>
-        </w:rPr>
-      </w:pPr>
-      <w:r>
-        <w:rPr>
-          <w:color w:val="1F1F1F"/>
-          <w:sz w:val="28"/>
-          <w:szCs w:val="28"/>
-        </w:rPr>
+      <w:bookmarkEnd w:id="8"/>
+      <w:bookmarkEnd w:id="9"/>
+    </w:p>
+    <w:p>
+      <w:pPr>
+        <w:pStyle w:val="222222222222222222"/>
+      </w:pPr>
+      <w:bookmarkStart w:id="10" w:name="_Toc231301761"/>
+      <w:r>
         <w:t>2.1. Краткая технико-экономическая характеристика объекта практики</w:t>
       </w:r>
+      <w:bookmarkEnd w:id="10"/>
     </w:p>
     <w:p>
       <w:pPr>
@@ -1525,6 +4049,7 @@
       </w:pPr>
       <w:r>
         <w:rPr>
+          <w:noProof/>
           <w:color w:val="1F1F1F"/>
           <w:sz w:val="28"/>
           <w:szCs w:val="28"/>
@@ -1614,23 +4139,13 @@
     </w:p>
     <w:p>
       <w:pPr>
-        <w:pStyle w:val="a9"/>
-        <w:spacing w:before="0" w:beforeAutospacing="0" w:after="0" w:afterAutospacing="0" w:line="360" w:lineRule="auto"/>
-        <w:ind w:firstLine="709"/>
-        <w:rPr>
-          <w:color w:val="1F1F1F"/>
-          <w:sz w:val="28"/>
-          <w:szCs w:val="28"/>
-        </w:rPr>
-      </w:pPr>
-      <w:r>
-        <w:rPr>
-          <w:color w:val="1F1F1F"/>
-          <w:sz w:val="28"/>
-          <w:szCs w:val="28"/>
-        </w:rPr>
+        <w:pStyle w:val="222222222222222222"/>
+      </w:pPr>
+      <w:bookmarkStart w:id="11" w:name="_Toc231301762"/>
+      <w:r>
         <w:t>2.2. Состав технических средств подразделения</w:t>
       </w:r>
+      <w:bookmarkEnd w:id="11"/>
     </w:p>
     <w:p>
       <w:pPr>
@@ -1905,6 +4420,7 @@
           <w:sz w:val="28"/>
           <w:szCs w:val="28"/>
         </w:rPr>
+        <w:lastRenderedPageBreak/>
         <w:t>Сканер штрих-</w:t>
       </w:r>
       <w:proofErr w:type="gramStart"/>
@@ -1969,7 +4485,6 @@
           <w:sz w:val="28"/>
           <w:szCs w:val="28"/>
         </w:rPr>
-        <w:lastRenderedPageBreak/>
         <w:t xml:space="preserve">Сетевое </w:t>
       </w:r>
       <w:proofErr w:type="gramStart"/>
@@ -2037,23 +4552,13 @@
     </w:p>
     <w:p>
       <w:pPr>
-        <w:pStyle w:val="a9"/>
-        <w:spacing w:before="0" w:beforeAutospacing="0" w:after="0" w:afterAutospacing="0" w:line="360" w:lineRule="auto"/>
-        <w:ind w:firstLine="709"/>
-        <w:rPr>
-          <w:color w:val="1F1F1F"/>
-          <w:sz w:val="28"/>
-          <w:szCs w:val="28"/>
-        </w:rPr>
-      </w:pPr>
-      <w:r>
-        <w:rPr>
-          <w:color w:val="1F1F1F"/>
-          <w:sz w:val="28"/>
-          <w:szCs w:val="28"/>
-        </w:rPr>
+        <w:pStyle w:val="222222222222222222"/>
+      </w:pPr>
+      <w:bookmarkStart w:id="12" w:name="_Toc231301763"/>
+      <w:r>
         <w:t>2.3. Состав программного обеспечения и тематика решаемых задач</w:t>
       </w:r>
+      <w:bookmarkEnd w:id="12"/>
     </w:p>
     <w:p>
       <w:pPr>
@@ -2401,23 +4906,13 @@
     </w:p>
     <w:p>
       <w:pPr>
-        <w:pStyle w:val="a9"/>
-        <w:spacing w:before="0" w:beforeAutospacing="0" w:after="0" w:afterAutospacing="0" w:line="360" w:lineRule="auto"/>
-        <w:ind w:firstLine="709"/>
-        <w:rPr>
-          <w:color w:val="1F1F1F"/>
-          <w:sz w:val="28"/>
-          <w:szCs w:val="28"/>
-        </w:rPr>
-      </w:pPr>
-      <w:r>
-        <w:rPr>
-          <w:color w:val="1F1F1F"/>
-          <w:sz w:val="28"/>
-          <w:szCs w:val="28"/>
-        </w:rPr>
+        <w:pStyle w:val="222222222222222222"/>
+      </w:pPr>
+      <w:bookmarkStart w:id="13" w:name="_Toc231301764"/>
+      <w:r>
         <w:t>2.4. Анализ требований к разрабатываемому программному модулю</w:t>
       </w:r>
+      <w:bookmarkEnd w:id="13"/>
     </w:p>
     <w:p>
       <w:pPr>
@@ -2882,50 +5377,29 @@
     </w:p>
     <w:p>
       <w:pPr>
-        <w:pStyle w:val="a9"/>
-        <w:numPr>
-          <w:ilvl w:val="0"/>
-          <w:numId w:val="14"/>
-        </w:numPr>
-        <w:spacing w:before="0" w:beforeAutospacing="0" w:after="0" w:afterAutospacing="0" w:line="360" w:lineRule="auto"/>
-        <w:ind w:left="0" w:firstLine="709"/>
-        <w:rPr>
-          <w:b/>
-          <w:color w:val="1F1F1F"/>
-          <w:sz w:val="28"/>
-          <w:szCs w:val="28"/>
-        </w:rPr>
-      </w:pPr>
-      <w:r>
-        <w:rPr>
-          <w:b/>
-          <w:color w:val="1F1F1F"/>
-          <w:sz w:val="28"/>
-          <w:szCs w:val="28"/>
-        </w:rPr>
+        <w:pStyle w:val="111111111111111"/>
+      </w:pPr>
+      <w:bookmarkStart w:id="14" w:name="_Toc231300678"/>
+      <w:bookmarkStart w:id="15" w:name="_Toc231301765"/>
+      <w:r>
         <w:lastRenderedPageBreak/>
+        <w:t xml:space="preserve">3 </w:t>
+      </w:r>
+      <w:r>
         <w:t>РАЗРАБОТКА СПЕЦИФИКАЦИЙ</w:t>
       </w:r>
-    </w:p>
-    <w:p>
-      <w:pPr>
-        <w:pStyle w:val="a9"/>
-        <w:spacing w:before="0" w:beforeAutospacing="0" w:after="0" w:afterAutospacing="0" w:line="360" w:lineRule="auto"/>
-        <w:ind w:firstLine="709"/>
-        <w:rPr>
-          <w:color w:val="1F1F1F"/>
-          <w:sz w:val="28"/>
-          <w:szCs w:val="28"/>
-        </w:rPr>
-      </w:pPr>
-      <w:r>
-        <w:rPr>
-          <w:color w:val="1F1F1F"/>
-          <w:sz w:val="28"/>
-          <w:szCs w:val="28"/>
-        </w:rPr>
+      <w:bookmarkEnd w:id="14"/>
+      <w:bookmarkEnd w:id="15"/>
+    </w:p>
+    <w:p>
+      <w:pPr>
+        <w:pStyle w:val="222222222222222222"/>
+      </w:pPr>
+      <w:bookmarkStart w:id="16" w:name="_Toc231301766"/>
+      <w:r>
         <w:t>3.1. Описание функциональной спецификации модуля</w:t>
       </w:r>
+      <w:bookmarkEnd w:id="16"/>
     </w:p>
     <w:p>
       <w:pPr>
@@ -3426,8 +5900,10 @@
           <w:color w:val="1F1F1F"/>
           <w:sz w:val="16"/>
           <w:szCs w:val="16"/>
-        </w:rPr>
-      </w:pPr>
+          <w:lang w:val="en-US"/>
+        </w:rPr>
+      </w:pPr>
+      <w:proofErr w:type="gramStart"/>
       <w:r>
         <w:rPr>
           <w:rFonts w:ascii="Courier New" w:hAnsi="Courier New" w:cs="Courier New"/>
@@ -3435,10 +5911,12 @@
           <w:color w:val="1F1F1F"/>
           <w:sz w:val="16"/>
           <w:szCs w:val="16"/>
+          <w:lang w:val="en-US"/>
         </w:rPr>
         <w:t>│(</w:t>
       </w:r>
       <w:proofErr w:type="spellStart"/>
+      <w:proofErr w:type="gramEnd"/>
       <w:r>
         <w:rPr>
           <w:rFonts w:ascii="Courier New" w:hAnsi="Courier New" w:cs="Courier New"/>
@@ -3446,6 +5924,7 @@
           <w:color w:val="1F1F1F"/>
           <w:sz w:val="16"/>
           <w:szCs w:val="16"/>
+          <w:lang w:val="en-US"/>
         </w:rPr>
         <w:t>MainForm.cs</w:t>
       </w:r>
@@ -3457,11 +5936,11 @@
           <w:color w:val="1F1F1F"/>
           <w:sz w:val="16"/>
           <w:szCs w:val="16"/>
+          <w:lang w:val="en-US"/>
         </w:rPr>
         <w:t>) │                  │(</w:t>
       </w:r>
       <w:proofErr w:type="spellStart"/>
-      <w:proofErr w:type="gramStart"/>
       <w:r>
         <w:rPr>
           <w:rFonts w:ascii="Courier New" w:hAnsi="Courier New" w:cs="Courier New"/>
@@ -3469,6 +5948,7 @@
           <w:color w:val="1F1F1F"/>
           <w:sz w:val="16"/>
           <w:szCs w:val="16"/>
+          <w:lang w:val="en-US"/>
         </w:rPr>
         <w:t>Equipment.cs</w:t>
       </w:r>
@@ -3480,10 +5960,11 @@
           <w:color w:val="1F1F1F"/>
           <w:sz w:val="16"/>
           <w:szCs w:val="16"/>
-        </w:rPr>
-        <w:t>)│</w:t>
-      </w:r>
-      <w:proofErr w:type="gramEnd"/>
+          <w:lang w:val="en-US"/>
+        </w:rPr>
+        <w:t>)│                  │(</w:t>
+      </w:r>
+      <w:proofErr w:type="spellStart"/>
       <w:r>
         <w:rPr>
           <w:rFonts w:ascii="Courier New" w:hAnsi="Courier New" w:cs="Courier New"/>
@@ -3491,10 +5972,11 @@
           <w:color w:val="1F1F1F"/>
           <w:sz w:val="16"/>
           <w:szCs w:val="16"/>
-        </w:rPr>
-        <w:t xml:space="preserve">                  │(</w:t>
-      </w:r>
-      <w:proofErr w:type="spellStart"/>
+          <w:lang w:val="en-US"/>
+        </w:rPr>
+        <w:t>equipment.json</w:t>
+      </w:r>
+      <w:proofErr w:type="spellEnd"/>
       <w:r>
         <w:rPr>
           <w:rFonts w:ascii="Courier New" w:hAnsi="Courier New" w:cs="Courier New"/>
@@ -3502,17 +5984,7 @@
           <w:color w:val="1F1F1F"/>
           <w:sz w:val="16"/>
           <w:szCs w:val="16"/>
-        </w:rPr>
-        <w:t>equipment.json</w:t>
-      </w:r>
-      <w:proofErr w:type="spellEnd"/>
-      <w:r>
-        <w:rPr>
-          <w:rFonts w:ascii="Courier New" w:hAnsi="Courier New" w:cs="Courier New"/>
-          <w:b/>
-          <w:color w:val="1F1F1F"/>
-          <w:sz w:val="16"/>
-          <w:szCs w:val="16"/>
+          <w:lang w:val="en-US"/>
         </w:rPr>
         <w:t>)│</w:t>
       </w:r>
@@ -4047,7 +6519,6 @@
           <w:color w:val="1F1F1F"/>
           <w:sz w:val="28"/>
           <w:szCs w:val="28"/>
-          <w:lang w:val="en-US"/>
         </w:rPr>
       </w:pPr>
       <w:r>
@@ -4072,7 +6543,6 @@
           <w:color w:val="1F1F1F"/>
           <w:sz w:val="28"/>
           <w:szCs w:val="28"/>
-          <w:lang w:val="en-US"/>
         </w:rPr>
         <w:t>.</w:t>
       </w:r>
@@ -4086,9 +6556,18 @@
           <w:color w:val="1F1F1F"/>
           <w:sz w:val="28"/>
           <w:szCs w:val="28"/>
-          <w:lang w:val="en-US"/>
-        </w:rPr>
-      </w:pPr>
+        </w:rPr>
+      </w:pPr>
+    </w:p>
+    <w:p>
+      <w:pPr>
+        <w:pStyle w:val="222222222222222222"/>
+      </w:pPr>
+      <w:bookmarkStart w:id="17" w:name="_Toc231301767"/>
+      <w:r>
+        <w:t>3.2. Описание синтаксической спецификации входа модуля</w:t>
+      </w:r>
+      <w:bookmarkEnd w:id="17"/>
     </w:p>
     <w:p>
       <w:pPr>
@@ -4107,7 +6586,7 @@
           <w:sz w:val="28"/>
           <w:szCs w:val="28"/>
         </w:rPr>
-        <w:t>3.2. Описание синтаксической спецификации входа модуля</w:t>
+        <w:t>Форма Добавление / Редактирование оборудования содержит поля, описанные в таблице 3.</w:t>
       </w:r>
     </w:p>
     <w:p>
@@ -4127,7 +6606,7 @@
           <w:sz w:val="28"/>
           <w:szCs w:val="28"/>
         </w:rPr>
-        <w:t>Форма Добавление / Редактирование оборудования содержит поля, описанные в таблице 3.</w:t>
+        <w:t>Таблица 3 - Спецификация входных данных</w:t>
       </w:r>
     </w:p>
     <w:p>
@@ -4141,13 +6620,31 @@
           <w:szCs w:val="28"/>
         </w:rPr>
       </w:pPr>
-      <w:r>
-        <w:rPr>
-          <w:color w:val="1F1F1F"/>
-          <w:sz w:val="28"/>
-          <w:szCs w:val="28"/>
-        </w:rPr>
-        <w:t>Таблица 3 - Спецификация входных данных</w:t>
+      <w:proofErr w:type="gramStart"/>
+      <w:r>
+        <w:rPr>
+          <w:color w:val="1F1F1F"/>
+          <w:sz w:val="28"/>
+          <w:szCs w:val="28"/>
+        </w:rPr>
+        <w:t>Поле  Тип</w:t>
+      </w:r>
+      <w:proofErr w:type="gramEnd"/>
+      <w:r>
+        <w:rPr>
+          <w:color w:val="1F1F1F"/>
+          <w:sz w:val="28"/>
+          <w:szCs w:val="28"/>
+        </w:rPr>
+        <w:t xml:space="preserve"> </w:t>
+      </w:r>
+      <w:r>
+        <w:rPr>
+          <w:color w:val="1F1F1F"/>
+          <w:sz w:val="28"/>
+          <w:szCs w:val="28"/>
+        </w:rPr>
+        <w:t xml:space="preserve"> Обязательность  Дополнительные условия</w:t>
       </w:r>
     </w:p>
     <w:p>
@@ -4168,7 +6665,7 @@
           <w:sz w:val="28"/>
           <w:szCs w:val="28"/>
         </w:rPr>
-        <w:t>Поле  Тип</w:t>
+        <w:t>Название  строка</w:t>
       </w:r>
       <w:proofErr w:type="gramEnd"/>
       <w:r>
@@ -4177,15 +6674,15 @@
           <w:sz w:val="28"/>
           <w:szCs w:val="28"/>
         </w:rPr>
-        <w:t xml:space="preserve"> </w:t>
-      </w:r>
-      <w:r>
-        <w:rPr>
-          <w:color w:val="1F1F1F"/>
-          <w:sz w:val="28"/>
-          <w:szCs w:val="28"/>
-        </w:rPr>
-        <w:t xml:space="preserve"> Обязательность  Дополнительные условия</w:t>
+        <w:t xml:space="preserve">  Да </w:t>
+      </w:r>
+      <w:r>
+        <w:rPr>
+          <w:color w:val="1F1F1F"/>
+          <w:sz w:val="28"/>
+          <w:szCs w:val="28"/>
+        </w:rPr>
+        <w:t xml:space="preserve"> 1-100 символов</w:t>
       </w:r>
     </w:p>
     <w:p>
@@ -4206,7 +6703,23 @@
           <w:sz w:val="28"/>
           <w:szCs w:val="28"/>
         </w:rPr>
-        <w:t>Название  строка</w:t>
+        <w:t>Моде</w:t>
+      </w:r>
+      <w:r>
+        <w:rPr>
+          <w:color w:val="1F1F1F"/>
+          <w:sz w:val="28"/>
+          <w:szCs w:val="28"/>
+        </w:rPr>
+        <w:t xml:space="preserve">ль </w:t>
+      </w:r>
+      <w:r>
+        <w:rPr>
+          <w:color w:val="1F1F1F"/>
+          <w:sz w:val="28"/>
+          <w:szCs w:val="28"/>
+        </w:rPr>
+        <w:t xml:space="preserve"> строка</w:t>
       </w:r>
       <w:proofErr w:type="gramEnd"/>
       <w:r>
@@ -4215,15 +6728,7 @@
           <w:sz w:val="28"/>
           <w:szCs w:val="28"/>
         </w:rPr>
-        <w:t xml:space="preserve">  Да </w:t>
-      </w:r>
-      <w:r>
-        <w:rPr>
-          <w:color w:val="1F1F1F"/>
-          <w:sz w:val="28"/>
-          <w:szCs w:val="28"/>
-        </w:rPr>
-        <w:t xml:space="preserve"> 1-100 символов</w:t>
+        <w:t xml:space="preserve">  Нет  до 50 символов</w:t>
       </w:r>
     </w:p>
     <w:p>
@@ -4237,6 +6742,14 @@
           <w:szCs w:val="28"/>
         </w:rPr>
       </w:pPr>
+      <w:r>
+        <w:rPr>
+          <w:color w:val="1F1F1F"/>
+          <w:sz w:val="28"/>
+          <w:szCs w:val="28"/>
+        </w:rPr>
+        <w:t xml:space="preserve">Серийный </w:t>
+      </w:r>
       <w:proofErr w:type="gramStart"/>
       <w:r>
         <w:rPr>
@@ -4244,15 +6757,7 @@
           <w:sz w:val="28"/>
           <w:szCs w:val="28"/>
         </w:rPr>
-        <w:t>Моде</w:t>
-      </w:r>
-      <w:r>
-        <w:rPr>
-          <w:color w:val="1F1F1F"/>
-          <w:sz w:val="28"/>
-          <w:szCs w:val="28"/>
-        </w:rPr>
-        <w:t xml:space="preserve">ль </w:t>
+        <w:t xml:space="preserve">номер </w:t>
       </w:r>
       <w:r>
         <w:rPr>
@@ -4269,7 +6774,7 @@
           <w:sz w:val="28"/>
           <w:szCs w:val="28"/>
         </w:rPr>
-        <w:t xml:space="preserve">  Нет  до 50 символов</w:t>
+        <w:t xml:space="preserve">  Да  Уникальный, 1-30 символов</w:t>
       </w:r>
     </w:p>
     <w:p>
@@ -4283,14 +6788,6 @@
           <w:szCs w:val="28"/>
         </w:rPr>
       </w:pPr>
-      <w:r>
-        <w:rPr>
-          <w:color w:val="1F1F1F"/>
-          <w:sz w:val="28"/>
-          <w:szCs w:val="28"/>
-        </w:rPr>
-        <w:t xml:space="preserve">Серийный </w:t>
-      </w:r>
       <w:proofErr w:type="gramStart"/>
       <w:r>
         <w:rPr>
@@ -4298,15 +6795,7 @@
           <w:sz w:val="28"/>
           <w:szCs w:val="28"/>
         </w:rPr>
-        <w:t xml:space="preserve">номер </w:t>
-      </w:r>
-      <w:r>
-        <w:rPr>
-          <w:color w:val="1F1F1F"/>
-          <w:sz w:val="28"/>
-          <w:szCs w:val="28"/>
-        </w:rPr>
-        <w:t xml:space="preserve"> строка</w:t>
+        <w:t>Тип  выпадающий</w:t>
       </w:r>
       <w:proofErr w:type="gramEnd"/>
       <w:r>
@@ -4315,7 +6804,15 @@
           <w:sz w:val="28"/>
           <w:szCs w:val="28"/>
         </w:rPr>
-        <w:t xml:space="preserve">  Да  Уникальный, 1-30 символов</w:t>
+        <w:t xml:space="preserve"> список  Да </w:t>
+      </w:r>
+      <w:r>
+        <w:rPr>
+          <w:color w:val="1F1F1F"/>
+          <w:sz w:val="28"/>
+          <w:szCs w:val="28"/>
+        </w:rPr>
+        <w:t xml:space="preserve"> Компьютер, Ноутбук, Принтер, Сканер, МФУ, Сетевое оборудование, Другое</w:t>
       </w:r>
     </w:p>
     <w:p>
@@ -4336,7 +6833,15 @@
           <w:sz w:val="28"/>
           <w:szCs w:val="28"/>
         </w:rPr>
-        <w:t>Тип  выпадающий</w:t>
+        <w:t xml:space="preserve">Местоположение </w:t>
+      </w:r>
+      <w:r>
+        <w:rPr>
+          <w:color w:val="1F1F1F"/>
+          <w:sz w:val="28"/>
+          <w:szCs w:val="28"/>
+        </w:rPr>
+        <w:t xml:space="preserve"> выпадающий</w:t>
       </w:r>
       <w:proofErr w:type="gramEnd"/>
       <w:r>
@@ -4345,6 +6850,44 @@
           <w:sz w:val="28"/>
           <w:szCs w:val="28"/>
         </w:rPr>
+        <w:t>/строка  Да  Кабинет, Склад, Отдел, Серверная</w:t>
+      </w:r>
+    </w:p>
+    <w:p>
+      <w:pPr>
+        <w:pStyle w:val="a9"/>
+        <w:spacing w:before="0" w:beforeAutospacing="0" w:after="0" w:afterAutospacing="0" w:line="360" w:lineRule="auto"/>
+        <w:ind w:firstLine="709"/>
+        <w:rPr>
+          <w:color w:val="1F1F1F"/>
+          <w:sz w:val="28"/>
+          <w:szCs w:val="28"/>
+        </w:rPr>
+      </w:pPr>
+      <w:proofErr w:type="gramStart"/>
+      <w:r>
+        <w:rPr>
+          <w:color w:val="1F1F1F"/>
+          <w:sz w:val="28"/>
+          <w:szCs w:val="28"/>
+        </w:rPr>
+        <w:t>С</w:t>
+      </w:r>
+      <w:r>
+        <w:rPr>
+          <w:color w:val="1F1F1F"/>
+          <w:sz w:val="28"/>
+          <w:szCs w:val="28"/>
+        </w:rPr>
+        <w:t>татус  выпадающий</w:t>
+      </w:r>
+      <w:proofErr w:type="gramEnd"/>
+      <w:r>
+        <w:rPr>
+          <w:color w:val="1F1F1F"/>
+          <w:sz w:val="28"/>
+          <w:szCs w:val="28"/>
+        </w:rPr>
         <w:t xml:space="preserve"> список  Да </w:t>
       </w:r>
       <w:r>
@@ -4353,7 +6896,7 @@
           <w:sz w:val="28"/>
           <w:szCs w:val="28"/>
         </w:rPr>
-        <w:t xml:space="preserve"> Компьютер, Ноутбук, Принтер, Сканер, МФУ, Сетевое оборудование, Другое</w:t>
+        <w:t xml:space="preserve"> В работе, В ремонте, Списано, Резерв</w:t>
       </w:r>
     </w:p>
     <w:p>
@@ -4367,6 +6910,14 @@
           <w:szCs w:val="28"/>
         </w:rPr>
       </w:pPr>
+      <w:r>
+        <w:rPr>
+          <w:color w:val="1F1F1F"/>
+          <w:sz w:val="28"/>
+          <w:szCs w:val="28"/>
+        </w:rPr>
+        <w:t xml:space="preserve">Дата </w:t>
+      </w:r>
       <w:proofErr w:type="gramStart"/>
       <w:r>
         <w:rPr>
@@ -4374,15 +6925,7 @@
           <w:sz w:val="28"/>
           <w:szCs w:val="28"/>
         </w:rPr>
-        <w:t xml:space="preserve">Местоположение </w:t>
-      </w:r>
-      <w:r>
-        <w:rPr>
-          <w:color w:val="1F1F1F"/>
-          <w:sz w:val="28"/>
-          <w:szCs w:val="28"/>
-        </w:rPr>
-        <w:t xml:space="preserve"> выпадающий</w:t>
+        <w:t>покупки  дата</w:t>
       </w:r>
       <w:proofErr w:type="gramEnd"/>
       <w:r>
@@ -4391,7 +6934,7 @@
           <w:sz w:val="28"/>
           <w:szCs w:val="28"/>
         </w:rPr>
-        <w:t>/строка  Да  Кабинет, Склад, Отдел, Серверная</w:t>
+        <w:t xml:space="preserve">  Нет  Не больше текущей даты</w:t>
       </w:r>
     </w:p>
     <w:p>
@@ -4412,15 +6955,15 @@
           <w:sz w:val="28"/>
           <w:szCs w:val="28"/>
         </w:rPr>
-        <w:t>С</w:t>
-      </w:r>
-      <w:r>
-        <w:rPr>
-          <w:color w:val="1F1F1F"/>
-          <w:sz w:val="28"/>
-          <w:szCs w:val="28"/>
-        </w:rPr>
-        <w:t>татус  выпадающий</w:t>
+        <w:t xml:space="preserve">Цена </w:t>
+      </w:r>
+      <w:r>
+        <w:rPr>
+          <w:color w:val="1F1F1F"/>
+          <w:sz w:val="28"/>
+          <w:szCs w:val="28"/>
+        </w:rPr>
+        <w:t xml:space="preserve"> число</w:t>
       </w:r>
       <w:proofErr w:type="gramEnd"/>
       <w:r>
@@ -4429,15 +6972,7 @@
           <w:sz w:val="28"/>
           <w:szCs w:val="28"/>
         </w:rPr>
-        <w:t xml:space="preserve"> список  Да </w:t>
-      </w:r>
-      <w:r>
-        <w:rPr>
-          <w:color w:val="1F1F1F"/>
-          <w:sz w:val="28"/>
-          <w:szCs w:val="28"/>
-        </w:rPr>
-        <w:t xml:space="preserve"> В работе, В ремонте, Списано, Резерв</w:t>
+        <w:t xml:space="preserve"> (десятичное)  Нет  больше или равно 0</w:t>
       </w:r>
     </w:p>
     <w:p>
@@ -4451,14 +6986,6 @@
           <w:szCs w:val="28"/>
         </w:rPr>
       </w:pPr>
-      <w:r>
-        <w:rPr>
-          <w:color w:val="1F1F1F"/>
-          <w:sz w:val="28"/>
-          <w:szCs w:val="28"/>
-        </w:rPr>
-        <w:t xml:space="preserve">Дата </w:t>
-      </w:r>
       <w:proofErr w:type="gramStart"/>
       <w:r>
         <w:rPr>
@@ -4466,7 +6993,7 @@
           <w:sz w:val="28"/>
           <w:szCs w:val="28"/>
         </w:rPr>
-        <w:t>покупки  дата</w:t>
+        <w:t>Ответственный  строка</w:t>
       </w:r>
       <w:proofErr w:type="gramEnd"/>
       <w:r>
@@ -4475,74 +7002,6 @@
           <w:sz w:val="28"/>
           <w:szCs w:val="28"/>
         </w:rPr>
-        <w:t xml:space="preserve">  Нет  Не больше текущей даты</w:t>
-      </w:r>
-    </w:p>
-    <w:p>
-      <w:pPr>
-        <w:pStyle w:val="a9"/>
-        <w:spacing w:before="0" w:beforeAutospacing="0" w:after="0" w:afterAutospacing="0" w:line="360" w:lineRule="auto"/>
-        <w:ind w:firstLine="709"/>
-        <w:rPr>
-          <w:color w:val="1F1F1F"/>
-          <w:sz w:val="28"/>
-          <w:szCs w:val="28"/>
-        </w:rPr>
-      </w:pPr>
-      <w:proofErr w:type="gramStart"/>
-      <w:r>
-        <w:rPr>
-          <w:color w:val="1F1F1F"/>
-          <w:sz w:val="28"/>
-          <w:szCs w:val="28"/>
-        </w:rPr>
-        <w:t xml:space="preserve">Цена </w:t>
-      </w:r>
-      <w:r>
-        <w:rPr>
-          <w:color w:val="1F1F1F"/>
-          <w:sz w:val="28"/>
-          <w:szCs w:val="28"/>
-        </w:rPr>
-        <w:t xml:space="preserve"> число</w:t>
-      </w:r>
-      <w:proofErr w:type="gramEnd"/>
-      <w:r>
-        <w:rPr>
-          <w:color w:val="1F1F1F"/>
-          <w:sz w:val="28"/>
-          <w:szCs w:val="28"/>
-        </w:rPr>
-        <w:t xml:space="preserve"> (десятичное)  Нет  больше или равно 0</w:t>
-      </w:r>
-    </w:p>
-    <w:p>
-      <w:pPr>
-        <w:pStyle w:val="a9"/>
-        <w:spacing w:before="0" w:beforeAutospacing="0" w:after="0" w:afterAutospacing="0" w:line="360" w:lineRule="auto"/>
-        <w:ind w:firstLine="709"/>
-        <w:rPr>
-          <w:color w:val="1F1F1F"/>
-          <w:sz w:val="28"/>
-          <w:szCs w:val="28"/>
-        </w:rPr>
-      </w:pPr>
-      <w:proofErr w:type="gramStart"/>
-      <w:r>
-        <w:rPr>
-          <w:color w:val="1F1F1F"/>
-          <w:sz w:val="28"/>
-          <w:szCs w:val="28"/>
-        </w:rPr>
-        <w:t>Ответственный  строка</w:t>
-      </w:r>
-      <w:proofErr w:type="gramEnd"/>
-      <w:r>
-        <w:rPr>
-          <w:color w:val="1F1F1F"/>
-          <w:sz w:val="28"/>
-          <w:szCs w:val="28"/>
-        </w:rPr>
         <w:t xml:space="preserve">  Нет  ФИО сотрудника</w:t>
       </w:r>
     </w:p>
@@ -4558,6 +7017,7 @@
       </w:pPr>
       <w:r>
         <w:rPr>
+          <w:noProof/>
           <w:color w:val="1F1F1F"/>
           <w:sz w:val="28"/>
           <w:szCs w:val="28"/>
@@ -4637,24 +7097,14 @@
     </w:p>
     <w:p>
       <w:pPr>
-        <w:pStyle w:val="a9"/>
-        <w:spacing w:before="0" w:beforeAutospacing="0" w:after="0" w:afterAutospacing="0" w:line="360" w:lineRule="auto"/>
-        <w:ind w:firstLine="709"/>
-        <w:rPr>
-          <w:color w:val="1F1F1F"/>
-          <w:sz w:val="28"/>
-          <w:szCs w:val="28"/>
-        </w:rPr>
-      </w:pPr>
-      <w:r>
-        <w:rPr>
-          <w:color w:val="1F1F1F"/>
-          <w:sz w:val="28"/>
-          <w:szCs w:val="28"/>
-        </w:rPr>
+        <w:pStyle w:val="222222222222222222"/>
+      </w:pPr>
+      <w:bookmarkStart w:id="18" w:name="_Toc231301768"/>
+      <w:r>
         <w:lastRenderedPageBreak/>
         <w:t>3.3. Описание структуры данных модуля</w:t>
       </w:r>
+      <w:bookmarkEnd w:id="18"/>
     </w:p>
     <w:p>
       <w:pPr>
@@ -5390,6 +7840,7 @@
       </w:pPr>
       <w:r>
         <w:rPr>
+          <w:noProof/>
           <w:color w:val="1F1F1F"/>
           <w:sz w:val="28"/>
           <w:szCs w:val="28"/>
@@ -6083,37 +8534,32 @@
           <w:color w:val="1F1F1F"/>
           <w:sz w:val="28"/>
           <w:szCs w:val="28"/>
-          <w:lang w:val="en-US"/>
-        </w:rPr>
-      </w:pPr>
-      <w:r>
-        <w:rPr>
-          <w:color w:val="1F1F1F"/>
-          <w:sz w:val="28"/>
-          <w:szCs w:val="28"/>
-          <w:lang w:val="en-US"/>
-        </w:rPr>
-        <w:t xml:space="preserve">    "Id": </w:t>
-      </w:r>
-      <w:proofErr w:type="gramStart"/>
-      <w:r>
-        <w:rPr>
-          <w:color w:val="1F1F1F"/>
-          <w:sz w:val="28"/>
-          <w:szCs w:val="28"/>
-          <w:lang w:val="en-US"/>
-        </w:rPr>
-        <w:t>2</w:t>
-      </w:r>
-      <w:proofErr w:type="gramEnd"/>
-      <w:r>
-        <w:rPr>
-          <w:color w:val="1F1F1F"/>
-          <w:sz w:val="28"/>
-          <w:szCs w:val="28"/>
-          <w:lang w:val="en-US"/>
-        </w:rPr>
-        <w:t>,</w:t>
+        </w:rPr>
+      </w:pPr>
+      <w:r>
+        <w:rPr>
+          <w:color w:val="1F1F1F"/>
+          <w:sz w:val="28"/>
+          <w:szCs w:val="28"/>
+        </w:rPr>
+        <w:t xml:space="preserve">    "</w:t>
+      </w:r>
+      <w:r>
+        <w:rPr>
+          <w:color w:val="1F1F1F"/>
+          <w:sz w:val="28"/>
+          <w:szCs w:val="28"/>
+          <w:lang w:val="en-US"/>
+        </w:rPr>
+        <w:t>Id</w:t>
+      </w:r>
+      <w:r>
+        <w:rPr>
+          <w:color w:val="1F1F1F"/>
+          <w:sz w:val="28"/>
+          <w:szCs w:val="28"/>
+        </w:rPr>
+        <w:t>": 2,</w:t>
       </w:r>
     </w:p>
     <w:p>
@@ -6125,17 +8571,32 @@
           <w:color w:val="1F1F1F"/>
           <w:sz w:val="28"/>
           <w:szCs w:val="28"/>
-          <w:lang w:val="en-US"/>
-        </w:rPr>
-      </w:pPr>
-      <w:r>
-        <w:rPr>
-          <w:color w:val="1F1F1F"/>
-          <w:sz w:val="28"/>
-          <w:szCs w:val="28"/>
-          <w:lang w:val="en-US"/>
-        </w:rPr>
-        <w:t xml:space="preserve">    "Name": "</w:t>
+        </w:rPr>
+      </w:pPr>
+      <w:r>
+        <w:rPr>
+          <w:color w:val="1F1F1F"/>
+          <w:sz w:val="28"/>
+          <w:szCs w:val="28"/>
+        </w:rPr>
+        <w:t xml:space="preserve">    "</w:t>
+      </w:r>
+      <w:r>
+        <w:rPr>
+          <w:color w:val="1F1F1F"/>
+          <w:sz w:val="28"/>
+          <w:szCs w:val="28"/>
+          <w:lang w:val="en-US"/>
+        </w:rPr>
+        <w:t>Name</w:t>
+      </w:r>
+      <w:r>
+        <w:rPr>
+          <w:color w:val="1F1F1F"/>
+          <w:sz w:val="28"/>
+          <w:szCs w:val="28"/>
+        </w:rPr>
+        <w:t>": "</w:t>
       </w:r>
       <w:r>
         <w:rPr>
@@ -6150,7 +8611,6 @@
           <w:color w:val="1F1F1F"/>
           <w:sz w:val="28"/>
           <w:szCs w:val="28"/>
-          <w:lang w:val="en-US"/>
         </w:rPr>
         <w:t>",</w:t>
       </w:r>
@@ -6172,9 +8632,17 @@
           <w:color w:val="1F1F1F"/>
           <w:sz w:val="28"/>
           <w:szCs w:val="28"/>
-          <w:lang w:val="en-US"/>
-        </w:rPr>
-        <w:t xml:space="preserve">    "Model": "HP LaserJet",</w:t>
+        </w:rPr>
+        <w:t xml:space="preserve">    </w:t>
+      </w:r>
+      <w:r>
+        <w:rPr>
+          <w:color w:val="1F1F1F"/>
+          <w:sz w:val="28"/>
+          <w:szCs w:val="28"/>
+          <w:lang w:val="en-US"/>
+        </w:rPr>
+        <w:t>"Model": "HP LaserJet",</w:t>
       </w:r>
     </w:p>
     <w:p>
@@ -6593,7 +9061,23 @@
           <w:sz w:val="28"/>
           <w:szCs w:val="28"/>
         </w:rPr>
-        <w:t xml:space="preserve"> 7 - </w:t>
+        <w:t xml:space="preserve"> </w:t>
+      </w:r>
+      <w:r>
+        <w:rPr>
+          <w:color w:val="1F1F1F"/>
+          <w:sz w:val="28"/>
+          <w:szCs w:val="28"/>
+        </w:rPr>
+        <w:t>6</w:t>
+      </w:r>
+      <w:r>
+        <w:rPr>
+          <w:color w:val="1F1F1F"/>
+          <w:sz w:val="28"/>
+          <w:szCs w:val="28"/>
+        </w:rPr>
+        <w:t xml:space="preserve"> - </w:t>
       </w:r>
       <w:r>
         <w:rPr>
@@ -6709,50 +9193,29 @@
     </w:p>
     <w:p>
       <w:pPr>
-        <w:pStyle w:val="a9"/>
-        <w:numPr>
-          <w:ilvl w:val="0"/>
-          <w:numId w:val="16"/>
-        </w:numPr>
-        <w:spacing w:before="0" w:beforeAutospacing="0" w:after="0" w:afterAutospacing="0" w:line="360" w:lineRule="auto"/>
-        <w:ind w:left="0" w:firstLine="709"/>
-        <w:rPr>
-          <w:b/>
-          <w:color w:val="1F1F1F"/>
-          <w:sz w:val="28"/>
-          <w:szCs w:val="28"/>
-        </w:rPr>
-      </w:pPr>
-      <w:r>
-        <w:rPr>
-          <w:b/>
-          <w:color w:val="1F1F1F"/>
-          <w:sz w:val="28"/>
-          <w:szCs w:val="28"/>
-        </w:rPr>
+        <w:pStyle w:val="111111111111111"/>
+      </w:pPr>
+      <w:bookmarkStart w:id="19" w:name="_Toc231300679"/>
+      <w:bookmarkStart w:id="20" w:name="_Toc231301769"/>
+      <w:r>
         <w:lastRenderedPageBreak/>
+        <w:t xml:space="preserve">4 </w:t>
+      </w:r>
+      <w:r>
         <w:t>РАЗРАБОТКА КОДА ПРОГРАММНОГО МОДУЛЯ</w:t>
       </w:r>
-    </w:p>
-    <w:p>
-      <w:pPr>
-        <w:pStyle w:val="a9"/>
-        <w:spacing w:before="0" w:beforeAutospacing="0" w:after="0" w:afterAutospacing="0" w:line="360" w:lineRule="auto"/>
-        <w:ind w:firstLine="709"/>
-        <w:rPr>
-          <w:color w:val="1F1F1F"/>
-          <w:sz w:val="28"/>
-          <w:szCs w:val="28"/>
-        </w:rPr>
-      </w:pPr>
-      <w:r>
-        <w:rPr>
-          <w:color w:val="1F1F1F"/>
-          <w:sz w:val="28"/>
-          <w:szCs w:val="28"/>
-        </w:rPr>
+      <w:bookmarkEnd w:id="19"/>
+      <w:bookmarkEnd w:id="20"/>
+    </w:p>
+    <w:p>
+      <w:pPr>
+        <w:pStyle w:val="222222222222222222"/>
+      </w:pPr>
+      <w:bookmarkStart w:id="21" w:name="_Toc231301770"/>
+      <w:r>
         <w:t>4.1. Выбор языка программирования</w:t>
       </w:r>
+      <w:bookmarkEnd w:id="21"/>
     </w:p>
     <w:p>
       <w:pPr>
@@ -6983,6 +9446,7 @@
       </w:pPr>
       <w:r>
         <w:rPr>
+          <w:noProof/>
           <w:color w:val="1F1F1F"/>
           <w:sz w:val="28"/>
           <w:szCs w:val="28"/>
@@ -7041,7 +9505,23 @@
           <w:sz w:val="28"/>
           <w:szCs w:val="28"/>
         </w:rPr>
-        <w:t xml:space="preserve">Рисунок 8 - Окно </w:t>
+        <w:t xml:space="preserve">Рисунок </w:t>
+      </w:r>
+      <w:r>
+        <w:rPr>
+          <w:color w:val="1F1F1F"/>
+          <w:sz w:val="28"/>
+          <w:szCs w:val="28"/>
+        </w:rPr>
+        <w:t>7</w:t>
+      </w:r>
+      <w:r>
+        <w:rPr>
+          <w:color w:val="1F1F1F"/>
+          <w:sz w:val="28"/>
+          <w:szCs w:val="28"/>
+        </w:rPr>
+        <w:t xml:space="preserve"> - Окно </w:t>
       </w:r>
       <w:proofErr w:type="spellStart"/>
       <w:r>
@@ -7082,23 +9562,13 @@
     </w:p>
     <w:p>
       <w:pPr>
-        <w:pStyle w:val="a9"/>
-        <w:spacing w:before="0" w:beforeAutospacing="0" w:after="0" w:afterAutospacing="0" w:line="360" w:lineRule="auto"/>
-        <w:ind w:firstLine="709"/>
-        <w:rPr>
-          <w:color w:val="1F1F1F"/>
-          <w:sz w:val="28"/>
-          <w:szCs w:val="28"/>
-        </w:rPr>
-      </w:pPr>
-      <w:r>
-        <w:rPr>
-          <w:color w:val="1F1F1F"/>
-          <w:sz w:val="28"/>
-          <w:szCs w:val="28"/>
-        </w:rPr>
+        <w:pStyle w:val="222222222222222222"/>
+      </w:pPr>
+      <w:bookmarkStart w:id="22" w:name="_Toc231301771"/>
+      <w:r>
         <w:t>4.2. Программирование модуля</w:t>
       </w:r>
+      <w:bookmarkEnd w:id="22"/>
     </w:p>
     <w:p>
       <w:pPr>
@@ -8286,6 +10756,16 @@
     </w:p>
     <w:p>
       <w:pPr>
+        <w:pStyle w:val="222222222222222222"/>
+      </w:pPr>
+      <w:bookmarkStart w:id="23" w:name="_Toc231301772"/>
+      <w:r>
+        <w:t>4.3. Компиляция модуля</w:t>
+      </w:r>
+      <w:bookmarkEnd w:id="23"/>
+    </w:p>
+    <w:p>
+      <w:pPr>
         <w:pStyle w:val="a9"/>
         <w:spacing w:before="0" w:beforeAutospacing="0" w:after="0" w:afterAutospacing="0" w:line="360" w:lineRule="auto"/>
         <w:ind w:firstLine="709"/>
@@ -8301,26 +10781,6 @@
           <w:sz w:val="28"/>
           <w:szCs w:val="28"/>
         </w:rPr>
-        <w:t>4.3. Компиляция модуля</w:t>
-      </w:r>
-    </w:p>
-    <w:p>
-      <w:pPr>
-        <w:pStyle w:val="a9"/>
-        <w:spacing w:before="0" w:beforeAutospacing="0" w:after="0" w:afterAutospacing="0" w:line="360" w:lineRule="auto"/>
-        <w:ind w:firstLine="709"/>
-        <w:rPr>
-          <w:color w:val="1F1F1F"/>
-          <w:sz w:val="28"/>
-          <w:szCs w:val="28"/>
-        </w:rPr>
-      </w:pPr>
-      <w:r>
-        <w:rPr>
-          <w:color w:val="1F1F1F"/>
-          <w:sz w:val="28"/>
-          <w:szCs w:val="28"/>
-        </w:rPr>
         <w:t xml:space="preserve">Компиляция выполняется командой </w:t>
       </w:r>
       <w:proofErr w:type="spellStart"/>
@@ -8444,6 +10904,7 @@
       </w:pPr>
       <w:r>
         <w:rPr>
+          <w:noProof/>
           <w:color w:val="1F1F1F"/>
           <w:sz w:val="28"/>
           <w:szCs w:val="28"/>
@@ -8502,29 +10963,35 @@
           <w:sz w:val="28"/>
           <w:szCs w:val="28"/>
         </w:rPr>
-        <w:t>Рисунок 9 - Окно Вывод с сообщением об успешной сборке</w:t>
-      </w:r>
-    </w:p>
-    <w:p>
-      <w:pPr>
-        <w:pStyle w:val="a9"/>
-        <w:spacing w:before="0" w:beforeAutospacing="0" w:after="0" w:afterAutospacing="0" w:line="360" w:lineRule="auto"/>
-        <w:ind w:firstLine="709"/>
-        <w:rPr>
-          <w:color w:val="1F1F1F"/>
-          <w:sz w:val="28"/>
-          <w:szCs w:val="28"/>
-        </w:rPr>
-      </w:pPr>
-      <w:r>
-        <w:rPr>
-          <w:color w:val="1F1F1F"/>
-          <w:sz w:val="28"/>
-          <w:szCs w:val="28"/>
-        </w:rPr>
+        <w:t xml:space="preserve">Рисунок </w:t>
+      </w:r>
+      <w:r>
+        <w:rPr>
+          <w:color w:val="1F1F1F"/>
+          <w:sz w:val="28"/>
+          <w:szCs w:val="28"/>
+        </w:rPr>
+        <w:t>8</w:t>
+      </w:r>
+      <w:r>
+        <w:rPr>
+          <w:color w:val="1F1F1F"/>
+          <w:sz w:val="28"/>
+          <w:szCs w:val="28"/>
+        </w:rPr>
+        <w:t xml:space="preserve"> - Окно Вывод с сообщением об успешной сборке</w:t>
+      </w:r>
+    </w:p>
+    <w:p>
+      <w:pPr>
+        <w:pStyle w:val="222222222222222222"/>
+      </w:pPr>
+      <w:bookmarkStart w:id="24" w:name="_Toc231301773"/>
+      <w:r>
         <w:lastRenderedPageBreak/>
         <w:t>4.4. Отладка модуля</w:t>
       </w:r>
+      <w:bookmarkEnd w:id="24"/>
     </w:p>
     <w:p>
       <w:pPr>
@@ -8621,30 +11088,29 @@
     </w:p>
     <w:p>
       <w:pPr>
-        <w:pStyle w:val="a9"/>
-        <w:numPr>
-          <w:ilvl w:val="0"/>
-          <w:numId w:val="18"/>
-        </w:numPr>
-        <w:spacing w:before="0" w:beforeAutospacing="0" w:after="0" w:afterAutospacing="0" w:line="360" w:lineRule="auto"/>
-        <w:ind w:left="0" w:firstLine="709"/>
-        <w:rPr>
-          <w:b/>
-          <w:color w:val="1F1F1F"/>
-          <w:sz w:val="28"/>
-          <w:szCs w:val="28"/>
-        </w:rPr>
-      </w:pPr>
-      <w:r>
-        <w:rPr>
-          <w:b/>
-          <w:color w:val="1F1F1F"/>
-          <w:sz w:val="28"/>
-          <w:szCs w:val="28"/>
-        </w:rPr>
+        <w:pStyle w:val="111111111111111"/>
+      </w:pPr>
+      <w:bookmarkStart w:id="25" w:name="_Toc231300680"/>
+      <w:bookmarkStart w:id="26" w:name="_Toc231301774"/>
+      <w:r>
         <w:lastRenderedPageBreak/>
+        <w:t xml:space="preserve">5 </w:t>
+      </w:r>
+      <w:r>
         <w:t>ТЕСТИРОВАНИЕ ПРОГРАММНОГО МОДУЛЯ</w:t>
       </w:r>
+      <w:bookmarkEnd w:id="25"/>
+      <w:bookmarkEnd w:id="26"/>
+    </w:p>
+    <w:p>
+      <w:pPr>
+        <w:pStyle w:val="222222222222222222"/>
+      </w:pPr>
+      <w:bookmarkStart w:id="27" w:name="_Toc231301775"/>
+      <w:r>
+        <w:t>5.1. Разработка тестовых сценариев</w:t>
+      </w:r>
+      <w:bookmarkEnd w:id="27"/>
     </w:p>
     <w:p>
       <w:pPr>
@@ -8663,7 +11129,7 @@
           <w:sz w:val="28"/>
           <w:szCs w:val="28"/>
         </w:rPr>
-        <w:t>5.1. Разработка тестовых сценариев</w:t>
+        <w:t>Таблица 4 - Тестовые сценарии</w:t>
       </w:r>
     </w:p>
     <w:p>
@@ -8677,13 +11143,47 @@
           <w:szCs w:val="28"/>
         </w:rPr>
       </w:pPr>
-      <w:r>
-        <w:rPr>
-          <w:color w:val="1F1F1F"/>
-          <w:sz w:val="28"/>
-          <w:szCs w:val="28"/>
-        </w:rPr>
-        <w:t>Таблица 4 - Тестовые сценарии</w:t>
+      <w:proofErr w:type="gramStart"/>
+      <w:r>
+        <w:rPr>
+          <w:color w:val="1F1F1F"/>
+          <w:sz w:val="28"/>
+          <w:szCs w:val="28"/>
+        </w:rPr>
+        <w:t>ID  Сценарий</w:t>
+      </w:r>
+      <w:proofErr w:type="gramEnd"/>
+      <w:r>
+        <w:rPr>
+          <w:color w:val="1F1F1F"/>
+          <w:sz w:val="28"/>
+          <w:szCs w:val="28"/>
+        </w:rPr>
+        <w:t xml:space="preserve"> </w:t>
+      </w:r>
+      <w:r>
+        <w:rPr>
+          <w:color w:val="1F1F1F"/>
+          <w:sz w:val="28"/>
+          <w:szCs w:val="28"/>
+        </w:rPr>
+        <w:t xml:space="preserve"> Ожидаемый результат</w:t>
+      </w:r>
+      <w:r>
+        <w:rPr>
+          <w:color w:val="1F1F1F"/>
+          <w:sz w:val="28"/>
+          <w:szCs w:val="28"/>
+        </w:rPr>
+        <w:t xml:space="preserve"> </w:t>
+      </w:r>
+      <w:r>
+        <w:rPr>
+          <w:color w:val="1F1F1F"/>
+          <w:sz w:val="28"/>
+          <w:szCs w:val="28"/>
+        </w:rPr>
+        <w:t xml:space="preserve"> Фактический результат</w:t>
       </w:r>
     </w:p>
     <w:p>
@@ -8704,7 +11204,7 @@
           <w:sz w:val="28"/>
           <w:szCs w:val="28"/>
         </w:rPr>
-        <w:t>ID  Сценарий</w:t>
+        <w:t>1  Добавление</w:t>
       </w:r>
       <w:proofErr w:type="gramEnd"/>
       <w:r>
@@ -8713,6 +11213,205 @@
           <w:sz w:val="28"/>
           <w:szCs w:val="28"/>
         </w:rPr>
+        <w:t xml:space="preserve"> оборудования с корректными д</w:t>
+      </w:r>
+      <w:r>
+        <w:rPr>
+          <w:color w:val="1F1F1F"/>
+          <w:sz w:val="28"/>
+          <w:szCs w:val="28"/>
+        </w:rPr>
+        <w:t xml:space="preserve">анными </w:t>
+      </w:r>
+      <w:r>
+        <w:rPr>
+          <w:color w:val="1F1F1F"/>
+          <w:sz w:val="28"/>
+          <w:szCs w:val="28"/>
+        </w:rPr>
+        <w:t xml:space="preserve"> Об</w:t>
+      </w:r>
+      <w:r>
+        <w:rPr>
+          <w:color w:val="1F1F1F"/>
+          <w:sz w:val="28"/>
+          <w:szCs w:val="28"/>
+        </w:rPr>
+        <w:t xml:space="preserve">орудование появляется в таблице </w:t>
+      </w:r>
+      <w:r>
+        <w:rPr>
+          <w:color w:val="1F1F1F"/>
+          <w:sz w:val="28"/>
+          <w:szCs w:val="28"/>
+        </w:rPr>
+        <w:t xml:space="preserve"> Выполнено</w:t>
+      </w:r>
+    </w:p>
+    <w:p>
+      <w:pPr>
+        <w:pStyle w:val="a9"/>
+        <w:spacing w:before="0" w:beforeAutospacing="0" w:after="0" w:afterAutospacing="0" w:line="360" w:lineRule="auto"/>
+        <w:ind w:firstLine="709"/>
+        <w:rPr>
+          <w:color w:val="1F1F1F"/>
+          <w:sz w:val="28"/>
+          <w:szCs w:val="28"/>
+        </w:rPr>
+      </w:pPr>
+      <w:proofErr w:type="gramStart"/>
+      <w:r>
+        <w:rPr>
+          <w:color w:val="1F1F1F"/>
+          <w:sz w:val="28"/>
+          <w:szCs w:val="28"/>
+        </w:rPr>
+        <w:t>2  Добавление</w:t>
+      </w:r>
+      <w:proofErr w:type="gramEnd"/>
+      <w:r>
+        <w:rPr>
+          <w:color w:val="1F1F1F"/>
+          <w:sz w:val="28"/>
+          <w:szCs w:val="28"/>
+        </w:rPr>
+        <w:t xml:space="preserve"> с пустым названием </w:t>
+      </w:r>
+      <w:r>
+        <w:rPr>
+          <w:color w:val="1F1F1F"/>
+          <w:sz w:val="28"/>
+          <w:szCs w:val="28"/>
+        </w:rPr>
+        <w:t xml:space="preserve"> Сообщение об ошибке </w:t>
+      </w:r>
+      <w:r>
+        <w:rPr>
+          <w:color w:val="1F1F1F"/>
+          <w:sz w:val="28"/>
+          <w:szCs w:val="28"/>
+        </w:rPr>
+        <w:t xml:space="preserve"> Выполнено</w:t>
+      </w:r>
+    </w:p>
+    <w:p>
+      <w:pPr>
+        <w:pStyle w:val="a9"/>
+        <w:spacing w:before="0" w:beforeAutospacing="0" w:after="0" w:afterAutospacing="0" w:line="360" w:lineRule="auto"/>
+        <w:ind w:firstLine="709"/>
+        <w:rPr>
+          <w:color w:val="1F1F1F"/>
+          <w:sz w:val="28"/>
+          <w:szCs w:val="28"/>
+        </w:rPr>
+      </w:pPr>
+      <w:proofErr w:type="gramStart"/>
+      <w:r>
+        <w:rPr>
+          <w:color w:val="1F1F1F"/>
+          <w:sz w:val="28"/>
+          <w:szCs w:val="28"/>
+        </w:rPr>
+        <w:t xml:space="preserve">3  </w:t>
+      </w:r>
+      <w:r>
+        <w:rPr>
+          <w:color w:val="1F1F1F"/>
+          <w:sz w:val="28"/>
+          <w:szCs w:val="28"/>
+        </w:rPr>
+        <w:t>Добавление</w:t>
+      </w:r>
+      <w:proofErr w:type="gramEnd"/>
+      <w:r>
+        <w:rPr>
+          <w:color w:val="1F1F1F"/>
+          <w:sz w:val="28"/>
+          <w:szCs w:val="28"/>
+        </w:rPr>
+        <w:t xml:space="preserve"> с существующим серийным номером </w:t>
+      </w:r>
+      <w:r>
+        <w:rPr>
+          <w:color w:val="1F1F1F"/>
+          <w:sz w:val="28"/>
+          <w:szCs w:val="28"/>
+        </w:rPr>
+        <w:t xml:space="preserve"> Сообщение об ошибке </w:t>
+      </w:r>
+      <w:r>
+        <w:rPr>
+          <w:color w:val="1F1F1F"/>
+          <w:sz w:val="28"/>
+          <w:szCs w:val="28"/>
+        </w:rPr>
+        <w:t xml:space="preserve"> Выполнено</w:t>
+      </w:r>
+    </w:p>
+    <w:p>
+      <w:pPr>
+        <w:pStyle w:val="a9"/>
+        <w:spacing w:before="0" w:beforeAutospacing="0" w:after="0" w:afterAutospacing="0" w:line="360" w:lineRule="auto"/>
+        <w:ind w:firstLine="709"/>
+        <w:rPr>
+          <w:color w:val="1F1F1F"/>
+          <w:sz w:val="28"/>
+          <w:szCs w:val="28"/>
+        </w:rPr>
+      </w:pPr>
+      <w:proofErr w:type="gramStart"/>
+      <w:r>
+        <w:rPr>
+          <w:color w:val="1F1F1F"/>
+          <w:sz w:val="28"/>
+          <w:szCs w:val="28"/>
+        </w:rPr>
+        <w:t xml:space="preserve">4 </w:t>
+      </w:r>
+      <w:r>
+        <w:rPr>
+          <w:color w:val="1F1F1F"/>
+          <w:sz w:val="28"/>
+          <w:szCs w:val="28"/>
+        </w:rPr>
+        <w:t xml:space="preserve"> Поиск</w:t>
+      </w:r>
+      <w:proofErr w:type="gramEnd"/>
+      <w:r>
+        <w:rPr>
+          <w:color w:val="1F1F1F"/>
+          <w:sz w:val="28"/>
+          <w:szCs w:val="28"/>
+        </w:rPr>
+        <w:t xml:space="preserve"> по названию  Показаны только найденные записи  Выполнено</w:t>
+      </w:r>
+    </w:p>
+    <w:p>
+      <w:pPr>
+        <w:pStyle w:val="a9"/>
+        <w:spacing w:before="0" w:beforeAutospacing="0" w:after="0" w:afterAutospacing="0" w:line="360" w:lineRule="auto"/>
+        <w:ind w:firstLine="709"/>
+        <w:rPr>
+          <w:color w:val="1F1F1F"/>
+          <w:sz w:val="28"/>
+          <w:szCs w:val="28"/>
+        </w:rPr>
+      </w:pPr>
+      <w:proofErr w:type="gramStart"/>
+      <w:r>
+        <w:rPr>
+          <w:color w:val="1F1F1F"/>
+          <w:sz w:val="28"/>
+          <w:szCs w:val="28"/>
+        </w:rPr>
+        <w:t>5</w:t>
+      </w:r>
+      <w:r>
+        <w:rPr>
+          <w:color w:val="1F1F1F"/>
+          <w:sz w:val="28"/>
+          <w:szCs w:val="28"/>
+        </w:rPr>
         <w:t xml:space="preserve"> </w:t>
       </w:r>
       <w:r>
@@ -8721,7 +11420,99 @@
           <w:sz w:val="28"/>
           <w:szCs w:val="28"/>
         </w:rPr>
-        <w:t xml:space="preserve"> Ожидаемый результат</w:t>
+        <w:t xml:space="preserve"> Фильтр</w:t>
+      </w:r>
+      <w:proofErr w:type="gramEnd"/>
+      <w:r>
+        <w:rPr>
+          <w:color w:val="1F1F1F"/>
+          <w:sz w:val="28"/>
+          <w:szCs w:val="28"/>
+        </w:rPr>
+        <w:t xml:space="preserve"> по статусу В работе  Только оборудование со статусом В работе  Выполнено</w:t>
+      </w:r>
+    </w:p>
+    <w:p>
+      <w:pPr>
+        <w:pStyle w:val="a9"/>
+        <w:spacing w:before="0" w:beforeAutospacing="0" w:after="0" w:afterAutospacing="0" w:line="360" w:lineRule="auto"/>
+        <w:ind w:firstLine="709"/>
+        <w:rPr>
+          <w:color w:val="1F1F1F"/>
+          <w:sz w:val="28"/>
+          <w:szCs w:val="28"/>
+        </w:rPr>
+      </w:pPr>
+      <w:proofErr w:type="gramStart"/>
+      <w:r>
+        <w:rPr>
+          <w:color w:val="1F1F1F"/>
+          <w:sz w:val="28"/>
+          <w:szCs w:val="28"/>
+        </w:rPr>
+        <w:t xml:space="preserve">6 </w:t>
+      </w:r>
+      <w:r>
+        <w:rPr>
+          <w:color w:val="1F1F1F"/>
+          <w:sz w:val="28"/>
+          <w:szCs w:val="28"/>
+        </w:rPr>
+        <w:t xml:space="preserve"> Ф</w:t>
+      </w:r>
+      <w:r>
+        <w:rPr>
+          <w:color w:val="1F1F1F"/>
+          <w:sz w:val="28"/>
+          <w:szCs w:val="28"/>
+        </w:rPr>
+        <w:t>ильтр</w:t>
+      </w:r>
+      <w:proofErr w:type="gramEnd"/>
+      <w:r>
+        <w:rPr>
+          <w:color w:val="1F1F1F"/>
+          <w:sz w:val="28"/>
+          <w:szCs w:val="28"/>
+        </w:rPr>
+        <w:t xml:space="preserve"> по типу Компьютер </w:t>
+      </w:r>
+      <w:r>
+        <w:rPr>
+          <w:color w:val="1F1F1F"/>
+          <w:sz w:val="28"/>
+          <w:szCs w:val="28"/>
+        </w:rPr>
+        <w:t xml:space="preserve"> Только компьютеры  Выполнено</w:t>
+      </w:r>
+    </w:p>
+    <w:p>
+      <w:pPr>
+        <w:pStyle w:val="a9"/>
+        <w:spacing w:before="0" w:beforeAutospacing="0" w:after="0" w:afterAutospacing="0" w:line="360" w:lineRule="auto"/>
+        <w:ind w:firstLine="709"/>
+        <w:rPr>
+          <w:color w:val="1F1F1F"/>
+          <w:sz w:val="28"/>
+          <w:szCs w:val="28"/>
+        </w:rPr>
+      </w:pPr>
+      <w:r>
+        <w:rPr>
+          <w:color w:val="1F1F1F"/>
+          <w:sz w:val="28"/>
+          <w:szCs w:val="28"/>
+        </w:rPr>
+        <w:t xml:space="preserve">7 Редактирование оборудования Данные </w:t>
+      </w:r>
+      <w:proofErr w:type="gramStart"/>
+      <w:r>
+        <w:rPr>
+          <w:color w:val="1F1F1F"/>
+          <w:sz w:val="28"/>
+          <w:szCs w:val="28"/>
+        </w:rPr>
+        <w:t>изменяются</w:t>
       </w:r>
       <w:r>
         <w:rPr>
@@ -8737,8 +11528,9 @@
           <w:sz w:val="28"/>
           <w:szCs w:val="28"/>
         </w:rPr>
-        <w:t xml:space="preserve"> Фактический результат</w:t>
-      </w:r>
+        <w:t xml:space="preserve"> Выполнено</w:t>
+      </w:r>
+      <w:proofErr w:type="gramEnd"/>
     </w:p>
     <w:p>
       <w:pPr>
@@ -8758,7 +11550,7 @@
           <w:sz w:val="28"/>
           <w:szCs w:val="28"/>
         </w:rPr>
-        <w:t>1  Добавление</w:t>
+        <w:t>8  Удаление</w:t>
       </w:r>
       <w:proofErr w:type="gramEnd"/>
       <w:r>
@@ -8767,352 +11559,6 @@
           <w:sz w:val="28"/>
           <w:szCs w:val="28"/>
         </w:rPr>
-        <w:t xml:space="preserve"> оборудования с корректными д</w:t>
-      </w:r>
-      <w:r>
-        <w:rPr>
-          <w:color w:val="1F1F1F"/>
-          <w:sz w:val="28"/>
-          <w:szCs w:val="28"/>
-        </w:rPr>
-        <w:t xml:space="preserve">анными </w:t>
-      </w:r>
-      <w:r>
-        <w:rPr>
-          <w:color w:val="1F1F1F"/>
-          <w:sz w:val="28"/>
-          <w:szCs w:val="28"/>
-        </w:rPr>
-        <w:t xml:space="preserve"> Об</w:t>
-      </w:r>
-      <w:r>
-        <w:rPr>
-          <w:color w:val="1F1F1F"/>
-          <w:sz w:val="28"/>
-          <w:szCs w:val="28"/>
-        </w:rPr>
-        <w:t xml:space="preserve">орудование появляется в таблице </w:t>
-      </w:r>
-      <w:r>
-        <w:rPr>
-          <w:color w:val="1F1F1F"/>
-          <w:sz w:val="28"/>
-          <w:szCs w:val="28"/>
-        </w:rPr>
-        <w:t xml:space="preserve"> Выполнено</w:t>
-      </w:r>
-    </w:p>
-    <w:p>
-      <w:pPr>
-        <w:pStyle w:val="a9"/>
-        <w:spacing w:before="0" w:beforeAutospacing="0" w:after="0" w:afterAutospacing="0" w:line="360" w:lineRule="auto"/>
-        <w:ind w:firstLine="709"/>
-        <w:rPr>
-          <w:color w:val="1F1F1F"/>
-          <w:sz w:val="28"/>
-          <w:szCs w:val="28"/>
-        </w:rPr>
-      </w:pPr>
-      <w:proofErr w:type="gramStart"/>
-      <w:r>
-        <w:rPr>
-          <w:color w:val="1F1F1F"/>
-          <w:sz w:val="28"/>
-          <w:szCs w:val="28"/>
-        </w:rPr>
-        <w:t>2  Добавление</w:t>
-      </w:r>
-      <w:proofErr w:type="gramEnd"/>
-      <w:r>
-        <w:rPr>
-          <w:color w:val="1F1F1F"/>
-          <w:sz w:val="28"/>
-          <w:szCs w:val="28"/>
-        </w:rPr>
-        <w:t xml:space="preserve"> с пустым названием </w:t>
-      </w:r>
-      <w:r>
-        <w:rPr>
-          <w:color w:val="1F1F1F"/>
-          <w:sz w:val="28"/>
-          <w:szCs w:val="28"/>
-        </w:rPr>
-        <w:t xml:space="preserve"> Сообщение об ошибке </w:t>
-      </w:r>
-      <w:r>
-        <w:rPr>
-          <w:color w:val="1F1F1F"/>
-          <w:sz w:val="28"/>
-          <w:szCs w:val="28"/>
-        </w:rPr>
-        <w:t xml:space="preserve"> Выполнено</w:t>
-      </w:r>
-    </w:p>
-    <w:p>
-      <w:pPr>
-        <w:pStyle w:val="a9"/>
-        <w:spacing w:before="0" w:beforeAutospacing="0" w:after="0" w:afterAutospacing="0" w:line="360" w:lineRule="auto"/>
-        <w:ind w:firstLine="709"/>
-        <w:rPr>
-          <w:color w:val="1F1F1F"/>
-          <w:sz w:val="28"/>
-          <w:szCs w:val="28"/>
-        </w:rPr>
-      </w:pPr>
-      <w:proofErr w:type="gramStart"/>
-      <w:r>
-        <w:rPr>
-          <w:color w:val="1F1F1F"/>
-          <w:sz w:val="28"/>
-          <w:szCs w:val="28"/>
-        </w:rPr>
-        <w:t xml:space="preserve">3  </w:t>
-      </w:r>
-      <w:r>
-        <w:rPr>
-          <w:color w:val="1F1F1F"/>
-          <w:sz w:val="28"/>
-          <w:szCs w:val="28"/>
-        </w:rPr>
-        <w:t>Добавление</w:t>
-      </w:r>
-      <w:proofErr w:type="gramEnd"/>
-      <w:r>
-        <w:rPr>
-          <w:color w:val="1F1F1F"/>
-          <w:sz w:val="28"/>
-          <w:szCs w:val="28"/>
-        </w:rPr>
-        <w:t xml:space="preserve"> с существующим серийным номером </w:t>
-      </w:r>
-      <w:r>
-        <w:rPr>
-          <w:color w:val="1F1F1F"/>
-          <w:sz w:val="28"/>
-          <w:szCs w:val="28"/>
-        </w:rPr>
-        <w:t xml:space="preserve"> Сообщение об ошибке </w:t>
-      </w:r>
-      <w:r>
-        <w:rPr>
-          <w:color w:val="1F1F1F"/>
-          <w:sz w:val="28"/>
-          <w:szCs w:val="28"/>
-        </w:rPr>
-        <w:t xml:space="preserve"> Выполнено</w:t>
-      </w:r>
-    </w:p>
-    <w:p>
-      <w:pPr>
-        <w:pStyle w:val="a9"/>
-        <w:spacing w:before="0" w:beforeAutospacing="0" w:after="0" w:afterAutospacing="0" w:line="360" w:lineRule="auto"/>
-        <w:ind w:firstLine="709"/>
-        <w:rPr>
-          <w:color w:val="1F1F1F"/>
-          <w:sz w:val="28"/>
-          <w:szCs w:val="28"/>
-        </w:rPr>
-      </w:pPr>
-      <w:proofErr w:type="gramStart"/>
-      <w:r>
-        <w:rPr>
-          <w:color w:val="1F1F1F"/>
-          <w:sz w:val="28"/>
-          <w:szCs w:val="28"/>
-        </w:rPr>
-        <w:t xml:space="preserve">4 </w:t>
-      </w:r>
-      <w:r>
-        <w:rPr>
-          <w:color w:val="1F1F1F"/>
-          <w:sz w:val="28"/>
-          <w:szCs w:val="28"/>
-        </w:rPr>
-        <w:t xml:space="preserve"> Поиск</w:t>
-      </w:r>
-      <w:proofErr w:type="gramEnd"/>
-      <w:r>
-        <w:rPr>
-          <w:color w:val="1F1F1F"/>
-          <w:sz w:val="28"/>
-          <w:szCs w:val="28"/>
-        </w:rPr>
-        <w:t xml:space="preserve"> по названию  Показаны только найденные записи  Выполнено</w:t>
-      </w:r>
-    </w:p>
-    <w:p>
-      <w:pPr>
-        <w:pStyle w:val="a9"/>
-        <w:spacing w:before="0" w:beforeAutospacing="0" w:after="0" w:afterAutospacing="0" w:line="360" w:lineRule="auto"/>
-        <w:ind w:firstLine="709"/>
-        <w:rPr>
-          <w:color w:val="1F1F1F"/>
-          <w:sz w:val="28"/>
-          <w:szCs w:val="28"/>
-        </w:rPr>
-      </w:pPr>
-      <w:proofErr w:type="gramStart"/>
-      <w:r>
-        <w:rPr>
-          <w:color w:val="1F1F1F"/>
-          <w:sz w:val="28"/>
-          <w:szCs w:val="28"/>
-        </w:rPr>
-        <w:t>5</w:t>
-      </w:r>
-      <w:r>
-        <w:rPr>
-          <w:color w:val="1F1F1F"/>
-          <w:sz w:val="28"/>
-          <w:szCs w:val="28"/>
-        </w:rPr>
-        <w:t xml:space="preserve"> </w:t>
-      </w:r>
-      <w:r>
-        <w:rPr>
-          <w:color w:val="1F1F1F"/>
-          <w:sz w:val="28"/>
-          <w:szCs w:val="28"/>
-        </w:rPr>
-        <w:t xml:space="preserve"> Фильтр</w:t>
-      </w:r>
-      <w:proofErr w:type="gramEnd"/>
-      <w:r>
-        <w:rPr>
-          <w:color w:val="1F1F1F"/>
-          <w:sz w:val="28"/>
-          <w:szCs w:val="28"/>
-        </w:rPr>
-        <w:t xml:space="preserve"> по статусу В работе  Только оборудование со статусом В работе  Выполнено</w:t>
-      </w:r>
-    </w:p>
-    <w:p>
-      <w:pPr>
-        <w:pStyle w:val="a9"/>
-        <w:spacing w:before="0" w:beforeAutospacing="0" w:after="0" w:afterAutospacing="0" w:line="360" w:lineRule="auto"/>
-        <w:ind w:firstLine="709"/>
-        <w:rPr>
-          <w:color w:val="1F1F1F"/>
-          <w:sz w:val="28"/>
-          <w:szCs w:val="28"/>
-        </w:rPr>
-      </w:pPr>
-      <w:proofErr w:type="gramStart"/>
-      <w:r>
-        <w:rPr>
-          <w:color w:val="1F1F1F"/>
-          <w:sz w:val="28"/>
-          <w:szCs w:val="28"/>
-        </w:rPr>
-        <w:t xml:space="preserve">6 </w:t>
-      </w:r>
-      <w:r>
-        <w:rPr>
-          <w:color w:val="1F1F1F"/>
-          <w:sz w:val="28"/>
-          <w:szCs w:val="28"/>
-        </w:rPr>
-        <w:t xml:space="preserve"> Ф</w:t>
-      </w:r>
-      <w:r>
-        <w:rPr>
-          <w:color w:val="1F1F1F"/>
-          <w:sz w:val="28"/>
-          <w:szCs w:val="28"/>
-        </w:rPr>
-        <w:t>ильтр</w:t>
-      </w:r>
-      <w:proofErr w:type="gramEnd"/>
-      <w:r>
-        <w:rPr>
-          <w:color w:val="1F1F1F"/>
-          <w:sz w:val="28"/>
-          <w:szCs w:val="28"/>
-        </w:rPr>
-        <w:t xml:space="preserve"> по типу Компьютер </w:t>
-      </w:r>
-      <w:r>
-        <w:rPr>
-          <w:color w:val="1F1F1F"/>
-          <w:sz w:val="28"/>
-          <w:szCs w:val="28"/>
-        </w:rPr>
-        <w:t xml:space="preserve"> Только компьютеры  Выполнено</w:t>
-      </w:r>
-    </w:p>
-    <w:p>
-      <w:pPr>
-        <w:pStyle w:val="a9"/>
-        <w:spacing w:before="0" w:beforeAutospacing="0" w:after="0" w:afterAutospacing="0" w:line="360" w:lineRule="auto"/>
-        <w:ind w:firstLine="709"/>
-        <w:rPr>
-          <w:color w:val="1F1F1F"/>
-          <w:sz w:val="28"/>
-          <w:szCs w:val="28"/>
-        </w:rPr>
-      </w:pPr>
-      <w:r>
-        <w:rPr>
-          <w:color w:val="1F1F1F"/>
-          <w:sz w:val="28"/>
-          <w:szCs w:val="28"/>
-        </w:rPr>
-        <w:t xml:space="preserve">7 Редактирование оборудования Данные </w:t>
-      </w:r>
-      <w:proofErr w:type="gramStart"/>
-      <w:r>
-        <w:rPr>
-          <w:color w:val="1F1F1F"/>
-          <w:sz w:val="28"/>
-          <w:szCs w:val="28"/>
-        </w:rPr>
-        <w:t>изменяются</w:t>
-      </w:r>
-      <w:r>
-        <w:rPr>
-          <w:color w:val="1F1F1F"/>
-          <w:sz w:val="28"/>
-          <w:szCs w:val="28"/>
-        </w:rPr>
-        <w:t xml:space="preserve"> </w:t>
-      </w:r>
-      <w:r>
-        <w:rPr>
-          <w:color w:val="1F1F1F"/>
-          <w:sz w:val="28"/>
-          <w:szCs w:val="28"/>
-        </w:rPr>
-        <w:t xml:space="preserve"> Выполнено</w:t>
-      </w:r>
-      <w:proofErr w:type="gramEnd"/>
-    </w:p>
-    <w:p>
-      <w:pPr>
-        <w:pStyle w:val="a9"/>
-        <w:spacing w:before="0" w:beforeAutospacing="0" w:after="0" w:afterAutospacing="0" w:line="360" w:lineRule="auto"/>
-        <w:ind w:firstLine="709"/>
-        <w:rPr>
-          <w:color w:val="1F1F1F"/>
-          <w:sz w:val="28"/>
-          <w:szCs w:val="28"/>
-        </w:rPr>
-      </w:pPr>
-      <w:proofErr w:type="gramStart"/>
-      <w:r>
-        <w:rPr>
-          <w:color w:val="1F1F1F"/>
-          <w:sz w:val="28"/>
-          <w:szCs w:val="28"/>
-        </w:rPr>
-        <w:t>8  Удаление</w:t>
-      </w:r>
-      <w:proofErr w:type="gramEnd"/>
-      <w:r>
-        <w:rPr>
-          <w:color w:val="1F1F1F"/>
-          <w:sz w:val="28"/>
-          <w:szCs w:val="28"/>
-        </w:rPr>
         <w:t xml:space="preserve"> с подтверждением </w:t>
       </w:r>
       <w:r>
@@ -9126,23 +11572,13 @@
     </w:p>
     <w:p>
       <w:pPr>
-        <w:pStyle w:val="a9"/>
-        <w:spacing w:before="0" w:beforeAutospacing="0" w:after="0" w:afterAutospacing="0" w:line="360" w:lineRule="auto"/>
-        <w:ind w:firstLine="709"/>
-        <w:rPr>
-          <w:color w:val="1F1F1F"/>
-          <w:sz w:val="28"/>
-          <w:szCs w:val="28"/>
-        </w:rPr>
-      </w:pPr>
-      <w:r>
-        <w:rPr>
-          <w:color w:val="1F1F1F"/>
-          <w:sz w:val="28"/>
-          <w:szCs w:val="28"/>
-        </w:rPr>
+        <w:pStyle w:val="222222222222222222"/>
+      </w:pPr>
+      <w:bookmarkStart w:id="28" w:name="_Toc231301776"/>
+      <w:r>
         <w:t>5.2. Модульное тестирование</w:t>
       </w:r>
+      <w:bookmarkEnd w:id="28"/>
     </w:p>
     <w:p>
       <w:pPr>
@@ -9658,23 +12094,13 @@
     </w:p>
     <w:p>
       <w:pPr>
-        <w:pStyle w:val="a9"/>
-        <w:spacing w:before="0" w:beforeAutospacing="0" w:after="0" w:afterAutospacing="0" w:line="360" w:lineRule="auto"/>
-        <w:ind w:firstLine="709"/>
-        <w:rPr>
-          <w:color w:val="1F1F1F"/>
-          <w:sz w:val="28"/>
-          <w:szCs w:val="28"/>
-        </w:rPr>
-      </w:pPr>
-      <w:r>
-        <w:rPr>
-          <w:color w:val="1F1F1F"/>
-          <w:sz w:val="28"/>
-          <w:szCs w:val="28"/>
-        </w:rPr>
+        <w:pStyle w:val="222222222222222222"/>
+      </w:pPr>
+      <w:bookmarkStart w:id="29" w:name="_Toc231301777"/>
+      <w:r>
         <w:t>5.3. Тестирование производительности</w:t>
       </w:r>
+      <w:bookmarkEnd w:id="29"/>
     </w:p>
     <w:p>
       <w:pPr>
@@ -9913,32 +12339,17 @@
     </w:p>
     <w:p>
       <w:pPr>
-        <w:pStyle w:val="a9"/>
-        <w:spacing w:before="0" w:beforeAutospacing="0" w:after="0" w:afterAutospacing="0" w:line="360" w:lineRule="auto"/>
-        <w:ind w:firstLine="709"/>
-        <w:rPr>
-          <w:color w:val="1F1F1F"/>
-          <w:sz w:val="28"/>
-          <w:szCs w:val="28"/>
-        </w:rPr>
-      </w:pPr>
-      <w:r>
-        <w:rPr>
-          <w:color w:val="1F1F1F"/>
-          <w:sz w:val="28"/>
-          <w:szCs w:val="28"/>
-        </w:rPr>
+        <w:pStyle w:val="222222222222222222"/>
+      </w:pPr>
+      <w:bookmarkStart w:id="30" w:name="_Toc231301778"/>
+      <w:r>
         <w:t xml:space="preserve">5.4. Загрузка программного модуля в </w:t>
       </w:r>
       <w:proofErr w:type="spellStart"/>
       <w:r>
-        <w:rPr>
-          <w:color w:val="1F1F1F"/>
-          <w:sz w:val="28"/>
-          <w:szCs w:val="28"/>
-        </w:rPr>
         <w:t>репозиторий</w:t>
       </w:r>
+      <w:bookmarkEnd w:id="30"/>
       <w:proofErr w:type="spellEnd"/>
     </w:p>
     <w:p>
@@ -10086,26 +12497,16 @@
     </w:p>
     <w:p>
       <w:pPr>
-        <w:pStyle w:val="a9"/>
-        <w:spacing w:before="0" w:beforeAutospacing="0" w:after="0" w:afterAutospacing="0" w:line="360" w:lineRule="auto"/>
-        <w:jc w:val="center"/>
-        <w:rPr>
-          <w:b/>
-          <w:color w:val="1F1F1F"/>
-          <w:sz w:val="28"/>
-          <w:szCs w:val="28"/>
-        </w:rPr>
-      </w:pPr>
-      <w:r>
-        <w:rPr>
-          <w:b/>
-          <w:color w:val="1F1F1F"/>
-          <w:sz w:val="28"/>
-          <w:szCs w:val="28"/>
-        </w:rPr>
+        <w:pStyle w:val="111111111111111"/>
+      </w:pPr>
+      <w:bookmarkStart w:id="31" w:name="_Toc231300681"/>
+      <w:bookmarkStart w:id="32" w:name="_Toc231301779"/>
+      <w:r>
         <w:lastRenderedPageBreak/>
         <w:t>ЗАКЛЮЧЕНИЕ</w:t>
       </w:r>
+      <w:bookmarkEnd w:id="31"/>
+      <w:bookmarkEnd w:id="32"/>
     </w:p>
     <w:p>
       <w:pPr>
@@ -10484,26 +12885,16 @@
     </w:p>
     <w:p>
       <w:pPr>
-        <w:pStyle w:val="a9"/>
-        <w:spacing w:before="0" w:beforeAutospacing="0" w:after="0" w:afterAutospacing="0" w:line="360" w:lineRule="auto"/>
-        <w:jc w:val="center"/>
-        <w:rPr>
-          <w:b/>
-          <w:color w:val="1F1F1F"/>
-          <w:sz w:val="28"/>
-          <w:szCs w:val="28"/>
-        </w:rPr>
-      </w:pPr>
-      <w:r>
-        <w:rPr>
-          <w:b/>
-          <w:color w:val="1F1F1F"/>
-          <w:sz w:val="28"/>
-          <w:szCs w:val="28"/>
-        </w:rPr>
+        <w:pStyle w:val="111111111111111"/>
+      </w:pPr>
+      <w:bookmarkStart w:id="33" w:name="_Toc231300682"/>
+      <w:bookmarkStart w:id="34" w:name="_Toc231301780"/>
+      <w:r>
         <w:lastRenderedPageBreak/>
         <w:t>СПИСОК ИСПОЛЬЗОВАННЫХ ИСТОЧНИКОВ</w:t>
       </w:r>
+      <w:bookmarkEnd w:id="33"/>
+      <w:bookmarkEnd w:id="34"/>
     </w:p>
     <w:p>
       <w:pPr>
@@ -11114,7 +13505,7 @@
             <w:sz w:val="28"/>
             <w:szCs w:val="28"/>
           </w:rPr>
-          <w:t>18</w:t>
+          <w:t>6</w:t>
         </w:r>
         <w:r>
           <w:rPr>
@@ -14488,6 +16879,7 @@
   <w:style w:type="character" w:default="1" w:styleId="a0">
     <w:name w:val="Default Paragraph Font"/>
     <w:uiPriority w:val="1"/>
+    <w:semiHidden/>
     <w:unhideWhenUsed/>
   </w:style>
   <w:style w:type="table" w:default="1" w:styleId="a1">
@@ -15081,7 +17473,7 @@
 </file>
 
 <file path=customXml/itemProps1.xml><?xml version="1.0" encoding="utf-8"?>
-<ds:datastoreItem xmlns:ds="http://schemas.openxmlformats.org/officeDocument/2006/customXml" ds:itemID="{3DDED0EF-684C-4474-8743-D3C2DD3F9705}">
+<ds:datastoreItem xmlns:ds="http://schemas.openxmlformats.org/officeDocument/2006/customXml" ds:itemID="{277D98D9-32B4-44B5-89E3-569A787090CF}">
   <ds:schemaRefs>
     <ds:schemaRef ds:uri="http://schemas.openxmlformats.org/officeDocument/2006/bibliography"/>
   </ds:schemaRefs>

--- a/Otchot — копия.docx
+++ b/Otchot — копия.docx
@@ -13,7 +13,9 @@
           <w:szCs w:val="28"/>
         </w:rPr>
       </w:pPr>
-      <w:r>
+    </w:p>
+    <w:p>
+      <w:pPr>
         <w:rPr>
           <w:rFonts w:ascii="Times New Roman" w:hAnsi="Times New Roman" w:cs="Times New Roman"/>
           <w:b/>
@@ -21,8 +23,7 @@
           <w:sz w:val="28"/>
           <w:szCs w:val="28"/>
         </w:rPr>
-        <w:t xml:space="preserve">Содержание </w:t>
-      </w:r>
+      </w:pPr>
       <w:r>
         <w:rPr>
           <w:rFonts w:ascii="Times New Roman" w:hAnsi="Times New Roman" w:cs="Times New Roman"/>
@@ -31,8 +32,16 @@
           <w:sz w:val="28"/>
           <w:szCs w:val="28"/>
         </w:rPr>
-        <w:fldChar w:fldCharType="begin"/>
-      </w:r>
+        <w:br w:type="page"/>
+      </w:r>
+    </w:p>
+    <w:p>
+      <w:pPr>
+        <w:jc w:val="center"/>
+        <w:rPr>
+          <w:noProof/>
+        </w:rPr>
+      </w:pPr>
       <w:r>
         <w:rPr>
           <w:rFonts w:ascii="Times New Roman" w:hAnsi="Times New Roman" w:cs="Times New Roman"/>
@@ -41,7 +50,8 @@
           <w:sz w:val="28"/>
           <w:szCs w:val="28"/>
         </w:rPr>
-        <w:instrText xml:space="preserve"> TOC \h \z \t "111111111111111;1;222222222222222222;1" </w:instrText>
+        <w:lastRenderedPageBreak/>
+        <w:t xml:space="preserve">Содержание </w:t>
       </w:r>
       <w:r>
         <w:rPr>
@@ -51,6 +61,26 @@
           <w:sz w:val="28"/>
           <w:szCs w:val="28"/>
         </w:rPr>
+        <w:fldChar w:fldCharType="begin"/>
+      </w:r>
+      <w:r>
+        <w:rPr>
+          <w:rFonts w:ascii="Times New Roman" w:hAnsi="Times New Roman" w:cs="Times New Roman"/>
+          <w:b/>
+          <w:color w:val="1F1F1F"/>
+          <w:sz w:val="28"/>
+          <w:szCs w:val="28"/>
+        </w:rPr>
+        <w:instrText xml:space="preserve"> TOC \h \z \t "111111111111111;1;222222222222222222;1" </w:instrText>
+      </w:r>
+      <w:r>
+        <w:rPr>
+          <w:rFonts w:ascii="Times New Roman" w:hAnsi="Times New Roman" w:cs="Times New Roman"/>
+          <w:b/>
+          <w:color w:val="1F1F1F"/>
+          <w:sz w:val="28"/>
+          <w:szCs w:val="28"/>
+        </w:rPr>
         <w:fldChar w:fldCharType="separate"/>
       </w:r>
     </w:p>
@@ -60,6 +90,8 @@
         <w:tabs>
           <w:tab w:val="right" w:leader="dot" w:pos="9345"/>
         </w:tabs>
+        <w:spacing w:after="0" w:line="360" w:lineRule="auto"/>
+        <w:jc w:val="both"/>
         <w:rPr>
           <w:rFonts w:ascii="Times New Roman" w:eastAsiaTheme="minorEastAsia" w:hAnsi="Times New Roman" w:cs="Times New Roman"/>
           <w:noProof/>
@@ -68,7 +100,7 @@
           <w:lang w:eastAsia="ru-RU"/>
         </w:rPr>
       </w:pPr>
-      <w:hyperlink w:anchor="_Toc231301755" w:history="1">
+      <w:hyperlink w:anchor="_Toc231301979" w:history="1">
         <w:r>
           <w:rPr>
             <w:rStyle w:val="a4"/>
@@ -107,7 +139,7 @@
             <w:sz w:val="28"/>
             <w:szCs w:val="28"/>
           </w:rPr>
-          <w:instrText xml:space="preserve"> PAGEREF _Toc231301755 \h </w:instrText>
+          <w:instrText xml:space="preserve"> PAGEREF _Toc231301979 \h </w:instrText>
         </w:r>
         <w:r>
           <w:rPr>
@@ -136,7 +168,7 @@
             <w:sz w:val="28"/>
             <w:szCs w:val="28"/>
           </w:rPr>
-          <w:t>2</w:t>
+          <w:t>3</w:t>
         </w:r>
         <w:r>
           <w:rPr>
@@ -156,6 +188,8 @@
         <w:tabs>
           <w:tab w:val="right" w:leader="dot" w:pos="9345"/>
         </w:tabs>
+        <w:spacing w:after="0" w:line="360" w:lineRule="auto"/>
+        <w:jc w:val="both"/>
         <w:rPr>
           <w:rFonts w:ascii="Times New Roman" w:eastAsiaTheme="minorEastAsia" w:hAnsi="Times New Roman" w:cs="Times New Roman"/>
           <w:noProof/>
@@ -164,7 +198,7 @@
           <w:lang w:eastAsia="ru-RU"/>
         </w:rPr>
       </w:pPr>
-      <w:hyperlink w:anchor="_Toc231301756" w:history="1">
+      <w:hyperlink w:anchor="_Toc231301980" w:history="1">
         <w:r>
           <w:rPr>
             <w:rStyle w:val="a4"/>
@@ -203,7 +237,7 @@
             <w:sz w:val="28"/>
             <w:szCs w:val="28"/>
           </w:rPr>
-          <w:instrText xml:space="preserve"> PAGEREF _Toc231301756 \h </w:instrText>
+          <w:instrText xml:space="preserve"> PAGEREF _Toc231301980 \h </w:instrText>
         </w:r>
         <w:r>
           <w:rPr>
@@ -232,7 +266,7 @@
             <w:sz w:val="28"/>
             <w:szCs w:val="28"/>
           </w:rPr>
-          <w:t>4</w:t>
+          <w:t>5</w:t>
         </w:r>
         <w:r>
           <w:rPr>
@@ -252,6 +286,8 @@
         <w:tabs>
           <w:tab w:val="right" w:leader="dot" w:pos="9345"/>
         </w:tabs>
+        <w:spacing w:after="0" w:line="360" w:lineRule="auto"/>
+        <w:jc w:val="both"/>
         <w:rPr>
           <w:rFonts w:ascii="Times New Roman" w:eastAsiaTheme="minorEastAsia" w:hAnsi="Times New Roman" w:cs="Times New Roman"/>
           <w:noProof/>
@@ -260,7 +296,7 @@
           <w:lang w:eastAsia="ru-RU"/>
         </w:rPr>
       </w:pPr>
-      <w:hyperlink w:anchor="_Toc231301757" w:history="1">
+      <w:hyperlink w:anchor="_Toc231301981" w:history="1">
         <w:r>
           <w:rPr>
             <w:rStyle w:val="a4"/>
@@ -299,7 +335,7 @@
             <w:sz w:val="28"/>
             <w:szCs w:val="28"/>
           </w:rPr>
-          <w:instrText xml:space="preserve"> PAGEREF _Toc231301757 \h </w:instrText>
+          <w:instrText xml:space="preserve"> PAGEREF _Toc231301981 \h </w:instrText>
         </w:r>
         <w:r>
           <w:rPr>
@@ -328,7 +364,7 @@
             <w:sz w:val="28"/>
             <w:szCs w:val="28"/>
           </w:rPr>
-          <w:t>4</w:t>
+          <w:t>5</w:t>
         </w:r>
         <w:r>
           <w:rPr>
@@ -348,6 +384,8 @@
         <w:tabs>
           <w:tab w:val="right" w:leader="dot" w:pos="9345"/>
         </w:tabs>
+        <w:spacing w:after="0" w:line="360" w:lineRule="auto"/>
+        <w:jc w:val="both"/>
         <w:rPr>
           <w:rFonts w:ascii="Times New Roman" w:eastAsiaTheme="minorEastAsia" w:hAnsi="Times New Roman" w:cs="Times New Roman"/>
           <w:noProof/>
@@ -356,7 +394,7 @@
           <w:lang w:eastAsia="ru-RU"/>
         </w:rPr>
       </w:pPr>
-      <w:hyperlink w:anchor="_Toc231301758" w:history="1">
+      <w:hyperlink w:anchor="_Toc231301982" w:history="1">
         <w:r>
           <w:rPr>
             <w:rStyle w:val="a4"/>
@@ -395,7 +433,7 @@
             <w:sz w:val="28"/>
             <w:szCs w:val="28"/>
           </w:rPr>
-          <w:instrText xml:space="preserve"> PAGEREF _Toc231301758 \h </w:instrText>
+          <w:instrText xml:space="preserve"> PAGEREF _Toc231301982 \h </w:instrText>
         </w:r>
         <w:r>
           <w:rPr>
@@ -424,7 +462,7 @@
             <w:sz w:val="28"/>
             <w:szCs w:val="28"/>
           </w:rPr>
-          <w:t>4</w:t>
+          <w:t>5</w:t>
         </w:r>
         <w:r>
           <w:rPr>
@@ -444,6 +482,8 @@
         <w:tabs>
           <w:tab w:val="right" w:leader="dot" w:pos="9345"/>
         </w:tabs>
+        <w:spacing w:after="0" w:line="360" w:lineRule="auto"/>
+        <w:jc w:val="both"/>
         <w:rPr>
           <w:rFonts w:ascii="Times New Roman" w:eastAsiaTheme="minorEastAsia" w:hAnsi="Times New Roman" w:cs="Times New Roman"/>
           <w:noProof/>
@@ -452,7 +492,7 @@
           <w:lang w:eastAsia="ru-RU"/>
         </w:rPr>
       </w:pPr>
-      <w:hyperlink w:anchor="_Toc231301759" w:history="1">
+      <w:hyperlink w:anchor="_Toc231301983" w:history="1">
         <w:r>
           <w:rPr>
             <w:rStyle w:val="a4"/>
@@ -491,7 +531,7 @@
             <w:sz w:val="28"/>
             <w:szCs w:val="28"/>
           </w:rPr>
-          <w:instrText xml:space="preserve"> PAGEREF _Toc231301759 \h </w:instrText>
+          <w:instrText xml:space="preserve"> PAGEREF _Toc231301983 \h </w:instrText>
         </w:r>
         <w:r>
           <w:rPr>
@@ -520,7 +560,7 @@
             <w:sz w:val="28"/>
             <w:szCs w:val="28"/>
           </w:rPr>
-          <w:t>5</w:t>
+          <w:t>6</w:t>
         </w:r>
         <w:r>
           <w:rPr>
@@ -540,6 +580,8 @@
         <w:tabs>
           <w:tab w:val="right" w:leader="dot" w:pos="9345"/>
         </w:tabs>
+        <w:spacing w:after="0" w:line="360" w:lineRule="auto"/>
+        <w:jc w:val="both"/>
         <w:rPr>
           <w:rFonts w:ascii="Times New Roman" w:eastAsiaTheme="minorEastAsia" w:hAnsi="Times New Roman" w:cs="Times New Roman"/>
           <w:noProof/>
@@ -548,7 +590,7 @@
           <w:lang w:eastAsia="ru-RU"/>
         </w:rPr>
       </w:pPr>
-      <w:hyperlink w:anchor="_Toc231301760" w:history="1">
+      <w:hyperlink w:anchor="_Toc231301984" w:history="1">
         <w:r>
           <w:rPr>
             <w:rStyle w:val="a4"/>
@@ -587,7 +629,7 @@
             <w:sz w:val="28"/>
             <w:szCs w:val="28"/>
           </w:rPr>
-          <w:instrText xml:space="preserve"> PAGEREF _Toc231301760 \h </w:instrText>
+          <w:instrText xml:space="preserve"> PAGEREF _Toc231301984 \h </w:instrText>
         </w:r>
         <w:r>
           <w:rPr>
@@ -616,7 +658,7 @@
             <w:sz w:val="28"/>
             <w:szCs w:val="28"/>
           </w:rPr>
-          <w:t>6</w:t>
+          <w:t>7</w:t>
         </w:r>
         <w:r>
           <w:rPr>
@@ -636,6 +678,8 @@
         <w:tabs>
           <w:tab w:val="right" w:leader="dot" w:pos="9345"/>
         </w:tabs>
+        <w:spacing w:after="0" w:line="360" w:lineRule="auto"/>
+        <w:jc w:val="both"/>
         <w:rPr>
           <w:rFonts w:ascii="Times New Roman" w:eastAsiaTheme="minorEastAsia" w:hAnsi="Times New Roman" w:cs="Times New Roman"/>
           <w:noProof/>
@@ -644,7 +688,7 @@
           <w:lang w:eastAsia="ru-RU"/>
         </w:rPr>
       </w:pPr>
-      <w:hyperlink w:anchor="_Toc231301761" w:history="1">
+      <w:hyperlink w:anchor="_Toc231301985" w:history="1">
         <w:r>
           <w:rPr>
             <w:rStyle w:val="a4"/>
@@ -683,7 +727,7 @@
             <w:sz w:val="28"/>
             <w:szCs w:val="28"/>
           </w:rPr>
-          <w:instrText xml:space="preserve"> PAGEREF _Toc231301761 \h </w:instrText>
+          <w:instrText xml:space="preserve"> PAGEREF _Toc231301985 \h </w:instrText>
         </w:r>
         <w:r>
           <w:rPr>
@@ -712,7 +756,7 @@
             <w:sz w:val="28"/>
             <w:szCs w:val="28"/>
           </w:rPr>
-          <w:t>6</w:t>
+          <w:t>7</w:t>
         </w:r>
         <w:r>
           <w:rPr>
@@ -732,6 +776,8 @@
         <w:tabs>
           <w:tab w:val="right" w:leader="dot" w:pos="9345"/>
         </w:tabs>
+        <w:spacing w:after="0" w:line="360" w:lineRule="auto"/>
+        <w:jc w:val="both"/>
         <w:rPr>
           <w:rFonts w:ascii="Times New Roman" w:eastAsiaTheme="minorEastAsia" w:hAnsi="Times New Roman" w:cs="Times New Roman"/>
           <w:noProof/>
@@ -740,7 +786,7 @@
           <w:lang w:eastAsia="ru-RU"/>
         </w:rPr>
       </w:pPr>
-      <w:hyperlink w:anchor="_Toc231301762" w:history="1">
+      <w:hyperlink w:anchor="_Toc231301986" w:history="1">
         <w:r>
           <w:rPr>
             <w:rStyle w:val="a4"/>
@@ -779,7 +825,7 @@
             <w:sz w:val="28"/>
             <w:szCs w:val="28"/>
           </w:rPr>
-          <w:instrText xml:space="preserve"> PAGEREF _Toc231301762 \h </w:instrText>
+          <w:instrText xml:space="preserve"> PAGEREF _Toc231301986 \h </w:instrText>
         </w:r>
         <w:r>
           <w:rPr>
@@ -808,7 +854,7 @@
             <w:sz w:val="28"/>
             <w:szCs w:val="28"/>
           </w:rPr>
-          <w:t>6</w:t>
+          <w:t>7</w:t>
         </w:r>
         <w:r>
           <w:rPr>
@@ -828,6 +874,8 @@
         <w:tabs>
           <w:tab w:val="right" w:leader="dot" w:pos="9345"/>
         </w:tabs>
+        <w:spacing w:after="0" w:line="360" w:lineRule="auto"/>
+        <w:jc w:val="both"/>
         <w:rPr>
           <w:rFonts w:ascii="Times New Roman" w:eastAsiaTheme="minorEastAsia" w:hAnsi="Times New Roman" w:cs="Times New Roman"/>
           <w:noProof/>
@@ -836,7 +884,7 @@
           <w:lang w:eastAsia="ru-RU"/>
         </w:rPr>
       </w:pPr>
-      <w:hyperlink w:anchor="_Toc231301763" w:history="1">
+      <w:hyperlink w:anchor="_Toc231301987" w:history="1">
         <w:r>
           <w:rPr>
             <w:rStyle w:val="a4"/>
@@ -875,7 +923,7 @@
             <w:sz w:val="28"/>
             <w:szCs w:val="28"/>
           </w:rPr>
-          <w:instrText xml:space="preserve"> PAGEREF _Toc231301763 \h </w:instrText>
+          <w:instrText xml:space="preserve"> PAGEREF _Toc231301987 \h </w:instrText>
         </w:r>
         <w:r>
           <w:rPr>
@@ -904,7 +952,7 @@
             <w:sz w:val="28"/>
             <w:szCs w:val="28"/>
           </w:rPr>
-          <w:t>7</w:t>
+          <w:t>8</w:t>
         </w:r>
         <w:r>
           <w:rPr>
@@ -924,6 +972,8 @@
         <w:tabs>
           <w:tab w:val="right" w:leader="dot" w:pos="9345"/>
         </w:tabs>
+        <w:spacing w:after="0" w:line="360" w:lineRule="auto"/>
+        <w:jc w:val="both"/>
         <w:rPr>
           <w:rFonts w:ascii="Times New Roman" w:eastAsiaTheme="minorEastAsia" w:hAnsi="Times New Roman" w:cs="Times New Roman"/>
           <w:noProof/>
@@ -932,7 +982,7 @@
           <w:lang w:eastAsia="ru-RU"/>
         </w:rPr>
       </w:pPr>
-      <w:hyperlink w:anchor="_Toc231301764" w:history="1">
+      <w:hyperlink w:anchor="_Toc231301988" w:history="1">
         <w:r>
           <w:rPr>
             <w:rStyle w:val="a4"/>
@@ -971,7 +1021,7 @@
             <w:sz w:val="28"/>
             <w:szCs w:val="28"/>
           </w:rPr>
-          <w:instrText xml:space="preserve"> PAGEREF _Toc231301764 \h </w:instrText>
+          <w:instrText xml:space="preserve"> PAGEREF _Toc231301988 \h </w:instrText>
         </w:r>
         <w:r>
           <w:rPr>
@@ -1000,7 +1050,7 @@
             <w:sz w:val="28"/>
             <w:szCs w:val="28"/>
           </w:rPr>
-          <w:t>7</w:t>
+          <w:t>8</w:t>
         </w:r>
         <w:r>
           <w:rPr>
@@ -1020,6 +1070,8 @@
         <w:tabs>
           <w:tab w:val="right" w:leader="dot" w:pos="9345"/>
         </w:tabs>
+        <w:spacing w:after="0" w:line="360" w:lineRule="auto"/>
+        <w:jc w:val="both"/>
         <w:rPr>
           <w:rFonts w:ascii="Times New Roman" w:eastAsiaTheme="minorEastAsia" w:hAnsi="Times New Roman" w:cs="Times New Roman"/>
           <w:noProof/>
@@ -1028,7 +1080,7 @@
           <w:lang w:eastAsia="ru-RU"/>
         </w:rPr>
       </w:pPr>
-      <w:hyperlink w:anchor="_Toc231301765" w:history="1">
+      <w:hyperlink w:anchor="_Toc231301989" w:history="1">
         <w:r>
           <w:rPr>
             <w:rStyle w:val="a4"/>
@@ -1067,7 +1119,7 @@
             <w:sz w:val="28"/>
             <w:szCs w:val="28"/>
           </w:rPr>
-          <w:instrText xml:space="preserve"> PAGEREF _Toc231301765 \h </w:instrText>
+          <w:instrText xml:space="preserve"> PAGEREF _Toc231301989 \h </w:instrText>
         </w:r>
         <w:r>
           <w:rPr>
@@ -1096,7 +1148,7 @@
             <w:sz w:val="28"/>
             <w:szCs w:val="28"/>
           </w:rPr>
-          <w:t>8</w:t>
+          <w:t>9</w:t>
         </w:r>
         <w:r>
           <w:rPr>
@@ -1116,6 +1168,8 @@
         <w:tabs>
           <w:tab w:val="right" w:leader="dot" w:pos="9345"/>
         </w:tabs>
+        <w:spacing w:after="0" w:line="360" w:lineRule="auto"/>
+        <w:jc w:val="both"/>
         <w:rPr>
           <w:rFonts w:ascii="Times New Roman" w:eastAsiaTheme="minorEastAsia" w:hAnsi="Times New Roman" w:cs="Times New Roman"/>
           <w:noProof/>
@@ -1124,7 +1178,7 @@
           <w:lang w:eastAsia="ru-RU"/>
         </w:rPr>
       </w:pPr>
-      <w:hyperlink w:anchor="_Toc231301766" w:history="1">
+      <w:hyperlink w:anchor="_Toc231301990" w:history="1">
         <w:r>
           <w:rPr>
             <w:rStyle w:val="a4"/>
@@ -1163,7 +1217,7 @@
             <w:sz w:val="28"/>
             <w:szCs w:val="28"/>
           </w:rPr>
-          <w:instrText xml:space="preserve"> PAGEREF _Toc231301766 \h </w:instrText>
+          <w:instrText xml:space="preserve"> PAGEREF _Toc231301990 \h </w:instrText>
         </w:r>
         <w:r>
           <w:rPr>
@@ -1192,7 +1246,7 @@
             <w:sz w:val="28"/>
             <w:szCs w:val="28"/>
           </w:rPr>
-          <w:t>8</w:t>
+          <w:t>9</w:t>
         </w:r>
         <w:r>
           <w:rPr>
@@ -1212,6 +1266,8 @@
         <w:tabs>
           <w:tab w:val="right" w:leader="dot" w:pos="9345"/>
         </w:tabs>
+        <w:spacing w:after="0" w:line="360" w:lineRule="auto"/>
+        <w:jc w:val="both"/>
         <w:rPr>
           <w:rFonts w:ascii="Times New Roman" w:eastAsiaTheme="minorEastAsia" w:hAnsi="Times New Roman" w:cs="Times New Roman"/>
           <w:noProof/>
@@ -1220,7 +1276,7 @@
           <w:lang w:eastAsia="ru-RU"/>
         </w:rPr>
       </w:pPr>
-      <w:hyperlink w:anchor="_Toc231301767" w:history="1">
+      <w:hyperlink w:anchor="_Toc231301991" w:history="1">
         <w:r>
           <w:rPr>
             <w:rStyle w:val="a4"/>
@@ -1259,7 +1315,7 @@
             <w:sz w:val="28"/>
             <w:szCs w:val="28"/>
           </w:rPr>
-          <w:instrText xml:space="preserve"> PAGEREF _Toc231301767 \h </w:instrText>
+          <w:instrText xml:space="preserve"> PAGEREF _Toc231301991 \h </w:instrText>
         </w:r>
         <w:r>
           <w:rPr>
@@ -1288,7 +1344,7 @@
             <w:sz w:val="28"/>
             <w:szCs w:val="28"/>
           </w:rPr>
-          <w:t>9</w:t>
+          <w:t>10</w:t>
         </w:r>
         <w:r>
           <w:rPr>
@@ -1308,6 +1364,8 @@
         <w:tabs>
           <w:tab w:val="right" w:leader="dot" w:pos="9345"/>
         </w:tabs>
+        <w:spacing w:after="0" w:line="360" w:lineRule="auto"/>
+        <w:jc w:val="both"/>
         <w:rPr>
           <w:rFonts w:ascii="Times New Roman" w:eastAsiaTheme="minorEastAsia" w:hAnsi="Times New Roman" w:cs="Times New Roman"/>
           <w:noProof/>
@@ -1316,7 +1374,7 @@
           <w:lang w:eastAsia="ru-RU"/>
         </w:rPr>
       </w:pPr>
-      <w:hyperlink w:anchor="_Toc231301768" w:history="1">
+      <w:hyperlink w:anchor="_Toc231301992" w:history="1">
         <w:r>
           <w:rPr>
             <w:rStyle w:val="a4"/>
@@ -1355,7 +1413,7 @@
             <w:sz w:val="28"/>
             <w:szCs w:val="28"/>
           </w:rPr>
-          <w:instrText xml:space="preserve"> PAGEREF _Toc231301768 \h </w:instrText>
+          <w:instrText xml:space="preserve"> PAGEREF _Toc231301992 \h </w:instrText>
         </w:r>
         <w:r>
           <w:rPr>
@@ -1384,7 +1442,7 @@
             <w:sz w:val="28"/>
             <w:szCs w:val="28"/>
           </w:rPr>
-          <w:t>10</w:t>
+          <w:t>11</w:t>
         </w:r>
         <w:r>
           <w:rPr>
@@ -1404,6 +1462,8 @@
         <w:tabs>
           <w:tab w:val="right" w:leader="dot" w:pos="9345"/>
         </w:tabs>
+        <w:spacing w:after="0" w:line="360" w:lineRule="auto"/>
+        <w:jc w:val="both"/>
         <w:rPr>
           <w:rFonts w:ascii="Times New Roman" w:eastAsiaTheme="minorEastAsia" w:hAnsi="Times New Roman" w:cs="Times New Roman"/>
           <w:noProof/>
@@ -1412,7 +1472,7 @@
           <w:lang w:eastAsia="ru-RU"/>
         </w:rPr>
       </w:pPr>
-      <w:hyperlink w:anchor="_Toc231301769" w:history="1">
+      <w:hyperlink w:anchor="_Toc231301993" w:history="1">
         <w:r>
           <w:rPr>
             <w:rStyle w:val="a4"/>
@@ -1451,7 +1511,7 @@
             <w:sz w:val="28"/>
             <w:szCs w:val="28"/>
           </w:rPr>
-          <w:instrText xml:space="preserve"> PAGEREF _Toc231301769 \h </w:instrText>
+          <w:instrText xml:space="preserve"> PAGEREF _Toc231301993 \h </w:instrText>
         </w:r>
         <w:r>
           <w:rPr>
@@ -1480,7 +1540,7 @@
             <w:sz w:val="28"/>
             <w:szCs w:val="28"/>
           </w:rPr>
-          <w:t>12</w:t>
+          <w:t>13</w:t>
         </w:r>
         <w:r>
           <w:rPr>
@@ -1500,6 +1560,8 @@
         <w:tabs>
           <w:tab w:val="right" w:leader="dot" w:pos="9345"/>
         </w:tabs>
+        <w:spacing w:after="0" w:line="360" w:lineRule="auto"/>
+        <w:jc w:val="both"/>
         <w:rPr>
           <w:rFonts w:ascii="Times New Roman" w:eastAsiaTheme="minorEastAsia" w:hAnsi="Times New Roman" w:cs="Times New Roman"/>
           <w:noProof/>
@@ -1508,7 +1570,7 @@
           <w:lang w:eastAsia="ru-RU"/>
         </w:rPr>
       </w:pPr>
-      <w:hyperlink w:anchor="_Toc231301770" w:history="1">
+      <w:hyperlink w:anchor="_Toc231301994" w:history="1">
         <w:r>
           <w:rPr>
             <w:rStyle w:val="a4"/>
@@ -1547,7 +1609,7 @@
             <w:sz w:val="28"/>
             <w:szCs w:val="28"/>
           </w:rPr>
-          <w:instrText xml:space="preserve"> PAGEREF _Toc231301770 \h </w:instrText>
+          <w:instrText xml:space="preserve"> PAGEREF _Toc231301994 \h </w:instrText>
         </w:r>
         <w:r>
           <w:rPr>
@@ -1576,7 +1638,7 @@
             <w:sz w:val="28"/>
             <w:szCs w:val="28"/>
           </w:rPr>
-          <w:t>12</w:t>
+          <w:t>13</w:t>
         </w:r>
         <w:r>
           <w:rPr>
@@ -1596,6 +1658,8 @@
         <w:tabs>
           <w:tab w:val="right" w:leader="dot" w:pos="9345"/>
         </w:tabs>
+        <w:spacing w:after="0" w:line="360" w:lineRule="auto"/>
+        <w:jc w:val="both"/>
         <w:rPr>
           <w:rFonts w:ascii="Times New Roman" w:eastAsiaTheme="minorEastAsia" w:hAnsi="Times New Roman" w:cs="Times New Roman"/>
           <w:noProof/>
@@ -1604,7 +1668,7 @@
           <w:lang w:eastAsia="ru-RU"/>
         </w:rPr>
       </w:pPr>
-      <w:hyperlink w:anchor="_Toc231301771" w:history="1">
+      <w:hyperlink w:anchor="_Toc231301995" w:history="1">
         <w:r>
           <w:rPr>
             <w:rStyle w:val="a4"/>
@@ -1643,7 +1707,7 @@
             <w:sz w:val="28"/>
             <w:szCs w:val="28"/>
           </w:rPr>
-          <w:instrText xml:space="preserve"> PAGEREF _Toc231301771 \h </w:instrText>
+          <w:instrText xml:space="preserve"> PAGEREF _Toc231301995 \h </w:instrText>
         </w:r>
         <w:r>
           <w:rPr>
@@ -1672,7 +1736,7 @@
             <w:sz w:val="28"/>
             <w:szCs w:val="28"/>
           </w:rPr>
-          <w:t>12</w:t>
+          <w:t>13</w:t>
         </w:r>
         <w:r>
           <w:rPr>
@@ -1692,6 +1756,8 @@
         <w:tabs>
           <w:tab w:val="right" w:leader="dot" w:pos="9345"/>
         </w:tabs>
+        <w:spacing w:after="0" w:line="360" w:lineRule="auto"/>
+        <w:jc w:val="both"/>
         <w:rPr>
           <w:rFonts w:ascii="Times New Roman" w:eastAsiaTheme="minorEastAsia" w:hAnsi="Times New Roman" w:cs="Times New Roman"/>
           <w:noProof/>
@@ -1700,7 +1766,7 @@
           <w:lang w:eastAsia="ru-RU"/>
         </w:rPr>
       </w:pPr>
-      <w:hyperlink w:anchor="_Toc231301772" w:history="1">
+      <w:hyperlink w:anchor="_Toc231301996" w:history="1">
         <w:r>
           <w:rPr>
             <w:rStyle w:val="a4"/>
@@ -1739,7 +1805,7 @@
             <w:sz w:val="28"/>
             <w:szCs w:val="28"/>
           </w:rPr>
-          <w:instrText xml:space="preserve"> PAGEREF _Toc231301772 \h </w:instrText>
+          <w:instrText xml:space="preserve"> PAGEREF _Toc231301996 \h </w:instrText>
         </w:r>
         <w:r>
           <w:rPr>
@@ -1768,7 +1834,7 @@
             <w:sz w:val="28"/>
             <w:szCs w:val="28"/>
           </w:rPr>
-          <w:t>13</w:t>
+          <w:t>14</w:t>
         </w:r>
         <w:r>
           <w:rPr>
@@ -1788,6 +1854,8 @@
         <w:tabs>
           <w:tab w:val="right" w:leader="dot" w:pos="9345"/>
         </w:tabs>
+        <w:spacing w:after="0" w:line="360" w:lineRule="auto"/>
+        <w:jc w:val="both"/>
         <w:rPr>
           <w:rFonts w:ascii="Times New Roman" w:eastAsiaTheme="minorEastAsia" w:hAnsi="Times New Roman" w:cs="Times New Roman"/>
           <w:noProof/>
@@ -1796,7 +1864,7 @@
           <w:lang w:eastAsia="ru-RU"/>
         </w:rPr>
       </w:pPr>
-      <w:hyperlink w:anchor="_Toc231301773" w:history="1">
+      <w:hyperlink w:anchor="_Toc231301997" w:history="1">
         <w:r>
           <w:rPr>
             <w:rStyle w:val="a4"/>
@@ -1835,7 +1903,7 @@
             <w:sz w:val="28"/>
             <w:szCs w:val="28"/>
           </w:rPr>
-          <w:instrText xml:space="preserve"> PAGEREF _Toc231301773 \h </w:instrText>
+          <w:instrText xml:space="preserve"> PAGEREF _Toc231301997 \h </w:instrText>
         </w:r>
         <w:r>
           <w:rPr>
@@ -1864,7 +1932,7 @@
             <w:sz w:val="28"/>
             <w:szCs w:val="28"/>
           </w:rPr>
-          <w:t>14</w:t>
+          <w:t>15</w:t>
         </w:r>
         <w:r>
           <w:rPr>
@@ -1884,6 +1952,8 @@
         <w:tabs>
           <w:tab w:val="right" w:leader="dot" w:pos="9345"/>
         </w:tabs>
+        <w:spacing w:after="0" w:line="360" w:lineRule="auto"/>
+        <w:jc w:val="both"/>
         <w:rPr>
           <w:rFonts w:ascii="Times New Roman" w:eastAsiaTheme="minorEastAsia" w:hAnsi="Times New Roman" w:cs="Times New Roman"/>
           <w:noProof/>
@@ -1892,7 +1962,7 @@
           <w:lang w:eastAsia="ru-RU"/>
         </w:rPr>
       </w:pPr>
-      <w:hyperlink w:anchor="_Toc231301774" w:history="1">
+      <w:hyperlink w:anchor="_Toc231301998" w:history="1">
         <w:r>
           <w:rPr>
             <w:rStyle w:val="a4"/>
@@ -1931,7 +2001,7 @@
             <w:sz w:val="28"/>
             <w:szCs w:val="28"/>
           </w:rPr>
-          <w:instrText xml:space="preserve"> PAGEREF _Toc231301774 \h </w:instrText>
+          <w:instrText xml:space="preserve"> PAGEREF _Toc231301998 \h </w:instrText>
         </w:r>
         <w:r>
           <w:rPr>
@@ -1960,7 +2030,7 @@
             <w:sz w:val="28"/>
             <w:szCs w:val="28"/>
           </w:rPr>
-          <w:t>15</w:t>
+          <w:t>16</w:t>
         </w:r>
         <w:r>
           <w:rPr>
@@ -1980,6 +2050,8 @@
         <w:tabs>
           <w:tab w:val="right" w:leader="dot" w:pos="9345"/>
         </w:tabs>
+        <w:spacing w:after="0" w:line="360" w:lineRule="auto"/>
+        <w:jc w:val="both"/>
         <w:rPr>
           <w:rFonts w:ascii="Times New Roman" w:eastAsiaTheme="minorEastAsia" w:hAnsi="Times New Roman" w:cs="Times New Roman"/>
           <w:noProof/>
@@ -1988,7 +2060,7 @@
           <w:lang w:eastAsia="ru-RU"/>
         </w:rPr>
       </w:pPr>
-      <w:hyperlink w:anchor="_Toc231301775" w:history="1">
+      <w:hyperlink w:anchor="_Toc231301999" w:history="1">
         <w:r>
           <w:rPr>
             <w:rStyle w:val="a4"/>
@@ -2027,7 +2099,7 @@
             <w:sz w:val="28"/>
             <w:szCs w:val="28"/>
           </w:rPr>
-          <w:instrText xml:space="preserve"> PAGEREF _Toc231301775 \h </w:instrText>
+          <w:instrText xml:space="preserve"> PAGEREF _Toc231301999 \h </w:instrText>
         </w:r>
         <w:r>
           <w:rPr>
@@ -2056,7 +2128,7 @@
             <w:sz w:val="28"/>
             <w:szCs w:val="28"/>
           </w:rPr>
-          <w:t>15</w:t>
+          <w:t>16</w:t>
         </w:r>
         <w:r>
           <w:rPr>
@@ -2076,6 +2148,8 @@
         <w:tabs>
           <w:tab w:val="right" w:leader="dot" w:pos="9345"/>
         </w:tabs>
+        <w:spacing w:after="0" w:line="360" w:lineRule="auto"/>
+        <w:jc w:val="both"/>
         <w:rPr>
           <w:rFonts w:ascii="Times New Roman" w:eastAsiaTheme="minorEastAsia" w:hAnsi="Times New Roman" w:cs="Times New Roman"/>
           <w:noProof/>
@@ -2084,7 +2158,7 @@
           <w:lang w:eastAsia="ru-RU"/>
         </w:rPr>
       </w:pPr>
-      <w:hyperlink w:anchor="_Toc231301776" w:history="1">
+      <w:hyperlink w:anchor="_Toc231302000" w:history="1">
         <w:r>
           <w:rPr>
             <w:rStyle w:val="a4"/>
@@ -2123,7 +2197,7 @@
             <w:sz w:val="28"/>
             <w:szCs w:val="28"/>
           </w:rPr>
-          <w:instrText xml:space="preserve"> PAGEREF _Toc231301776 \h </w:instrText>
+          <w:instrText xml:space="preserve"> PAGEREF _Toc231302000 \h </w:instrText>
         </w:r>
         <w:r>
           <w:rPr>
@@ -2152,7 +2226,7 @@
             <w:sz w:val="28"/>
             <w:szCs w:val="28"/>
           </w:rPr>
-          <w:t>15</w:t>
+          <w:t>16</w:t>
         </w:r>
         <w:r>
           <w:rPr>
@@ -2172,6 +2246,8 @@
         <w:tabs>
           <w:tab w:val="right" w:leader="dot" w:pos="9345"/>
         </w:tabs>
+        <w:spacing w:after="0" w:line="360" w:lineRule="auto"/>
+        <w:jc w:val="both"/>
         <w:rPr>
           <w:rFonts w:ascii="Times New Roman" w:eastAsiaTheme="minorEastAsia" w:hAnsi="Times New Roman" w:cs="Times New Roman"/>
           <w:noProof/>
@@ -2180,7 +2256,7 @@
           <w:lang w:eastAsia="ru-RU"/>
         </w:rPr>
       </w:pPr>
-      <w:hyperlink w:anchor="_Toc231301777" w:history="1">
+      <w:hyperlink w:anchor="_Toc231302001" w:history="1">
         <w:r>
           <w:rPr>
             <w:rStyle w:val="a4"/>
@@ -2219,7 +2295,7 @@
             <w:sz w:val="28"/>
             <w:szCs w:val="28"/>
           </w:rPr>
-          <w:instrText xml:space="preserve"> PAGEREF _Toc231301777 \h </w:instrText>
+          <w:instrText xml:space="preserve"> PAGEREF _Toc231302001 \h </w:instrText>
         </w:r>
         <w:r>
           <w:rPr>
@@ -2248,7 +2324,7 @@
             <w:sz w:val="28"/>
             <w:szCs w:val="28"/>
           </w:rPr>
-          <w:t>15</w:t>
+          <w:t>16</w:t>
         </w:r>
         <w:r>
           <w:rPr>
@@ -2268,6 +2344,8 @@
         <w:tabs>
           <w:tab w:val="right" w:leader="dot" w:pos="9345"/>
         </w:tabs>
+        <w:spacing w:after="0" w:line="360" w:lineRule="auto"/>
+        <w:jc w:val="both"/>
         <w:rPr>
           <w:rFonts w:ascii="Times New Roman" w:eastAsiaTheme="minorEastAsia" w:hAnsi="Times New Roman" w:cs="Times New Roman"/>
           <w:noProof/>
@@ -2276,7 +2354,7 @@
           <w:lang w:eastAsia="ru-RU"/>
         </w:rPr>
       </w:pPr>
-      <w:hyperlink w:anchor="_Toc231301778" w:history="1">
+      <w:hyperlink w:anchor="_Toc231302002" w:history="1">
         <w:r>
           <w:rPr>
             <w:rStyle w:val="a4"/>
@@ -2315,7 +2393,7 @@
             <w:sz w:val="28"/>
             <w:szCs w:val="28"/>
           </w:rPr>
-          <w:instrText xml:space="preserve"> PAGEREF _Toc231301778 \h </w:instrText>
+          <w:instrText xml:space="preserve"> PAGEREF _Toc231302002 \h </w:instrText>
         </w:r>
         <w:r>
           <w:rPr>
@@ -2344,7 +2422,7 @@
             <w:sz w:val="28"/>
             <w:szCs w:val="28"/>
           </w:rPr>
-          <w:t>16</w:t>
+          <w:t>17</w:t>
         </w:r>
         <w:r>
           <w:rPr>
@@ -2364,6 +2442,8 @@
         <w:tabs>
           <w:tab w:val="right" w:leader="dot" w:pos="9345"/>
         </w:tabs>
+        <w:spacing w:after="0" w:line="360" w:lineRule="auto"/>
+        <w:jc w:val="both"/>
         <w:rPr>
           <w:rFonts w:ascii="Times New Roman" w:eastAsiaTheme="minorEastAsia" w:hAnsi="Times New Roman" w:cs="Times New Roman"/>
           <w:noProof/>
@@ -2372,7 +2452,7 @@
           <w:lang w:eastAsia="ru-RU"/>
         </w:rPr>
       </w:pPr>
-      <w:hyperlink w:anchor="_Toc231301779" w:history="1">
+      <w:hyperlink w:anchor="_Toc231302003" w:history="1">
         <w:r>
           <w:rPr>
             <w:rStyle w:val="a4"/>
@@ -2411,7 +2491,7 @@
             <w:sz w:val="28"/>
             <w:szCs w:val="28"/>
           </w:rPr>
-          <w:instrText xml:space="preserve"> PAGEREF _Toc231301779 \h </w:instrText>
+          <w:instrText xml:space="preserve"> PAGEREF _Toc231302003 \h </w:instrText>
         </w:r>
         <w:r>
           <w:rPr>
@@ -2440,7 +2520,7 @@
             <w:sz w:val="28"/>
             <w:szCs w:val="28"/>
           </w:rPr>
-          <w:t>17</w:t>
+          <w:t>18</w:t>
         </w:r>
         <w:r>
           <w:rPr>
@@ -2460,6 +2540,8 @@
         <w:tabs>
           <w:tab w:val="right" w:leader="dot" w:pos="9345"/>
         </w:tabs>
+        <w:spacing w:after="0" w:line="360" w:lineRule="auto"/>
+        <w:jc w:val="both"/>
         <w:rPr>
           <w:rFonts w:ascii="Times New Roman" w:eastAsiaTheme="minorEastAsia" w:hAnsi="Times New Roman" w:cs="Times New Roman"/>
           <w:noProof/>
@@ -2468,7 +2550,7 @@
           <w:lang w:eastAsia="ru-RU"/>
         </w:rPr>
       </w:pPr>
-      <w:hyperlink w:anchor="_Toc231301780" w:history="1">
+      <w:hyperlink w:anchor="_Toc231302004" w:history="1">
         <w:r>
           <w:rPr>
             <w:rStyle w:val="a4"/>
@@ -2507,7 +2589,7 @@
             <w:sz w:val="28"/>
             <w:szCs w:val="28"/>
           </w:rPr>
-          <w:instrText xml:space="preserve"> PAGEREF _Toc231301780 \h </w:instrText>
+          <w:instrText xml:space="preserve"> PAGEREF _Toc231302004 \h </w:instrText>
         </w:r>
         <w:r>
           <w:rPr>
@@ -2536,7 +2618,7 @@
             <w:sz w:val="28"/>
             <w:szCs w:val="28"/>
           </w:rPr>
-          <w:t>18</w:t>
+          <w:t>19</w:t>
         </w:r>
         <w:r>
           <w:rPr>
@@ -2591,58 +2673,66 @@
         </w:rPr>
         <w:br w:type="page"/>
       </w:r>
-      <w:bookmarkStart w:id="0" w:name="_GoBack"/>
-      <w:bookmarkEnd w:id="0"/>
     </w:p>
     <w:p>
       <w:pPr>
         <w:pStyle w:val="111111111111111"/>
       </w:pPr>
-      <w:bookmarkStart w:id="1" w:name="_Toc231300675"/>
-      <w:bookmarkStart w:id="2" w:name="_Toc231301755"/>
+      <w:bookmarkStart w:id="0" w:name="_Toc231300675"/>
+      <w:bookmarkStart w:id="1" w:name="_Toc231301979"/>
       <w:r>
         <w:lastRenderedPageBreak/>
         <w:t>ВВЕДЕНИЕ</w:t>
       </w:r>
+      <w:bookmarkEnd w:id="0"/>
       <w:bookmarkEnd w:id="1"/>
+    </w:p>
+    <w:p>
+      <w:pPr>
+        <w:pStyle w:val="a9"/>
+        <w:spacing w:before="0" w:beforeAutospacing="0" w:after="0" w:afterAutospacing="0" w:line="360" w:lineRule="auto"/>
+        <w:ind w:firstLine="709"/>
+        <w:rPr>
+          <w:color w:val="1F1F1F"/>
+          <w:sz w:val="28"/>
+          <w:szCs w:val="28"/>
+        </w:rPr>
+      </w:pPr>
+      <w:r>
+        <w:rPr>
+          <w:color w:val="1F1F1F"/>
+          <w:sz w:val="28"/>
+          <w:szCs w:val="28"/>
+        </w:rPr>
+        <w:t xml:space="preserve">В ходе учебной практики была поставлена задача - разработать информационную систему учета оборудования для ООО </w:t>
+      </w:r>
+      <w:proofErr w:type="spellStart"/>
+      <w:r>
+        <w:rPr>
+          <w:color w:val="1F1F1F"/>
+          <w:sz w:val="28"/>
+          <w:szCs w:val="28"/>
+        </w:rPr>
+        <w:t>Отимосети</w:t>
+      </w:r>
+      <w:proofErr w:type="spellEnd"/>
+      <w:r>
+        <w:rPr>
+          <w:color w:val="1F1F1F"/>
+          <w:sz w:val="28"/>
+          <w:szCs w:val="28"/>
+        </w:rPr>
+        <w:t>. Ц</w:t>
+      </w:r>
+      <w:bookmarkStart w:id="2" w:name="_GoBack"/>
       <w:bookmarkEnd w:id="2"/>
-    </w:p>
-    <w:p>
-      <w:pPr>
-        <w:pStyle w:val="a9"/>
-        <w:spacing w:before="0" w:beforeAutospacing="0" w:after="0" w:afterAutospacing="0" w:line="360" w:lineRule="auto"/>
-        <w:ind w:firstLine="709"/>
-        <w:rPr>
-          <w:color w:val="1F1F1F"/>
-          <w:sz w:val="28"/>
-          <w:szCs w:val="28"/>
-        </w:rPr>
-      </w:pPr>
-      <w:r>
-        <w:rPr>
-          <w:color w:val="1F1F1F"/>
-          <w:sz w:val="28"/>
-          <w:szCs w:val="28"/>
-        </w:rPr>
-        <w:t xml:space="preserve">В ходе учебной практики была поставлена задача - разработать информационную систему учета оборудования для ООО </w:t>
-      </w:r>
-      <w:proofErr w:type="spellStart"/>
-      <w:r>
-        <w:rPr>
-          <w:color w:val="1F1F1F"/>
-          <w:sz w:val="28"/>
-          <w:szCs w:val="28"/>
-        </w:rPr>
-        <w:t>Отимосети</w:t>
-      </w:r>
-      <w:proofErr w:type="spellEnd"/>
-      <w:r>
-        <w:rPr>
-          <w:color w:val="1F1F1F"/>
-          <w:sz w:val="28"/>
-          <w:szCs w:val="28"/>
-        </w:rPr>
-        <w:t xml:space="preserve">. Цель работы заключалась в создании программного решения с использованием языка программирования C# в среде </w:t>
+      <w:r>
+        <w:rPr>
+          <w:color w:val="1F1F1F"/>
+          <w:sz w:val="28"/>
+          <w:szCs w:val="28"/>
+        </w:rPr>
+        <w:t xml:space="preserve">ель работы заключалась в создании программного решения с использованием языка программирования C# в среде </w:t>
       </w:r>
       <w:proofErr w:type="spellStart"/>
       <w:r>
@@ -2978,7 +3068,7 @@
         <w:pStyle w:val="111111111111111"/>
       </w:pPr>
       <w:bookmarkStart w:id="3" w:name="_Toc231300676"/>
-      <w:bookmarkStart w:id="4" w:name="_Toc231301756"/>
+      <w:bookmarkStart w:id="4" w:name="_Toc231301980"/>
       <w:r>
         <w:lastRenderedPageBreak/>
         <w:t xml:space="preserve">1 </w:t>
@@ -2993,7 +3083,7 @@
       <w:pPr>
         <w:pStyle w:val="222222222222222222"/>
       </w:pPr>
-      <w:bookmarkStart w:id="5" w:name="_Toc231301757"/>
+      <w:bookmarkStart w:id="5" w:name="_Toc231301981"/>
       <w:r>
         <w:t>1.1. Инструкция по охране труда</w:t>
       </w:r>
@@ -3341,7 +3431,7 @@
       <w:pPr>
         <w:pStyle w:val="222222222222222222"/>
       </w:pPr>
-      <w:bookmarkStart w:id="6" w:name="_Toc231301758"/>
+      <w:bookmarkStart w:id="6" w:name="_Toc231301982"/>
       <w:r>
         <w:t xml:space="preserve">1.2. Инструкции по технике безопасности и </w:t>
       </w:r>
@@ -3611,7 +3701,7 @@
       <w:pPr>
         <w:pStyle w:val="222222222222222222"/>
       </w:pPr>
-      <w:bookmarkStart w:id="7" w:name="_Toc231301759"/>
+      <w:bookmarkStart w:id="7" w:name="_Toc231301983"/>
       <w:r>
         <w:t>1.3. Меры по обеспечение безопасности при работе с компьютерной техникой</w:t>
       </w:r>
@@ -3833,7 +3923,7 @@
         <w:pStyle w:val="111111111111111"/>
       </w:pPr>
       <w:bookmarkStart w:id="8" w:name="_Toc231300677"/>
-      <w:bookmarkStart w:id="9" w:name="_Toc231301760"/>
+      <w:bookmarkStart w:id="9" w:name="_Toc231301984"/>
       <w:r>
         <w:lastRenderedPageBreak/>
         <w:t xml:space="preserve">2 </w:t>
@@ -3848,7 +3938,7 @@
       <w:pPr>
         <w:pStyle w:val="222222222222222222"/>
       </w:pPr>
-      <w:bookmarkStart w:id="10" w:name="_Toc231301761"/>
+      <w:bookmarkStart w:id="10" w:name="_Toc231301985"/>
       <w:r>
         <w:t>2.1. Краткая технико-экономическая характеристика объекта практики</w:t>
       </w:r>
@@ -4141,7 +4231,7 @@
       <w:pPr>
         <w:pStyle w:val="222222222222222222"/>
       </w:pPr>
-      <w:bookmarkStart w:id="11" w:name="_Toc231301762"/>
+      <w:bookmarkStart w:id="11" w:name="_Toc231301986"/>
       <w:r>
         <w:t>2.2. Состав технических средств подразделения</w:t>
       </w:r>
@@ -4554,7 +4644,7 @@
       <w:pPr>
         <w:pStyle w:val="222222222222222222"/>
       </w:pPr>
-      <w:bookmarkStart w:id="12" w:name="_Toc231301763"/>
+      <w:bookmarkStart w:id="12" w:name="_Toc231301987"/>
       <w:r>
         <w:t>2.3. Состав программного обеспечения и тематика решаемых задач</w:t>
       </w:r>
@@ -4908,7 +4998,7 @@
       <w:pPr>
         <w:pStyle w:val="222222222222222222"/>
       </w:pPr>
-      <w:bookmarkStart w:id="13" w:name="_Toc231301764"/>
+      <w:bookmarkStart w:id="13" w:name="_Toc231301988"/>
       <w:r>
         <w:t>2.4. Анализ требований к разрабатываемому программному модулю</w:t>
       </w:r>
@@ -5380,7 +5470,7 @@
         <w:pStyle w:val="111111111111111"/>
       </w:pPr>
       <w:bookmarkStart w:id="14" w:name="_Toc231300678"/>
-      <w:bookmarkStart w:id="15" w:name="_Toc231301765"/>
+      <w:bookmarkStart w:id="15" w:name="_Toc231301989"/>
       <w:r>
         <w:lastRenderedPageBreak/>
         <w:t xml:space="preserve">3 </w:t>
@@ -5395,7 +5485,7 @@
       <w:pPr>
         <w:pStyle w:val="222222222222222222"/>
       </w:pPr>
-      <w:bookmarkStart w:id="16" w:name="_Toc231301766"/>
+      <w:bookmarkStart w:id="16" w:name="_Toc231301990"/>
       <w:r>
         <w:t>3.1. Описание функциональной спецификации модуля</w:t>
       </w:r>
@@ -6563,7 +6653,7 @@
       <w:pPr>
         <w:pStyle w:val="222222222222222222"/>
       </w:pPr>
-      <w:bookmarkStart w:id="17" w:name="_Toc231301767"/>
+      <w:bookmarkStart w:id="17" w:name="_Toc231301991"/>
       <w:r>
         <w:t>3.2. Описание синтаксической спецификации входа модуля</w:t>
       </w:r>
@@ -7099,7 +7189,7 @@
       <w:pPr>
         <w:pStyle w:val="222222222222222222"/>
       </w:pPr>
-      <w:bookmarkStart w:id="18" w:name="_Toc231301768"/>
+      <w:bookmarkStart w:id="18" w:name="_Toc231301992"/>
       <w:r>
         <w:lastRenderedPageBreak/>
         <w:t>3.3. Описание структуры данных модуля</w:t>
@@ -8571,15 +8661,25 @@
           <w:color w:val="1F1F1F"/>
           <w:sz w:val="28"/>
           <w:szCs w:val="28"/>
-        </w:rPr>
-      </w:pPr>
-      <w:r>
-        <w:rPr>
-          <w:color w:val="1F1F1F"/>
-          <w:sz w:val="28"/>
-          <w:szCs w:val="28"/>
-        </w:rPr>
-        <w:t xml:space="preserve">    "</w:t>
+          <w:lang w:val="en-US"/>
+        </w:rPr>
+      </w:pPr>
+      <w:r>
+        <w:rPr>
+          <w:color w:val="1F1F1F"/>
+          <w:sz w:val="28"/>
+          <w:szCs w:val="28"/>
+        </w:rPr>
+        <w:t xml:space="preserve">    </w:t>
+      </w:r>
+      <w:r>
+        <w:rPr>
+          <w:color w:val="1F1F1F"/>
+          <w:sz w:val="28"/>
+          <w:szCs w:val="28"/>
+          <w:lang w:val="en-US"/>
+        </w:rPr>
+        <w:t>"</w:t>
       </w:r>
       <w:r>
         <w:rPr>
@@ -8595,6 +8695,7 @@
           <w:color w:val="1F1F1F"/>
           <w:sz w:val="28"/>
           <w:szCs w:val="28"/>
+          <w:lang w:val="en-US"/>
         </w:rPr>
         <w:t>": "</w:t>
       </w:r>
@@ -8611,6 +8712,7 @@
           <w:color w:val="1F1F1F"/>
           <w:sz w:val="28"/>
           <w:szCs w:val="28"/>
+          <w:lang w:val="en-US"/>
         </w:rPr>
         <w:t>",</w:t>
       </w:r>
@@ -8632,6 +8734,7 @@
           <w:color w:val="1F1F1F"/>
           <w:sz w:val="28"/>
           <w:szCs w:val="28"/>
+          <w:lang w:val="en-US"/>
         </w:rPr>
         <w:t xml:space="preserve">    </w:t>
       </w:r>
@@ -9037,6 +9140,7 @@
           <w:color w:val="1F1F1F"/>
           <w:sz w:val="28"/>
           <w:szCs w:val="28"/>
+          <w:lang w:val="en-US"/>
         </w:rPr>
       </w:pPr>
       <w:r>
@@ -9052,14 +9156,33 @@
           <w:color w:val="1F1F1F"/>
           <w:sz w:val="28"/>
           <w:szCs w:val="28"/>
-        </w:rPr>
-        <w:t>(Текст)</w:t>
-      </w:r>
-      <w:r>
-        <w:rPr>
-          <w:color w:val="1F1F1F"/>
-          <w:sz w:val="28"/>
-          <w:szCs w:val="28"/>
+          <w:lang w:val="en-US"/>
+        </w:rPr>
+        <w:t>(</w:t>
+      </w:r>
+      <w:r>
+        <w:rPr>
+          <w:color w:val="1F1F1F"/>
+          <w:sz w:val="28"/>
+          <w:szCs w:val="28"/>
+        </w:rPr>
+        <w:t>Текст</w:t>
+      </w:r>
+      <w:r>
+        <w:rPr>
+          <w:color w:val="1F1F1F"/>
+          <w:sz w:val="28"/>
+          <w:szCs w:val="28"/>
+          <w:lang w:val="en-US"/>
+        </w:rPr>
+        <w:t>)</w:t>
+      </w:r>
+      <w:r>
+        <w:rPr>
+          <w:color w:val="1F1F1F"/>
+          <w:sz w:val="28"/>
+          <w:szCs w:val="28"/>
+          <w:lang w:val="en-US"/>
         </w:rPr>
         <w:t xml:space="preserve"> </w:t>
       </w:r>
@@ -9068,6 +9191,7 @@
           <w:color w:val="1F1F1F"/>
           <w:sz w:val="28"/>
           <w:szCs w:val="28"/>
+          <w:lang w:val="en-US"/>
         </w:rPr>
         <w:t>6</w:t>
       </w:r>
@@ -9076,6 +9200,7 @@
           <w:color w:val="1F1F1F"/>
           <w:sz w:val="28"/>
           <w:szCs w:val="28"/>
+          <w:lang w:val="en-US"/>
         </w:rPr>
         <w:t xml:space="preserve"> - </w:t>
       </w:r>
@@ -9092,6 +9217,7 @@
           <w:color w:val="1F1F1F"/>
           <w:sz w:val="28"/>
           <w:szCs w:val="28"/>
+          <w:lang w:val="en-US"/>
         </w:rPr>
         <w:t xml:space="preserve"> </w:t>
       </w:r>
@@ -9108,9 +9234,11 @@
           <w:color w:val="1F1F1F"/>
           <w:sz w:val="28"/>
           <w:szCs w:val="28"/>
+          <w:lang w:val="en-US"/>
         </w:rPr>
         <w:t xml:space="preserve"> </w:t>
       </w:r>
+      <w:proofErr w:type="spellStart"/>
       <w:r>
         <w:rPr>
           <w:color w:val="1F1F1F"/>
@@ -9125,10 +9253,10 @@
           <w:color w:val="1F1F1F"/>
           <w:sz w:val="28"/>
           <w:szCs w:val="28"/>
+          <w:lang w:val="en-US"/>
         </w:rPr>
         <w:t>.</w:t>
       </w:r>
-      <w:proofErr w:type="spellStart"/>
       <w:r>
         <w:rPr>
           <w:color w:val="1F1F1F"/>
@@ -9144,6 +9272,7 @@
           <w:color w:val="1F1F1F"/>
           <w:sz w:val="28"/>
           <w:szCs w:val="28"/>
+          <w:lang w:val="en-US"/>
         </w:rPr>
         <w:t xml:space="preserve"> </w:t>
       </w:r>
@@ -9160,6 +9289,7 @@
           <w:color w:val="1F1F1F"/>
           <w:sz w:val="28"/>
           <w:szCs w:val="28"/>
+          <w:lang w:val="en-US"/>
         </w:rPr>
         <w:t xml:space="preserve"> </w:t>
       </w:r>
@@ -9179,14 +9309,15 @@
           <w:color w:val="1F1F1F"/>
           <w:sz w:val="28"/>
           <w:szCs w:val="28"/>
-          <w:lang w:eastAsia="ru-RU"/>
-        </w:rPr>
-      </w:pPr>
-      <w:r>
-        <w:rPr>
-          <w:color w:val="1F1F1F"/>
-          <w:sz w:val="28"/>
-          <w:szCs w:val="28"/>
+          <w:lang w:val="en-US" w:eastAsia="ru-RU"/>
+        </w:rPr>
+      </w:pPr>
+      <w:r>
+        <w:rPr>
+          <w:color w:val="1F1F1F"/>
+          <w:sz w:val="28"/>
+          <w:szCs w:val="28"/>
+          <w:lang w:val="en-US"/>
         </w:rPr>
         <w:br w:type="page"/>
       </w:r>
@@ -9196,7 +9327,7 @@
         <w:pStyle w:val="111111111111111"/>
       </w:pPr>
       <w:bookmarkStart w:id="19" w:name="_Toc231300679"/>
-      <w:bookmarkStart w:id="20" w:name="_Toc231301769"/>
+      <w:bookmarkStart w:id="20" w:name="_Toc231301993"/>
       <w:r>
         <w:lastRenderedPageBreak/>
         <w:t xml:space="preserve">4 </w:t>
@@ -9211,7 +9342,7 @@
       <w:pPr>
         <w:pStyle w:val="222222222222222222"/>
       </w:pPr>
-      <w:bookmarkStart w:id="21" w:name="_Toc231301770"/>
+      <w:bookmarkStart w:id="21" w:name="_Toc231301994"/>
       <w:r>
         <w:t>4.1. Выбор языка программирования</w:t>
       </w:r>
@@ -9564,7 +9695,7 @@
       <w:pPr>
         <w:pStyle w:val="222222222222222222"/>
       </w:pPr>
-      <w:bookmarkStart w:id="22" w:name="_Toc231301771"/>
+      <w:bookmarkStart w:id="22" w:name="_Toc231301995"/>
       <w:r>
         <w:t>4.2. Программирование модуля</w:t>
       </w:r>
@@ -10758,7 +10889,7 @@
       <w:pPr>
         <w:pStyle w:val="222222222222222222"/>
       </w:pPr>
-      <w:bookmarkStart w:id="23" w:name="_Toc231301772"/>
+      <w:bookmarkStart w:id="23" w:name="_Toc231301996"/>
       <w:r>
         <w:t>4.3. Компиляция модуля</w:t>
       </w:r>
@@ -10986,7 +11117,7 @@
       <w:pPr>
         <w:pStyle w:val="222222222222222222"/>
       </w:pPr>
-      <w:bookmarkStart w:id="24" w:name="_Toc231301773"/>
+      <w:bookmarkStart w:id="24" w:name="_Toc231301997"/>
       <w:r>
         <w:lastRenderedPageBreak/>
         <w:t>4.4. Отладка модуля</w:t>
@@ -11091,7 +11222,7 @@
         <w:pStyle w:val="111111111111111"/>
       </w:pPr>
       <w:bookmarkStart w:id="25" w:name="_Toc231300680"/>
-      <w:bookmarkStart w:id="26" w:name="_Toc231301774"/>
+      <w:bookmarkStart w:id="26" w:name="_Toc231301998"/>
       <w:r>
         <w:lastRenderedPageBreak/>
         <w:t xml:space="preserve">5 </w:t>
@@ -11106,7 +11237,7 @@
       <w:pPr>
         <w:pStyle w:val="222222222222222222"/>
       </w:pPr>
-      <w:bookmarkStart w:id="27" w:name="_Toc231301775"/>
+      <w:bookmarkStart w:id="27" w:name="_Toc231301999"/>
       <w:r>
         <w:t>5.1. Разработка тестовых сценариев</w:t>
       </w:r>
@@ -11574,7 +11705,7 @@
       <w:pPr>
         <w:pStyle w:val="222222222222222222"/>
       </w:pPr>
-      <w:bookmarkStart w:id="28" w:name="_Toc231301776"/>
+      <w:bookmarkStart w:id="28" w:name="_Toc231302000"/>
       <w:r>
         <w:t>5.2. Модульное тестирование</w:t>
       </w:r>
@@ -12096,7 +12227,7 @@
       <w:pPr>
         <w:pStyle w:val="222222222222222222"/>
       </w:pPr>
-      <w:bookmarkStart w:id="29" w:name="_Toc231301777"/>
+      <w:bookmarkStart w:id="29" w:name="_Toc231302001"/>
       <w:r>
         <w:t>5.3. Тестирование производительности</w:t>
       </w:r>
@@ -12341,7 +12472,7 @@
       <w:pPr>
         <w:pStyle w:val="222222222222222222"/>
       </w:pPr>
-      <w:bookmarkStart w:id="30" w:name="_Toc231301778"/>
+      <w:bookmarkStart w:id="30" w:name="_Toc231302002"/>
       <w:r>
         <w:t xml:space="preserve">5.4. Загрузка программного модуля в </w:t>
       </w:r>
@@ -12500,7 +12631,7 @@
         <w:pStyle w:val="111111111111111"/>
       </w:pPr>
       <w:bookmarkStart w:id="31" w:name="_Toc231300681"/>
-      <w:bookmarkStart w:id="32" w:name="_Toc231301779"/>
+      <w:bookmarkStart w:id="32" w:name="_Toc231302003"/>
       <w:r>
         <w:lastRenderedPageBreak/>
         <w:t>ЗАКЛЮЧЕНИЕ</w:t>
@@ -12888,7 +13019,7 @@
         <w:pStyle w:val="111111111111111"/>
       </w:pPr>
       <w:bookmarkStart w:id="33" w:name="_Toc231300682"/>
-      <w:bookmarkStart w:id="34" w:name="_Toc231301780"/>
+      <w:bookmarkStart w:id="34" w:name="_Toc231302004"/>
       <w:r>
         <w:lastRenderedPageBreak/>
         <w:t>СПИСОК ИСПОЛЬЗОВАННЫХ ИСТОЧНИКОВ</w:t>
@@ -13505,7 +13636,7 @@
             <w:sz w:val="28"/>
             <w:szCs w:val="28"/>
           </w:rPr>
-          <w:t>6</w:t>
+          <w:t>2</w:t>
         </w:r>
         <w:r>
           <w:rPr>
@@ -17473,7 +17604,7 @@
 </file>
 
 <file path=customXml/itemProps1.xml><?xml version="1.0" encoding="utf-8"?>
-<ds:datastoreItem xmlns:ds="http://schemas.openxmlformats.org/officeDocument/2006/customXml" ds:itemID="{277D98D9-32B4-44B5-89E3-569A787090CF}">
+<ds:datastoreItem xmlns:ds="http://schemas.openxmlformats.org/officeDocument/2006/customXml" ds:itemID="{B7DE2770-EEC2-4A0A-A115-C899E3224419}">
   <ds:schemaRefs>
     <ds:schemaRef ds:uri="http://schemas.openxmlformats.org/officeDocument/2006/bibliography"/>
   </ds:schemaRefs>

--- a/Otchot — копия.docx
+++ b/Otchot — копия.docx
@@ -2713,7 +2713,31 @@
           <w:sz w:val="28"/>
           <w:szCs w:val="28"/>
         </w:rPr>
-        <w:t>Отимосети</w:t>
+        <w:t>О</w:t>
+      </w:r>
+      <w:r>
+        <w:rPr>
+          <w:color w:val="1F1F1F"/>
+          <w:sz w:val="28"/>
+          <w:szCs w:val="28"/>
+        </w:rPr>
+        <w:t>птима</w:t>
+      </w:r>
+      <w:r>
+        <w:rPr>
+          <w:color w:val="1F1F1F"/>
+          <w:sz w:val="28"/>
+          <w:szCs w:val="28"/>
+        </w:rPr>
+        <w:t>сет</w:t>
+      </w:r>
+      <w:r>
+        <w:rPr>
+          <w:color w:val="1F1F1F"/>
+          <w:sz w:val="28"/>
+          <w:szCs w:val="28"/>
+        </w:rPr>
+        <w:t>ь</w:t>
       </w:r>
       <w:proofErr w:type="spellEnd"/>
       <w:r>
@@ -2722,17 +2746,7 @@
           <w:sz w:val="28"/>
           <w:szCs w:val="28"/>
         </w:rPr>
-        <w:t>. Ц</w:t>
-      </w:r>
-      <w:bookmarkStart w:id="2" w:name="_GoBack"/>
-      <w:bookmarkEnd w:id="2"/>
-      <w:r>
-        <w:rPr>
-          <w:color w:val="1F1F1F"/>
-          <w:sz w:val="28"/>
-          <w:szCs w:val="28"/>
-        </w:rPr>
-        <w:t xml:space="preserve">ель работы заключалась в создании программного решения с использованием языка программирования C# в среде </w:t>
+        <w:t xml:space="preserve">. Цель работы заключалась в создании программного решения с использованием языка программирования C# в среде </w:t>
       </w:r>
       <w:proofErr w:type="spellStart"/>
       <w:r>
@@ -3067,8 +3081,8 @@
       <w:pPr>
         <w:pStyle w:val="111111111111111"/>
       </w:pPr>
-      <w:bookmarkStart w:id="3" w:name="_Toc231300676"/>
-      <w:bookmarkStart w:id="4" w:name="_Toc231301980"/>
+      <w:bookmarkStart w:id="2" w:name="_Toc231300676"/>
+      <w:bookmarkStart w:id="3" w:name="_Toc231301980"/>
       <w:r>
         <w:lastRenderedPageBreak/>
         <w:t xml:space="preserve">1 </w:t>
@@ -3076,18 +3090,18 @@
       <w:r>
         <w:t>ТЕХНИКА БЕЗОПАСНОСТИ</w:t>
       </w:r>
+      <w:bookmarkEnd w:id="2"/>
       <w:bookmarkEnd w:id="3"/>
+    </w:p>
+    <w:p>
+      <w:pPr>
+        <w:pStyle w:val="222222222222222222"/>
+      </w:pPr>
+      <w:bookmarkStart w:id="4" w:name="_Toc231301981"/>
+      <w:r>
+        <w:t>1.1. Инструкция по охране труда</w:t>
+      </w:r>
       <w:bookmarkEnd w:id="4"/>
-    </w:p>
-    <w:p>
-      <w:pPr>
-        <w:pStyle w:val="222222222222222222"/>
-      </w:pPr>
-      <w:bookmarkStart w:id="5" w:name="_Toc231301981"/>
-      <w:r>
-        <w:t>1.1. Инструкция по охране труда</w:t>
-      </w:r>
-      <w:bookmarkEnd w:id="5"/>
     </w:p>
     <w:p>
       <w:pPr>
@@ -3431,7 +3445,7 @@
       <w:pPr>
         <w:pStyle w:val="222222222222222222"/>
       </w:pPr>
-      <w:bookmarkStart w:id="6" w:name="_Toc231301982"/>
+      <w:bookmarkStart w:id="5" w:name="_Toc231301982"/>
       <w:r>
         <w:t xml:space="preserve">1.2. Инструкции по технике безопасности и </w:t>
       </w:r>
@@ -3439,7 +3453,7 @@
       <w:r>
         <w:t>пожароопасности</w:t>
       </w:r>
-      <w:bookmarkEnd w:id="6"/>
+      <w:bookmarkEnd w:id="5"/>
       <w:proofErr w:type="spellEnd"/>
     </w:p>
     <w:p>
@@ -3701,11 +3715,11 @@
       <w:pPr>
         <w:pStyle w:val="222222222222222222"/>
       </w:pPr>
-      <w:bookmarkStart w:id="7" w:name="_Toc231301983"/>
+      <w:bookmarkStart w:id="6" w:name="_Toc231301983"/>
       <w:r>
         <w:t>1.3. Меры по обеспечение безопасности при работе с компьютерной техникой</w:t>
       </w:r>
-      <w:bookmarkEnd w:id="7"/>
+      <w:bookmarkEnd w:id="6"/>
     </w:p>
     <w:p>
       <w:pPr>
@@ -3922,8 +3936,8 @@
       <w:pPr>
         <w:pStyle w:val="111111111111111"/>
       </w:pPr>
-      <w:bookmarkStart w:id="8" w:name="_Toc231300677"/>
-      <w:bookmarkStart w:id="9" w:name="_Toc231301984"/>
+      <w:bookmarkStart w:id="7" w:name="_Toc231300677"/>
+      <w:bookmarkStart w:id="8" w:name="_Toc231301984"/>
       <w:r>
         <w:lastRenderedPageBreak/>
         <w:t xml:space="preserve">2 </w:t>
@@ -3931,18 +3945,18 @@
       <w:r>
         <w:t>АНАЛИЗ ПРЕДМЕТНОЙ ОБЛАСТИ</w:t>
       </w:r>
+      <w:bookmarkEnd w:id="7"/>
       <w:bookmarkEnd w:id="8"/>
+    </w:p>
+    <w:p>
+      <w:pPr>
+        <w:pStyle w:val="222222222222222222"/>
+      </w:pPr>
+      <w:bookmarkStart w:id="9" w:name="_Toc231301985"/>
+      <w:r>
+        <w:t>2.1. Краткая технико-экономическая характеристика объекта практики</w:t>
+      </w:r>
       <w:bookmarkEnd w:id="9"/>
-    </w:p>
-    <w:p>
-      <w:pPr>
-        <w:pStyle w:val="222222222222222222"/>
-      </w:pPr>
-      <w:bookmarkStart w:id="10" w:name="_Toc231301985"/>
-      <w:r>
-        <w:t>2.1. Краткая технико-экономическая характеристика объекта практики</w:t>
-      </w:r>
-      <w:bookmarkEnd w:id="10"/>
     </w:p>
     <w:p>
       <w:pPr>
@@ -4215,7 +4229,25 @@
           <w:sz w:val="28"/>
           <w:szCs w:val="28"/>
         </w:rPr>
-        <w:t>Отимосеть</w:t>
+        <w:t>Оп</w:t>
+      </w:r>
+      <w:bookmarkStart w:id="10" w:name="_GoBack"/>
+      <w:bookmarkEnd w:id="10"/>
+      <w:r>
+        <w:rPr>
+          <w:color w:val="1F1F1F"/>
+          <w:sz w:val="28"/>
+          <w:szCs w:val="28"/>
+        </w:rPr>
+        <w:t>тима</w:t>
+      </w:r>
+      <w:r>
+        <w:rPr>
+          <w:color w:val="1F1F1F"/>
+          <w:sz w:val="28"/>
+          <w:szCs w:val="28"/>
+        </w:rPr>
+        <w:t>сеть</w:t>
       </w:r>
       <w:proofErr w:type="spellEnd"/>
       <w:r>
@@ -13636,7 +13668,7 @@
             <w:sz w:val="28"/>
             <w:szCs w:val="28"/>
           </w:rPr>
-          <w:t>2</w:t>
+          <w:t>8</w:t>
         </w:r>
         <w:r>
           <w:rPr>
@@ -17604,7 +17636,7 @@
 </file>
 
 <file path=customXml/itemProps1.xml><?xml version="1.0" encoding="utf-8"?>
-<ds:datastoreItem xmlns:ds="http://schemas.openxmlformats.org/officeDocument/2006/customXml" ds:itemID="{B7DE2770-EEC2-4A0A-A115-C899E3224419}">
+<ds:datastoreItem xmlns:ds="http://schemas.openxmlformats.org/officeDocument/2006/customXml" ds:itemID="{9BDD644A-0919-4AE6-BD0B-2309FC163994}">
   <ds:schemaRefs>
     <ds:schemaRef ds:uri="http://schemas.openxmlformats.org/officeDocument/2006/bibliography"/>
   </ds:schemaRefs>
